--- a/TS Jatai Ghanam Project/TS 7.4/TS 7.4 Jatai Malayalam Corrections.docx
+++ b/TS Jatai Ghanam Project/TS 7.4/TS 7.4 Jatai Malayalam Corrections.docx
@@ -1,6 +1,6 @@
 
 <file path=word/document.xml><?xml version="1.0" encoding="utf-8"?>
-<w:document xmlns:wpc="http://schemas.microsoft.com/office/word/2010/wordprocessingCanvas" xmlns:cx="http://schemas.microsoft.com/office/drawing/2014/chartex" xmlns:cx1="http://schemas.microsoft.com/office/drawing/2015/9/8/chartex" xmlns:cx2="http://schemas.microsoft.com/office/drawing/2015/10/21/chartex" xmlns:cx3="http://schemas.microsoft.com/office/drawing/2016/5/9/chartex" xmlns:cx4="http://schemas.microsoft.com/office/drawing/2016/5/10/chartex" xmlns:cx5="http://schemas.microsoft.com/office/drawing/2016/5/11/chartex" xmlns:cx6="http://schemas.microsoft.com/office/drawing/2016/5/12/chartex" xmlns:cx7="http://schemas.microsoft.com/office/drawing/2016/5/13/chartex" xmlns:cx8="http://schemas.microsoft.com/office/drawing/2016/5/14/chartex" xmlns:mc="http://schemas.openxmlformats.org/markup-compatibility/2006" xmlns:aink="http://schemas.microsoft.com/office/drawing/2016/ink" xmlns:am3d="http://schemas.microsoft.com/office/drawing/2017/model3d" xmlns:o="urn:schemas-microsoft-com:office:office" xmlns:oel="http://schemas.microsoft.com/office/2019/extlst" xmlns:r="http://schemas.openxmlformats.org/officeDocument/2006/relationships" xmlns:m="http://schemas.openxmlformats.org/officeDocument/2006/math" xmlns:v="urn:schemas-microsoft-com:vml" xmlns:wp14="http://schemas.microsoft.com/office/word/2010/wordprocessingDrawing" xmlns:wp="http://schemas.openxmlformats.org/drawingml/2006/wordprocessingDrawing" xmlns:w10="urn:schemas-microsoft-com:office:word" xmlns:w="http://schemas.openxmlformats.org/wordprocessingml/2006/main" xmlns:w14="http://schemas.microsoft.com/office/word/2010/wordml" xmlns:w15="http://schemas.microsoft.com/office/word/2012/wordml" xmlns:w16cei="http://schemas.microsoft.com/office/word/2026/wordml/cei" xmlns:w16cex="http://schemas.microsoft.com/office/word/2018/wordml/cex" xmlns:w16cid="http://schemas.microsoft.com/office/word/2016/wordml/cid" xmlns:w16="http://schemas.microsoft.com/office/word/2018/wordml" xmlns:w16du="http://schemas.microsoft.com/office/word/2023/wordml/word16du" xmlns:w16sdtdh="http://schemas.microsoft.com/office/word/2020/wordml/sdtdatahash" xmlns:w16sdtfl="http://schemas.microsoft.com/office/word/2024/wordml/sdtformatlock" xmlns:w16se="http://schemas.microsoft.com/office/word/2015/wordml/symex" xmlns:wpg="http://schemas.microsoft.com/office/word/2010/wordprocessingGroup" xmlns:wpi="http://schemas.microsoft.com/office/word/2010/wordprocessingInk" xmlns:wne="http://schemas.microsoft.com/office/word/2006/wordml" xmlns:wps="http://schemas.microsoft.com/office/word/2010/wordprocessingShape" mc:Ignorable="w14 w15 w16se w16cid w16 w16cex w16sdtdh w16sdtfl w16du wp14">
+<w:document xmlns:wpc="http://schemas.microsoft.com/office/word/2010/wordprocessingCanvas" xmlns:cx="http://schemas.microsoft.com/office/drawing/2014/chartex" xmlns:cx1="http://schemas.microsoft.com/office/drawing/2015/9/8/chartex" xmlns:cx2="http://schemas.microsoft.com/office/drawing/2015/10/21/chartex" xmlns:cx3="http://schemas.microsoft.com/office/drawing/2016/5/9/chartex" xmlns:cx4="http://schemas.microsoft.com/office/drawing/2016/5/10/chartex" xmlns:cx5="http://schemas.microsoft.com/office/drawing/2016/5/11/chartex" xmlns:cx6="http://schemas.microsoft.com/office/drawing/2016/5/12/chartex" xmlns:cx7="http://schemas.microsoft.com/office/drawing/2016/5/13/chartex" xmlns:cx8="http://schemas.microsoft.com/office/drawing/2016/5/14/chartex" xmlns:mc="http://schemas.openxmlformats.org/markup-compatibility/2006" xmlns:aink="http://schemas.microsoft.com/office/drawing/2016/ink" xmlns:am3d="http://schemas.microsoft.com/office/drawing/2017/model3d" xmlns:o="urn:schemas-microsoft-com:office:office" xmlns:oel="http://schemas.microsoft.com/office/2019/extlst" xmlns:r="http://schemas.openxmlformats.org/officeDocument/2006/relationships" xmlns:m="http://schemas.openxmlformats.org/officeDocument/2006/math" xmlns:v="urn:schemas-microsoft-com:vml" xmlns:wp14="http://schemas.microsoft.com/office/word/2010/wordprocessingDrawing" xmlns:wp="http://schemas.openxmlformats.org/drawingml/2006/wordprocessingDrawing" xmlns:w10="urn:schemas-microsoft-com:office:word" xmlns:w="http://schemas.openxmlformats.org/wordprocessingml/2006/main" xmlns:w14="http://schemas.microsoft.com/office/word/2010/wordml" xmlns:w15="http://schemas.microsoft.com/office/word/2012/wordml" xmlns:w16cex="http://schemas.microsoft.com/office/word/2018/wordml/cex" xmlns:w16cid="http://schemas.microsoft.com/office/word/2016/wordml/cid" xmlns:w16="http://schemas.microsoft.com/office/word/2018/wordml" xmlns:w16du="http://schemas.microsoft.com/office/word/2023/wordml/word16du" xmlns:w16sdtdh="http://schemas.microsoft.com/office/word/2020/wordml/sdtdatahash" xmlns:w16sdtfl="http://schemas.microsoft.com/office/word/2024/wordml/sdtformatlock" xmlns:w16se="http://schemas.microsoft.com/office/word/2015/wordml/symex" xmlns:wpg="http://schemas.microsoft.com/office/word/2010/wordprocessingGroup" xmlns:wpi="http://schemas.microsoft.com/office/word/2010/wordprocessingInk" xmlns:wne="http://schemas.microsoft.com/office/word/2006/wordml" xmlns:wps="http://schemas.microsoft.com/office/word/2010/wordprocessingShape" mc:Ignorable="w14 w15 w16se w16cid w16 w16cex w16sdtdh w16sdtfl w16du wp14">
   <w:body>
     <w:p>
       <w:pPr>
@@ -938,7 +938,7 @@
       </w:tr>
       <w:tr>
         <w:trPr>
-          <w:trHeight w:val="540"/>
+          <w:trHeight w:val="1115"/>
         </w:trPr>
         <w:tc>
           <w:tcPr>
@@ -952,10 +952,236 @@
               <w:adjustRightInd w:val="0"/>
               <w:spacing w:before="0" w:line="240" w:lineRule="auto"/>
               <w:rPr>
+                <w:rFonts w:ascii="BRH Malayalam Extra" w:hAnsi="BRH Malayalam Extra" w:cs="BRH Malayalam Extra"/>
+                <w:color w:val="000000"/>
+                <w:sz w:val="32"/>
+                <w:szCs w:val="32"/>
+              </w:rPr>
+            </w:pPr>
+            <w:r>
+              <w:rPr>
+                <w:rFonts w:ascii="BRH Malayalam Extra" w:hAnsi="BRH Malayalam Extra" w:cs="BRH Malayalam Extra"/>
+                <w:color w:val="000000"/>
+                <w:sz w:val="32"/>
+                <w:szCs w:val="32"/>
+              </w:rPr>
+              <w:t>(</w:t>
+            </w:r>
+            <w:r>
+              <w:rPr>
+                <w:rFonts w:cs="BRH Malayalam Extra"/>
+                <w:color w:val="000000"/>
+                <w:szCs w:val="32"/>
+              </w:rPr>
+              <w:t>45</w:t>
+            </w:r>
+            <w:r>
+              <w:rPr>
+                <w:rFonts w:ascii="BRH Malayalam Extra" w:hAnsi="BRH Malayalam Extra" w:cs="BRH Malayalam Extra"/>
+                <w:color w:val="000000"/>
+                <w:sz w:val="32"/>
+                <w:szCs w:val="32"/>
+              </w:rPr>
+              <w:t>)</w:t>
+            </w:r>
+            <w:r>
+              <w:rPr>
+                <w:rFonts w:cs="BRH Malayalam Extra"/>
+                <w:color w:val="000000"/>
+                <w:szCs w:val="32"/>
+              </w:rPr>
+              <w:t>[P41</w:t>
+            </w:r>
+            <w:r>
+              <w:rPr>
+                <w:rFonts w:ascii="BRH Malayalam Extra" w:hAnsi="BRH Malayalam Extra" w:cs="BRH Malayalam Extra"/>
+                <w:color w:val="000000"/>
+                <w:sz w:val="32"/>
+                <w:szCs w:val="32"/>
+              </w:rPr>
+              <w:t xml:space="preserve">] </w:t>
+            </w:r>
+            <w:r>
+              <w:rPr>
+                <w:rFonts w:cs="BRH Malayalam Extra"/>
+                <w:color w:val="000000"/>
+                <w:szCs w:val="32"/>
+              </w:rPr>
+              <w:t>7</w:t>
+            </w:r>
+            <w:r>
+              <w:rPr>
+                <w:rFonts w:ascii="BRH Malayalam Extra" w:hAnsi="BRH Malayalam Extra" w:cs="BRH Malayalam Extra"/>
+                <w:color w:val="000000"/>
+                <w:sz w:val="32"/>
+                <w:szCs w:val="32"/>
+              </w:rPr>
+              <w:t>.</w:t>
+            </w:r>
+            <w:r>
+              <w:rPr>
+                <w:rFonts w:cs="BRH Malayalam Extra"/>
+                <w:color w:val="000000"/>
+                <w:szCs w:val="32"/>
+              </w:rPr>
+              <w:t>4</w:t>
+            </w:r>
+            <w:r>
+              <w:rPr>
+                <w:rFonts w:ascii="BRH Malayalam Extra" w:hAnsi="BRH Malayalam Extra" w:cs="BRH Malayalam Extra"/>
+                <w:color w:val="000000"/>
+                <w:sz w:val="32"/>
+                <w:szCs w:val="32"/>
+              </w:rPr>
+              <w:t>.</w:t>
+            </w:r>
+            <w:r>
+              <w:rPr>
+                <w:rFonts w:cs="BRH Malayalam Extra"/>
+                <w:color w:val="000000"/>
+                <w:szCs w:val="32"/>
+              </w:rPr>
+              <w:t>15</w:t>
+            </w:r>
+            <w:r>
+              <w:rPr>
+                <w:rFonts w:ascii="BRH Malayalam Extra" w:hAnsi="BRH Malayalam Extra" w:cs="BRH Malayalam Extra"/>
+                <w:color w:val="000000"/>
+                <w:sz w:val="32"/>
+                <w:szCs w:val="32"/>
+              </w:rPr>
+              <w:t>.</w:t>
+            </w:r>
+            <w:r>
+              <w:rPr>
+                <w:rFonts w:cs="BRH Malayalam Extra"/>
+                <w:color w:val="000000"/>
+                <w:szCs w:val="32"/>
+              </w:rPr>
+              <w:t>1</w:t>
+            </w:r>
+            <w:r>
+              <w:rPr>
+                <w:rFonts w:ascii="BRH Malayalam Extra" w:hAnsi="BRH Malayalam Extra" w:cs="BRH Malayalam Extra"/>
+                <w:color w:val="000000"/>
+                <w:sz w:val="32"/>
+                <w:szCs w:val="32"/>
+              </w:rPr>
+              <w:t>(</w:t>
+            </w:r>
+            <w:r>
+              <w:rPr>
+                <w:rFonts w:cs="BRH Malayalam Extra"/>
+                <w:color w:val="000000"/>
+                <w:szCs w:val="32"/>
+              </w:rPr>
+              <w:t>42</w:t>
+            </w:r>
+            <w:r>
+              <w:rPr>
+                <w:rFonts w:ascii="BRH Malayalam Extra" w:hAnsi="BRH Malayalam Extra" w:cs="BRH Malayalam Extra"/>
+                <w:color w:val="000000"/>
+                <w:sz w:val="32"/>
+                <w:szCs w:val="32"/>
+              </w:rPr>
+              <w:t>)- ¥sûd— | ty |</w:t>
+            </w:r>
+          </w:p>
+          <w:p>
+            <w:pPr>
+              <w:widowControl w:val="0"/>
+              <w:autoSpaceDE w:val="0"/>
+              <w:autoSpaceDN w:val="0"/>
+              <w:adjustRightInd w:val="0"/>
+              <w:spacing w:before="0" w:line="240" w:lineRule="auto"/>
+              <w:rPr>
                 <w:rFonts w:cs="BRH Malayalam Extra"/>
                 <w:szCs w:val="40"/>
               </w:rPr>
             </w:pPr>
+            <w:r>
+              <w:rPr>
+                <w:rFonts w:ascii="BRH Malayalam Extra" w:hAnsi="BRH Malayalam Extra" w:cs="BRH Malayalam Extra"/>
+                <w:color w:val="000000"/>
+                <w:sz w:val="32"/>
+                <w:szCs w:val="32"/>
+              </w:rPr>
+              <w:t>¥sû</w:t>
+            </w:r>
+            <w:r>
+              <w:rPr>
+                <w:rFonts w:ascii="BRH Malayalam Extra" w:hAnsi="BRH Malayalam Extra" w:cs="BRH Malayalam Extra"/>
+                <w:color w:val="000000"/>
+                <w:sz w:val="32"/>
+                <w:szCs w:val="32"/>
+                <w:highlight w:val="yellow"/>
+              </w:rPr>
+              <w:t>d</w:t>
+            </w:r>
+            <w:r>
+              <w:rPr>
+                <w:rFonts w:ascii="BRH Malayalam Extra" w:hAnsi="BRH Malayalam Extra" w:cs="BRH Malayalam Extra"/>
+                <w:color w:val="000000"/>
+                <w:sz w:val="28"/>
+                <w:szCs w:val="32"/>
+              </w:rPr>
+              <w:t>–</w:t>
+            </w:r>
+            <w:r>
+              <w:rPr>
+                <w:rFonts w:ascii="BRH Malayalam Extra" w:hAnsi="BRH Malayalam Extra" w:cs="BRH Malayalam Extra"/>
+                <w:color w:val="000000"/>
+                <w:sz w:val="32"/>
+                <w:szCs w:val="32"/>
+              </w:rPr>
+              <w:t xml:space="preserve"> ty ty ¥sûd</w:t>
+            </w:r>
+            <w:r>
+              <w:rPr>
+                <w:rFonts w:ascii="BRH Malayalam Extra" w:hAnsi="BRH Malayalam Extra" w:cs="BRH Malayalam Extra"/>
+                <w:color w:val="000000"/>
+                <w:sz w:val="28"/>
+                <w:szCs w:val="32"/>
+              </w:rPr>
+              <w:t>–</w:t>
+            </w:r>
+            <w:r>
+              <w:rPr>
+                <w:rFonts w:ascii="BRH Malayalam Extra" w:hAnsi="BRH Malayalam Extra" w:cs="BRH Malayalam Extra"/>
+                <w:color w:val="000000"/>
+                <w:sz w:val="32"/>
+                <w:szCs w:val="32"/>
+              </w:rPr>
+              <w:t xml:space="preserve"> ¥sû</w:t>
+            </w:r>
+            <w:r>
+              <w:rPr>
+                <w:rFonts w:ascii="BRH Malayalam Extra" w:hAnsi="BRH Malayalam Extra" w:cs="BRH Malayalam Extra"/>
+                <w:color w:val="000000"/>
+                <w:sz w:val="32"/>
+                <w:szCs w:val="32"/>
+                <w:highlight w:val="yellow"/>
+              </w:rPr>
+              <w:t>d</w:t>
+            </w:r>
+            <w:r>
+              <w:rPr>
+                <w:rFonts w:ascii="BRH Malayalam Extra" w:hAnsi="BRH Malayalam Extra" w:cs="BRH Malayalam Extra"/>
+                <w:color w:val="000000"/>
+                <w:sz w:val="28"/>
+                <w:szCs w:val="32"/>
+              </w:rPr>
+              <w:t>–</w:t>
+            </w:r>
+            <w:r>
+              <w:rPr>
+                <w:rFonts w:ascii="BRH Malayalam Extra" w:hAnsi="BRH Malayalam Extra" w:cs="BRH Malayalam Extra"/>
+                <w:color w:val="000000"/>
+                <w:sz w:val="32"/>
+                <w:szCs w:val="32"/>
+              </w:rPr>
+              <w:t xml:space="preserve"> ty | </w:t>
+            </w:r>
           </w:p>
         </w:tc>
         <w:tc>
@@ -970,11 +1196,248 @@
               <w:adjustRightInd w:val="0"/>
               <w:spacing w:before="0" w:line="240" w:lineRule="auto"/>
               <w:rPr>
+                <w:rFonts w:ascii="BRH Malayalam Extra" w:hAnsi="BRH Malayalam Extra" w:cs="BRH Malayalam Extra"/>
+                <w:color w:val="000000"/>
+                <w:sz w:val="32"/>
+                <w:szCs w:val="32"/>
+              </w:rPr>
+            </w:pPr>
+            <w:r>
+              <w:rPr>
+                <w:rFonts w:ascii="BRH Malayalam Extra" w:hAnsi="BRH Malayalam Extra" w:cs="BRH Malayalam Extra"/>
+                <w:color w:val="000000"/>
+                <w:sz w:val="32"/>
+                <w:szCs w:val="32"/>
+              </w:rPr>
+              <w:t>(</w:t>
+            </w:r>
+            <w:r>
+              <w:rPr>
                 <w:rFonts w:cs="BRH Malayalam Extra"/>
                 <w:color w:val="000000"/>
+                <w:szCs w:val="32"/>
+              </w:rPr>
+              <w:t>45</w:t>
+            </w:r>
+            <w:r>
+              <w:rPr>
+                <w:rFonts w:ascii="BRH Malayalam Extra" w:hAnsi="BRH Malayalam Extra" w:cs="BRH Malayalam Extra"/>
+                <w:color w:val="000000"/>
+                <w:sz w:val="32"/>
+                <w:szCs w:val="32"/>
+              </w:rPr>
+              <w:t>)</w:t>
+            </w:r>
+            <w:r>
+              <w:rPr>
+                <w:rFonts w:cs="BRH Malayalam Extra"/>
+                <w:color w:val="000000"/>
+                <w:szCs w:val="32"/>
+              </w:rPr>
+              <w:t>[P41</w:t>
+            </w:r>
+            <w:r>
+              <w:rPr>
+                <w:rFonts w:ascii="BRH Malayalam Extra" w:hAnsi="BRH Malayalam Extra" w:cs="BRH Malayalam Extra"/>
+                <w:color w:val="000000"/>
+                <w:sz w:val="32"/>
+                <w:szCs w:val="32"/>
+              </w:rPr>
+              <w:t xml:space="preserve">] </w:t>
+            </w:r>
+            <w:r>
+              <w:rPr>
+                <w:rFonts w:cs="BRH Malayalam Extra"/>
+                <w:color w:val="000000"/>
+                <w:szCs w:val="32"/>
+              </w:rPr>
+              <w:t>7</w:t>
+            </w:r>
+            <w:r>
+              <w:rPr>
+                <w:rFonts w:ascii="BRH Malayalam Extra" w:hAnsi="BRH Malayalam Extra" w:cs="BRH Malayalam Extra"/>
+                <w:color w:val="000000"/>
+                <w:sz w:val="32"/>
+                <w:szCs w:val="32"/>
+              </w:rPr>
+              <w:t>.</w:t>
+            </w:r>
+            <w:r>
+              <w:rPr>
+                <w:rFonts w:cs="BRH Malayalam Extra"/>
+                <w:color w:val="000000"/>
+                <w:szCs w:val="32"/>
+              </w:rPr>
+              <w:t>4</w:t>
+            </w:r>
+            <w:r>
+              <w:rPr>
+                <w:rFonts w:ascii="BRH Malayalam Extra" w:hAnsi="BRH Malayalam Extra" w:cs="BRH Malayalam Extra"/>
+                <w:color w:val="000000"/>
+                <w:sz w:val="32"/>
+                <w:szCs w:val="32"/>
+              </w:rPr>
+              <w:t>.</w:t>
+            </w:r>
+            <w:r>
+              <w:rPr>
+                <w:rFonts w:cs="BRH Malayalam Extra"/>
+                <w:color w:val="000000"/>
+                <w:szCs w:val="32"/>
+              </w:rPr>
+              <w:t>15</w:t>
+            </w:r>
+            <w:r>
+              <w:rPr>
+                <w:rFonts w:ascii="BRH Malayalam Extra" w:hAnsi="BRH Malayalam Extra" w:cs="BRH Malayalam Extra"/>
+                <w:color w:val="000000"/>
+                <w:sz w:val="32"/>
+                <w:szCs w:val="32"/>
+              </w:rPr>
+              <w:t>.</w:t>
+            </w:r>
+            <w:r>
+              <w:rPr>
+                <w:rFonts w:cs="BRH Malayalam Extra"/>
+                <w:color w:val="000000"/>
+                <w:szCs w:val="32"/>
+              </w:rPr>
+              <w:t>1</w:t>
+            </w:r>
+            <w:r>
+              <w:rPr>
+                <w:rFonts w:ascii="BRH Malayalam Extra" w:hAnsi="BRH Malayalam Extra" w:cs="BRH Malayalam Extra"/>
+                <w:color w:val="000000"/>
+                <w:sz w:val="32"/>
+                <w:szCs w:val="32"/>
+              </w:rPr>
+              <w:t>(</w:t>
+            </w:r>
+            <w:r>
+              <w:rPr>
+                <w:rFonts w:cs="BRH Malayalam Extra"/>
+                <w:color w:val="000000"/>
+                <w:szCs w:val="32"/>
+              </w:rPr>
+              <w:t>42</w:t>
+            </w:r>
+            <w:r>
+              <w:rPr>
+                <w:rFonts w:ascii="BRH Malayalam Extra" w:hAnsi="BRH Malayalam Extra" w:cs="BRH Malayalam Extra"/>
+                <w:color w:val="000000"/>
+                <w:sz w:val="32"/>
+                <w:szCs w:val="32"/>
+              </w:rPr>
+              <w:t>)- ¥sûd— | ty |</w:t>
+            </w:r>
+          </w:p>
+          <w:p>
+            <w:pPr>
+              <w:widowControl w:val="0"/>
+              <w:autoSpaceDE w:val="0"/>
+              <w:autoSpaceDN w:val="0"/>
+              <w:adjustRightInd w:val="0"/>
+              <w:spacing w:before="0" w:line="240" w:lineRule="auto"/>
+              <w:rPr>
+                <w:rFonts w:cs="BRH Malayalam Extra"/>
+                <w:color w:val="000000"/>
                 <w:szCs w:val="40"/>
               </w:rPr>
             </w:pPr>
+            <w:r>
+              <w:rPr>
+                <w:rFonts w:ascii="BRH Malayalam Extra" w:hAnsi="BRH Malayalam Extra" w:cs="BRH Malayalam Extra"/>
+                <w:color w:val="000000"/>
+                <w:sz w:val="32"/>
+                <w:szCs w:val="32"/>
+              </w:rPr>
+              <w:t>¥sû</w:t>
+            </w:r>
+            <w:r>
+              <w:rPr>
+                <w:rFonts w:ascii="BRH Malayalam Extra" w:hAnsi="BRH Malayalam Extra" w:cs="BRH Malayalam Extra"/>
+                <w:color w:val="000000"/>
+                <w:sz w:val="32"/>
+                <w:szCs w:val="32"/>
+                <w:highlight w:val="green"/>
+              </w:rPr>
+              <w:t>dx</w:t>
+            </w:r>
+            <w:r>
+              <w:rPr>
+                <w:rFonts w:ascii="BRH Malayalam Extra" w:hAnsi="BRH Malayalam Extra" w:cs="BRH Malayalam Extra"/>
+                <w:color w:val="000000"/>
+                <w:sz w:val="28"/>
+                <w:szCs w:val="32"/>
+              </w:rPr>
+              <w:t>–</w:t>
+            </w:r>
+            <w:r>
+              <w:rPr>
+                <w:rFonts w:ascii="BRH Malayalam Extra" w:hAnsi="BRH Malayalam Extra" w:cs="BRH Malayalam Extra"/>
+                <w:color w:val="000000"/>
+                <w:sz w:val="32"/>
+                <w:szCs w:val="32"/>
+              </w:rPr>
+              <w:t xml:space="preserve"> ty ty ¥sûd</w:t>
+            </w:r>
+            <w:r>
+              <w:rPr>
+                <w:rFonts w:ascii="BRH Malayalam Extra" w:hAnsi="BRH Malayalam Extra" w:cs="BRH Malayalam Extra"/>
+                <w:color w:val="000000"/>
+                <w:sz w:val="28"/>
+                <w:szCs w:val="32"/>
+              </w:rPr>
+              <w:t>–</w:t>
+            </w:r>
+            <w:r>
+              <w:rPr>
+                <w:rFonts w:ascii="BRH Malayalam Extra" w:hAnsi="BRH Malayalam Extra" w:cs="BRH Malayalam Extra"/>
+                <w:color w:val="000000"/>
+                <w:sz w:val="32"/>
+                <w:szCs w:val="32"/>
+              </w:rPr>
+              <w:t xml:space="preserve"> ¥sû</w:t>
+            </w:r>
+            <w:r>
+              <w:rPr>
+                <w:rFonts w:ascii="BRH Malayalam Extra" w:hAnsi="BRH Malayalam Extra" w:cs="BRH Malayalam Extra"/>
+                <w:color w:val="000000"/>
+                <w:sz w:val="32"/>
+                <w:szCs w:val="32"/>
+                <w:highlight w:val="green"/>
+              </w:rPr>
+              <w:t>d</w:t>
+            </w:r>
+            <w:r>
+              <w:rPr>
+                <w:rFonts w:ascii="BRH Malayalam Extra" w:hAnsi="BRH Malayalam Extra" w:cs="BRH Malayalam Extra"/>
+                <w:color w:val="000000"/>
+                <w:sz w:val="28"/>
+                <w:szCs w:val="32"/>
+                <w:highlight w:val="green"/>
+              </w:rPr>
+              <w:t>–</w:t>
+            </w:r>
+            <w:r>
+              <w:rPr>
+                <w:rFonts w:ascii="BRH Malayalam Extra" w:hAnsi="BRH Malayalam Extra" w:cs="BRH Malayalam Extra"/>
+                <w:color w:val="000000"/>
+                <w:sz w:val="32"/>
+                <w:szCs w:val="32"/>
+                <w:highlight w:val="green"/>
+              </w:rPr>
+              <w:t>x</w:t>
+            </w:r>
+            <w:r>
+              <w:rPr>
+                <w:rFonts w:ascii="BRH Malayalam Extra" w:hAnsi="BRH Malayalam Extra" w:cs="BRH Malayalam Extra"/>
+                <w:color w:val="000000"/>
+                <w:sz w:val="32"/>
+                <w:szCs w:val="32"/>
+              </w:rPr>
+              <w:t xml:space="preserve"> ty | </w:t>
+            </w:r>
           </w:p>
         </w:tc>
       </w:tr>
@@ -1485,7 +1948,7 @@
 </file>
 
 <file path=word/endnotes.xml><?xml version="1.0" encoding="utf-8"?>
-<w:endnotes xmlns:wpc="http://schemas.microsoft.com/office/word/2010/wordprocessingCanvas" xmlns:cx="http://schemas.microsoft.com/office/drawing/2014/chartex" xmlns:cx1="http://schemas.microsoft.com/office/drawing/2015/9/8/chartex" xmlns:cx2="http://schemas.microsoft.com/office/drawing/2015/10/21/chartex" xmlns:cx3="http://schemas.microsoft.com/office/drawing/2016/5/9/chartex" xmlns:cx4="http://schemas.microsoft.com/office/drawing/2016/5/10/chartex" xmlns:cx5="http://schemas.microsoft.com/office/drawing/2016/5/11/chartex" xmlns:cx6="http://schemas.microsoft.com/office/drawing/2016/5/12/chartex" xmlns:cx7="http://schemas.microsoft.com/office/drawing/2016/5/13/chartex" xmlns:cx8="http://schemas.microsoft.com/office/drawing/2016/5/14/chartex" xmlns:mc="http://schemas.openxmlformats.org/markup-compatibility/2006" xmlns:aink="http://schemas.microsoft.com/office/drawing/2016/ink" xmlns:am3d="http://schemas.microsoft.com/office/drawing/2017/model3d" xmlns:o="urn:schemas-microsoft-com:office:office" xmlns:oel="http://schemas.microsoft.com/office/2019/extlst" xmlns:r="http://schemas.openxmlformats.org/officeDocument/2006/relationships" xmlns:m="http://schemas.openxmlformats.org/officeDocument/2006/math" xmlns:v="urn:schemas-microsoft-com:vml" xmlns:wp14="http://schemas.microsoft.com/office/word/2010/wordprocessingDrawing" xmlns:wp="http://schemas.openxmlformats.org/drawingml/2006/wordprocessingDrawing" xmlns:w10="urn:schemas-microsoft-com:office:word" xmlns:w="http://schemas.openxmlformats.org/wordprocessingml/2006/main" xmlns:w14="http://schemas.microsoft.com/office/word/2010/wordml" xmlns:w15="http://schemas.microsoft.com/office/word/2012/wordml" xmlns:w16cei="http://schemas.microsoft.com/office/word/2026/wordml/cei" xmlns:w16cex="http://schemas.microsoft.com/office/word/2018/wordml/cex" xmlns:w16cid="http://schemas.microsoft.com/office/word/2016/wordml/cid" xmlns:w16="http://schemas.microsoft.com/office/word/2018/wordml" xmlns:w16du="http://schemas.microsoft.com/office/word/2023/wordml/word16du" xmlns:w16sdtdh="http://schemas.microsoft.com/office/word/2020/wordml/sdtdatahash" xmlns:w16sdtfl="http://schemas.microsoft.com/office/word/2024/wordml/sdtformatlock" xmlns:w16se="http://schemas.microsoft.com/office/word/2015/wordml/symex" xmlns:wpg="http://schemas.microsoft.com/office/word/2010/wordprocessingGroup" xmlns:wpi="http://schemas.microsoft.com/office/word/2010/wordprocessingInk" xmlns:wne="http://schemas.microsoft.com/office/word/2006/wordml" xmlns:wps="http://schemas.microsoft.com/office/word/2010/wordprocessingShape" mc:Ignorable="w14 w15 w16se w16cid w16 w16cex w16sdtdh w16sdtfl w16du wp14">
+<w:endnotes xmlns:wpc="http://schemas.microsoft.com/office/word/2010/wordprocessingCanvas" xmlns:cx="http://schemas.microsoft.com/office/drawing/2014/chartex" xmlns:cx1="http://schemas.microsoft.com/office/drawing/2015/9/8/chartex" xmlns:cx2="http://schemas.microsoft.com/office/drawing/2015/10/21/chartex" xmlns:cx3="http://schemas.microsoft.com/office/drawing/2016/5/9/chartex" xmlns:cx4="http://schemas.microsoft.com/office/drawing/2016/5/10/chartex" xmlns:cx5="http://schemas.microsoft.com/office/drawing/2016/5/11/chartex" xmlns:cx6="http://schemas.microsoft.com/office/drawing/2016/5/12/chartex" xmlns:cx7="http://schemas.microsoft.com/office/drawing/2016/5/13/chartex" xmlns:cx8="http://schemas.microsoft.com/office/drawing/2016/5/14/chartex" xmlns:mc="http://schemas.openxmlformats.org/markup-compatibility/2006" xmlns:aink="http://schemas.microsoft.com/office/drawing/2016/ink" xmlns:am3d="http://schemas.microsoft.com/office/drawing/2017/model3d" xmlns:o="urn:schemas-microsoft-com:office:office" xmlns:oel="http://schemas.microsoft.com/office/2019/extlst" xmlns:r="http://schemas.openxmlformats.org/officeDocument/2006/relationships" xmlns:m="http://schemas.openxmlformats.org/officeDocument/2006/math" xmlns:v="urn:schemas-microsoft-com:vml" xmlns:wp14="http://schemas.microsoft.com/office/word/2010/wordprocessingDrawing" xmlns:wp="http://schemas.openxmlformats.org/drawingml/2006/wordprocessingDrawing" xmlns:w10="urn:schemas-microsoft-com:office:word" xmlns:w="http://schemas.openxmlformats.org/wordprocessingml/2006/main" xmlns:w14="http://schemas.microsoft.com/office/word/2010/wordml" xmlns:w15="http://schemas.microsoft.com/office/word/2012/wordml" xmlns:w16cex="http://schemas.microsoft.com/office/word/2018/wordml/cex" xmlns:w16cid="http://schemas.microsoft.com/office/word/2016/wordml/cid" xmlns:w16="http://schemas.microsoft.com/office/word/2018/wordml" xmlns:w16du="http://schemas.microsoft.com/office/word/2023/wordml/word16du" xmlns:w16sdtdh="http://schemas.microsoft.com/office/word/2020/wordml/sdtdatahash" xmlns:w16sdtfl="http://schemas.microsoft.com/office/word/2024/wordml/sdtformatlock" xmlns:w16se="http://schemas.microsoft.com/office/word/2015/wordml/symex" xmlns:wpg="http://schemas.microsoft.com/office/word/2010/wordprocessingGroup" xmlns:wpi="http://schemas.microsoft.com/office/word/2010/wordprocessingInk" xmlns:wne="http://schemas.microsoft.com/office/word/2006/wordml" xmlns:wps="http://schemas.microsoft.com/office/word/2010/wordprocessingShape" mc:Ignorable="w14 w15 w16se w16cid w16 w16cex w16sdtdh w16sdtfl w16du wp14">
   <w:endnote w:type="separator" w:id="-1">
     <w:p>
       <w:pPr>
@@ -1510,7 +1973,7 @@
 </file>
 
 <file path=word/footer1.xml><?xml version="1.0" encoding="utf-8"?>
-<w:ftr xmlns:wpc="http://schemas.microsoft.com/office/word/2010/wordprocessingCanvas" xmlns:cx="http://schemas.microsoft.com/office/drawing/2014/chartex" xmlns:cx1="http://schemas.microsoft.com/office/drawing/2015/9/8/chartex" xmlns:cx2="http://schemas.microsoft.com/office/drawing/2015/10/21/chartex" xmlns:cx3="http://schemas.microsoft.com/office/drawing/2016/5/9/chartex" xmlns:cx4="http://schemas.microsoft.com/office/drawing/2016/5/10/chartex" xmlns:cx5="http://schemas.microsoft.com/office/drawing/2016/5/11/chartex" xmlns:cx6="http://schemas.microsoft.com/office/drawing/2016/5/12/chartex" xmlns:cx7="http://schemas.microsoft.com/office/drawing/2016/5/13/chartex" xmlns:cx8="http://schemas.microsoft.com/office/drawing/2016/5/14/chartex" xmlns:mc="http://schemas.openxmlformats.org/markup-compatibility/2006" xmlns:aink="http://schemas.microsoft.com/office/drawing/2016/ink" xmlns:am3d="http://schemas.microsoft.com/office/drawing/2017/model3d" xmlns:o="urn:schemas-microsoft-com:office:office" xmlns:oel="http://schemas.microsoft.com/office/2019/extlst" xmlns:r="http://schemas.openxmlformats.org/officeDocument/2006/relationships" xmlns:m="http://schemas.openxmlformats.org/officeDocument/2006/math" xmlns:v="urn:schemas-microsoft-com:vml" xmlns:wp14="http://schemas.microsoft.com/office/word/2010/wordprocessingDrawing" xmlns:wp="http://schemas.openxmlformats.org/drawingml/2006/wordprocessingDrawing" xmlns:w10="urn:schemas-microsoft-com:office:word" xmlns:w="http://schemas.openxmlformats.org/wordprocessingml/2006/main" xmlns:w14="http://schemas.microsoft.com/office/word/2010/wordml" xmlns:w15="http://schemas.microsoft.com/office/word/2012/wordml" xmlns:w16cei="http://schemas.microsoft.com/office/word/2026/wordml/cei" xmlns:w16cex="http://schemas.microsoft.com/office/word/2018/wordml/cex" xmlns:w16cid="http://schemas.microsoft.com/office/word/2016/wordml/cid" xmlns:w16="http://schemas.microsoft.com/office/word/2018/wordml" xmlns:w16du="http://schemas.microsoft.com/office/word/2023/wordml/word16du" xmlns:w16sdtdh="http://schemas.microsoft.com/office/word/2020/wordml/sdtdatahash" xmlns:w16sdtfl="http://schemas.microsoft.com/office/word/2024/wordml/sdtformatlock" xmlns:w16se="http://schemas.microsoft.com/office/word/2015/wordml/symex" xmlns:wpg="http://schemas.microsoft.com/office/word/2010/wordprocessingGroup" xmlns:wpi="http://schemas.microsoft.com/office/word/2010/wordprocessingInk" xmlns:wne="http://schemas.microsoft.com/office/word/2006/wordml" xmlns:wps="http://schemas.microsoft.com/office/word/2010/wordprocessingShape" mc:Ignorable="w14 w15 w16se w16cid w16 w16cex w16sdtdh w16sdtfl w16du wp14">
+<w:ftr xmlns:wpc="http://schemas.microsoft.com/office/word/2010/wordprocessingCanvas" xmlns:cx="http://schemas.microsoft.com/office/drawing/2014/chartex" xmlns:cx1="http://schemas.microsoft.com/office/drawing/2015/9/8/chartex" xmlns:cx2="http://schemas.microsoft.com/office/drawing/2015/10/21/chartex" xmlns:cx3="http://schemas.microsoft.com/office/drawing/2016/5/9/chartex" xmlns:cx4="http://schemas.microsoft.com/office/drawing/2016/5/10/chartex" xmlns:cx5="http://schemas.microsoft.com/office/drawing/2016/5/11/chartex" xmlns:cx6="http://schemas.microsoft.com/office/drawing/2016/5/12/chartex" xmlns:cx7="http://schemas.microsoft.com/office/drawing/2016/5/13/chartex" xmlns:cx8="http://schemas.microsoft.com/office/drawing/2016/5/14/chartex" xmlns:mc="http://schemas.openxmlformats.org/markup-compatibility/2006" xmlns:aink="http://schemas.microsoft.com/office/drawing/2016/ink" xmlns:am3d="http://schemas.microsoft.com/office/drawing/2017/model3d" xmlns:o="urn:schemas-microsoft-com:office:office" xmlns:oel="http://schemas.microsoft.com/office/2019/extlst" xmlns:r="http://schemas.openxmlformats.org/officeDocument/2006/relationships" xmlns:m="http://schemas.openxmlformats.org/officeDocument/2006/math" xmlns:v="urn:schemas-microsoft-com:vml" xmlns:wp14="http://schemas.microsoft.com/office/word/2010/wordprocessingDrawing" xmlns:wp="http://schemas.openxmlformats.org/drawingml/2006/wordprocessingDrawing" xmlns:w10="urn:schemas-microsoft-com:office:word" xmlns:w="http://schemas.openxmlformats.org/wordprocessingml/2006/main" xmlns:w14="http://schemas.microsoft.com/office/word/2010/wordml" xmlns:w15="http://schemas.microsoft.com/office/word/2012/wordml" xmlns:w16cex="http://schemas.microsoft.com/office/word/2018/wordml/cex" xmlns:w16cid="http://schemas.microsoft.com/office/word/2016/wordml/cid" xmlns:w16="http://schemas.microsoft.com/office/word/2018/wordml" xmlns:w16du="http://schemas.microsoft.com/office/word/2023/wordml/word16du" xmlns:w16sdtdh="http://schemas.microsoft.com/office/word/2020/wordml/sdtdatahash" xmlns:w16sdtfl="http://schemas.microsoft.com/office/word/2024/wordml/sdtformatlock" xmlns:w16se="http://schemas.microsoft.com/office/word/2015/wordml/symex" xmlns:wpg="http://schemas.microsoft.com/office/word/2010/wordprocessingGroup" xmlns:wpi="http://schemas.microsoft.com/office/word/2010/wordprocessingInk" xmlns:wne="http://schemas.microsoft.com/office/word/2006/wordml" xmlns:wps="http://schemas.microsoft.com/office/word/2010/wordprocessingShape" mc:Ignorable="w14 w15 w16se w16cid w16 w16cex w16sdtdh w16sdtfl w16du wp14">
   <w:p>
     <w:pPr>
       <w:pBdr>
@@ -1692,7 +2155,7 @@
 </file>
 
 <file path=word/footer2.xml><?xml version="1.0" encoding="utf-8"?>
-<w:ftr xmlns:wpc="http://schemas.microsoft.com/office/word/2010/wordprocessingCanvas" xmlns:cx="http://schemas.microsoft.com/office/drawing/2014/chartex" xmlns:cx1="http://schemas.microsoft.com/office/drawing/2015/9/8/chartex" xmlns:cx2="http://schemas.microsoft.com/office/drawing/2015/10/21/chartex" xmlns:cx3="http://schemas.microsoft.com/office/drawing/2016/5/9/chartex" xmlns:cx4="http://schemas.microsoft.com/office/drawing/2016/5/10/chartex" xmlns:cx5="http://schemas.microsoft.com/office/drawing/2016/5/11/chartex" xmlns:cx6="http://schemas.microsoft.com/office/drawing/2016/5/12/chartex" xmlns:cx7="http://schemas.microsoft.com/office/drawing/2016/5/13/chartex" xmlns:cx8="http://schemas.microsoft.com/office/drawing/2016/5/14/chartex" xmlns:mc="http://schemas.openxmlformats.org/markup-compatibility/2006" xmlns:aink="http://schemas.microsoft.com/office/drawing/2016/ink" xmlns:am3d="http://schemas.microsoft.com/office/drawing/2017/model3d" xmlns:o="urn:schemas-microsoft-com:office:office" xmlns:oel="http://schemas.microsoft.com/office/2019/extlst" xmlns:r="http://schemas.openxmlformats.org/officeDocument/2006/relationships" xmlns:m="http://schemas.openxmlformats.org/officeDocument/2006/math" xmlns:v="urn:schemas-microsoft-com:vml" xmlns:wp14="http://schemas.microsoft.com/office/word/2010/wordprocessingDrawing" xmlns:wp="http://schemas.openxmlformats.org/drawingml/2006/wordprocessingDrawing" xmlns:w10="urn:schemas-microsoft-com:office:word" xmlns:w="http://schemas.openxmlformats.org/wordprocessingml/2006/main" xmlns:w14="http://schemas.microsoft.com/office/word/2010/wordml" xmlns:w15="http://schemas.microsoft.com/office/word/2012/wordml" xmlns:w16cei="http://schemas.microsoft.com/office/word/2026/wordml/cei" xmlns:w16cex="http://schemas.microsoft.com/office/word/2018/wordml/cex" xmlns:w16cid="http://schemas.microsoft.com/office/word/2016/wordml/cid" xmlns:w16="http://schemas.microsoft.com/office/word/2018/wordml" xmlns:w16du="http://schemas.microsoft.com/office/word/2023/wordml/word16du" xmlns:w16sdtdh="http://schemas.microsoft.com/office/word/2020/wordml/sdtdatahash" xmlns:w16sdtfl="http://schemas.microsoft.com/office/word/2024/wordml/sdtformatlock" xmlns:w16se="http://schemas.microsoft.com/office/word/2015/wordml/symex" xmlns:wpg="http://schemas.microsoft.com/office/word/2010/wordprocessingGroup" xmlns:wpi="http://schemas.microsoft.com/office/word/2010/wordprocessingInk" xmlns:wne="http://schemas.microsoft.com/office/word/2006/wordml" xmlns:wps="http://schemas.microsoft.com/office/word/2010/wordprocessingShape" mc:Ignorable="w14 w15 w16se w16cid w16 w16cex w16sdtdh w16sdtfl w16du wp14">
+<w:ftr xmlns:wpc="http://schemas.microsoft.com/office/word/2010/wordprocessingCanvas" xmlns:cx="http://schemas.microsoft.com/office/drawing/2014/chartex" xmlns:cx1="http://schemas.microsoft.com/office/drawing/2015/9/8/chartex" xmlns:cx2="http://schemas.microsoft.com/office/drawing/2015/10/21/chartex" xmlns:cx3="http://schemas.microsoft.com/office/drawing/2016/5/9/chartex" xmlns:cx4="http://schemas.microsoft.com/office/drawing/2016/5/10/chartex" xmlns:cx5="http://schemas.microsoft.com/office/drawing/2016/5/11/chartex" xmlns:cx6="http://schemas.microsoft.com/office/drawing/2016/5/12/chartex" xmlns:cx7="http://schemas.microsoft.com/office/drawing/2016/5/13/chartex" xmlns:cx8="http://schemas.microsoft.com/office/drawing/2016/5/14/chartex" xmlns:mc="http://schemas.openxmlformats.org/markup-compatibility/2006" xmlns:aink="http://schemas.microsoft.com/office/drawing/2016/ink" xmlns:am3d="http://schemas.microsoft.com/office/drawing/2017/model3d" xmlns:o="urn:schemas-microsoft-com:office:office" xmlns:oel="http://schemas.microsoft.com/office/2019/extlst" xmlns:r="http://schemas.openxmlformats.org/officeDocument/2006/relationships" xmlns:m="http://schemas.openxmlformats.org/officeDocument/2006/math" xmlns:v="urn:schemas-microsoft-com:vml" xmlns:wp14="http://schemas.microsoft.com/office/word/2010/wordprocessingDrawing" xmlns:wp="http://schemas.openxmlformats.org/drawingml/2006/wordprocessingDrawing" xmlns:w10="urn:schemas-microsoft-com:office:word" xmlns:w="http://schemas.openxmlformats.org/wordprocessingml/2006/main" xmlns:w14="http://schemas.microsoft.com/office/word/2010/wordml" xmlns:w15="http://schemas.microsoft.com/office/word/2012/wordml" xmlns:w16cex="http://schemas.microsoft.com/office/word/2018/wordml/cex" xmlns:w16cid="http://schemas.microsoft.com/office/word/2016/wordml/cid" xmlns:w16="http://schemas.microsoft.com/office/word/2018/wordml" xmlns:w16du="http://schemas.microsoft.com/office/word/2023/wordml/word16du" xmlns:w16sdtdh="http://schemas.microsoft.com/office/word/2020/wordml/sdtdatahash" xmlns:w16sdtfl="http://schemas.microsoft.com/office/word/2024/wordml/sdtformatlock" xmlns:w16se="http://schemas.microsoft.com/office/word/2015/wordml/symex" xmlns:wpg="http://schemas.microsoft.com/office/word/2010/wordprocessingGroup" xmlns:wpi="http://schemas.microsoft.com/office/word/2010/wordprocessingInk" xmlns:wne="http://schemas.microsoft.com/office/word/2006/wordml" xmlns:wps="http://schemas.microsoft.com/office/word/2010/wordprocessingShape" mc:Ignorable="w14 w15 w16se w16cid w16 w16cex w16sdtdh w16sdtfl w16du wp14">
   <w:p>
     <w:pPr>
       <w:pBdr>
@@ -1898,7 +2361,7 @@
 </file>
 
 <file path=word/footnotes.xml><?xml version="1.0" encoding="utf-8"?>
-<w:footnotes xmlns:wpc="http://schemas.microsoft.com/office/word/2010/wordprocessingCanvas" xmlns:cx="http://schemas.microsoft.com/office/drawing/2014/chartex" xmlns:cx1="http://schemas.microsoft.com/office/drawing/2015/9/8/chartex" xmlns:cx2="http://schemas.microsoft.com/office/drawing/2015/10/21/chartex" xmlns:cx3="http://schemas.microsoft.com/office/drawing/2016/5/9/chartex" xmlns:cx4="http://schemas.microsoft.com/office/drawing/2016/5/10/chartex" xmlns:cx5="http://schemas.microsoft.com/office/drawing/2016/5/11/chartex" xmlns:cx6="http://schemas.microsoft.com/office/drawing/2016/5/12/chartex" xmlns:cx7="http://schemas.microsoft.com/office/drawing/2016/5/13/chartex" xmlns:cx8="http://schemas.microsoft.com/office/drawing/2016/5/14/chartex" xmlns:mc="http://schemas.openxmlformats.org/markup-compatibility/2006" xmlns:aink="http://schemas.microsoft.com/office/drawing/2016/ink" xmlns:am3d="http://schemas.microsoft.com/office/drawing/2017/model3d" xmlns:o="urn:schemas-microsoft-com:office:office" xmlns:oel="http://schemas.microsoft.com/office/2019/extlst" xmlns:r="http://schemas.openxmlformats.org/officeDocument/2006/relationships" xmlns:m="http://schemas.openxmlformats.org/officeDocument/2006/math" xmlns:v="urn:schemas-microsoft-com:vml" xmlns:wp14="http://schemas.microsoft.com/office/word/2010/wordprocessingDrawing" xmlns:wp="http://schemas.openxmlformats.org/drawingml/2006/wordprocessingDrawing" xmlns:w10="urn:schemas-microsoft-com:office:word" xmlns:w="http://schemas.openxmlformats.org/wordprocessingml/2006/main" xmlns:w14="http://schemas.microsoft.com/office/word/2010/wordml" xmlns:w15="http://schemas.microsoft.com/office/word/2012/wordml" xmlns:w16cei="http://schemas.microsoft.com/office/word/2026/wordml/cei" xmlns:w16cex="http://schemas.microsoft.com/office/word/2018/wordml/cex" xmlns:w16cid="http://schemas.microsoft.com/office/word/2016/wordml/cid" xmlns:w16="http://schemas.microsoft.com/office/word/2018/wordml" xmlns:w16du="http://schemas.microsoft.com/office/word/2023/wordml/word16du" xmlns:w16sdtdh="http://schemas.microsoft.com/office/word/2020/wordml/sdtdatahash" xmlns:w16sdtfl="http://schemas.microsoft.com/office/word/2024/wordml/sdtformatlock" xmlns:w16se="http://schemas.microsoft.com/office/word/2015/wordml/symex" xmlns:wpg="http://schemas.microsoft.com/office/word/2010/wordprocessingGroup" xmlns:wpi="http://schemas.microsoft.com/office/word/2010/wordprocessingInk" xmlns:wne="http://schemas.microsoft.com/office/word/2006/wordml" xmlns:wps="http://schemas.microsoft.com/office/word/2010/wordprocessingShape" mc:Ignorable="w14 w15 w16se w16cid w16 w16cex w16sdtdh w16sdtfl w16du wp14">
+<w:footnotes xmlns:wpc="http://schemas.microsoft.com/office/word/2010/wordprocessingCanvas" xmlns:cx="http://schemas.microsoft.com/office/drawing/2014/chartex" xmlns:cx1="http://schemas.microsoft.com/office/drawing/2015/9/8/chartex" xmlns:cx2="http://schemas.microsoft.com/office/drawing/2015/10/21/chartex" xmlns:cx3="http://schemas.microsoft.com/office/drawing/2016/5/9/chartex" xmlns:cx4="http://schemas.microsoft.com/office/drawing/2016/5/10/chartex" xmlns:cx5="http://schemas.microsoft.com/office/drawing/2016/5/11/chartex" xmlns:cx6="http://schemas.microsoft.com/office/drawing/2016/5/12/chartex" xmlns:cx7="http://schemas.microsoft.com/office/drawing/2016/5/13/chartex" xmlns:cx8="http://schemas.microsoft.com/office/drawing/2016/5/14/chartex" xmlns:mc="http://schemas.openxmlformats.org/markup-compatibility/2006" xmlns:aink="http://schemas.microsoft.com/office/drawing/2016/ink" xmlns:am3d="http://schemas.microsoft.com/office/drawing/2017/model3d" xmlns:o="urn:schemas-microsoft-com:office:office" xmlns:oel="http://schemas.microsoft.com/office/2019/extlst" xmlns:r="http://schemas.openxmlformats.org/officeDocument/2006/relationships" xmlns:m="http://schemas.openxmlformats.org/officeDocument/2006/math" xmlns:v="urn:schemas-microsoft-com:vml" xmlns:wp14="http://schemas.microsoft.com/office/word/2010/wordprocessingDrawing" xmlns:wp="http://schemas.openxmlformats.org/drawingml/2006/wordprocessingDrawing" xmlns:w10="urn:schemas-microsoft-com:office:word" xmlns:w="http://schemas.openxmlformats.org/wordprocessingml/2006/main" xmlns:w14="http://schemas.microsoft.com/office/word/2010/wordml" xmlns:w15="http://schemas.microsoft.com/office/word/2012/wordml" xmlns:w16cex="http://schemas.microsoft.com/office/word/2018/wordml/cex" xmlns:w16cid="http://schemas.microsoft.com/office/word/2016/wordml/cid" xmlns:w16="http://schemas.microsoft.com/office/word/2018/wordml" xmlns:w16du="http://schemas.microsoft.com/office/word/2023/wordml/word16du" xmlns:w16sdtdh="http://schemas.microsoft.com/office/word/2020/wordml/sdtdatahash" xmlns:w16sdtfl="http://schemas.microsoft.com/office/word/2024/wordml/sdtformatlock" xmlns:w16se="http://schemas.microsoft.com/office/word/2015/wordml/symex" xmlns:wpg="http://schemas.microsoft.com/office/word/2010/wordprocessingGroup" xmlns:wpi="http://schemas.microsoft.com/office/word/2010/wordprocessingInk" xmlns:wne="http://schemas.microsoft.com/office/word/2006/wordml" xmlns:wps="http://schemas.microsoft.com/office/word/2010/wordprocessingShape" mc:Ignorable="w14 w15 w16se w16cid w16 w16cex w16sdtdh w16sdtfl w16du wp14">
   <w:footnote w:type="separator" w:id="-1">
     <w:p>
       <w:pPr>
@@ -1923,7 +2386,7 @@
 </file>
 
 <file path=word/header1.xml><?xml version="1.0" encoding="utf-8"?>
-<w:hdr xmlns:wpc="http://schemas.microsoft.com/office/word/2010/wordprocessingCanvas" xmlns:cx="http://schemas.microsoft.com/office/drawing/2014/chartex" xmlns:cx1="http://schemas.microsoft.com/office/drawing/2015/9/8/chartex" xmlns:cx2="http://schemas.microsoft.com/office/drawing/2015/10/21/chartex" xmlns:cx3="http://schemas.microsoft.com/office/drawing/2016/5/9/chartex" xmlns:cx4="http://schemas.microsoft.com/office/drawing/2016/5/10/chartex" xmlns:cx5="http://schemas.microsoft.com/office/drawing/2016/5/11/chartex" xmlns:cx6="http://schemas.microsoft.com/office/drawing/2016/5/12/chartex" xmlns:cx7="http://schemas.microsoft.com/office/drawing/2016/5/13/chartex" xmlns:cx8="http://schemas.microsoft.com/office/drawing/2016/5/14/chartex" xmlns:mc="http://schemas.openxmlformats.org/markup-compatibility/2006" xmlns:aink="http://schemas.microsoft.com/office/drawing/2016/ink" xmlns:am3d="http://schemas.microsoft.com/office/drawing/2017/model3d" xmlns:o="urn:schemas-microsoft-com:office:office" xmlns:oel="http://schemas.microsoft.com/office/2019/extlst" xmlns:r="http://schemas.openxmlformats.org/officeDocument/2006/relationships" xmlns:m="http://schemas.openxmlformats.org/officeDocument/2006/math" xmlns:v="urn:schemas-microsoft-com:vml" xmlns:wp14="http://schemas.microsoft.com/office/word/2010/wordprocessingDrawing" xmlns:wp="http://schemas.openxmlformats.org/drawingml/2006/wordprocessingDrawing" xmlns:w10="urn:schemas-microsoft-com:office:word" xmlns:w="http://schemas.openxmlformats.org/wordprocessingml/2006/main" xmlns:w14="http://schemas.microsoft.com/office/word/2010/wordml" xmlns:w15="http://schemas.microsoft.com/office/word/2012/wordml" xmlns:w16cei="http://schemas.microsoft.com/office/word/2026/wordml/cei" xmlns:w16cex="http://schemas.microsoft.com/office/word/2018/wordml/cex" xmlns:w16cid="http://schemas.microsoft.com/office/word/2016/wordml/cid" xmlns:w16="http://schemas.microsoft.com/office/word/2018/wordml" xmlns:w16du="http://schemas.microsoft.com/office/word/2023/wordml/word16du" xmlns:w16sdtdh="http://schemas.microsoft.com/office/word/2020/wordml/sdtdatahash" xmlns:w16sdtfl="http://schemas.microsoft.com/office/word/2024/wordml/sdtformatlock" xmlns:w16se="http://schemas.microsoft.com/office/word/2015/wordml/symex" xmlns:wpg="http://schemas.microsoft.com/office/word/2010/wordprocessingGroup" xmlns:wpi="http://schemas.microsoft.com/office/word/2010/wordprocessingInk" xmlns:wne="http://schemas.microsoft.com/office/word/2006/wordml" xmlns:wps="http://schemas.microsoft.com/office/word/2010/wordprocessingShape" mc:Ignorable="w14 w15 w16se w16cid w16 w16cex w16sdtdh w16sdtfl w16du wp14">
+<w:hdr xmlns:wpc="http://schemas.microsoft.com/office/word/2010/wordprocessingCanvas" xmlns:cx="http://schemas.microsoft.com/office/drawing/2014/chartex" xmlns:cx1="http://schemas.microsoft.com/office/drawing/2015/9/8/chartex" xmlns:cx2="http://schemas.microsoft.com/office/drawing/2015/10/21/chartex" xmlns:cx3="http://schemas.microsoft.com/office/drawing/2016/5/9/chartex" xmlns:cx4="http://schemas.microsoft.com/office/drawing/2016/5/10/chartex" xmlns:cx5="http://schemas.microsoft.com/office/drawing/2016/5/11/chartex" xmlns:cx6="http://schemas.microsoft.com/office/drawing/2016/5/12/chartex" xmlns:cx7="http://schemas.microsoft.com/office/drawing/2016/5/13/chartex" xmlns:cx8="http://schemas.microsoft.com/office/drawing/2016/5/14/chartex" xmlns:mc="http://schemas.openxmlformats.org/markup-compatibility/2006" xmlns:aink="http://schemas.microsoft.com/office/drawing/2016/ink" xmlns:am3d="http://schemas.microsoft.com/office/drawing/2017/model3d" xmlns:o="urn:schemas-microsoft-com:office:office" xmlns:oel="http://schemas.microsoft.com/office/2019/extlst" xmlns:r="http://schemas.openxmlformats.org/officeDocument/2006/relationships" xmlns:m="http://schemas.openxmlformats.org/officeDocument/2006/math" xmlns:v="urn:schemas-microsoft-com:vml" xmlns:wp14="http://schemas.microsoft.com/office/word/2010/wordprocessingDrawing" xmlns:wp="http://schemas.openxmlformats.org/drawingml/2006/wordprocessingDrawing" xmlns:w10="urn:schemas-microsoft-com:office:word" xmlns:w="http://schemas.openxmlformats.org/wordprocessingml/2006/main" xmlns:w14="http://schemas.microsoft.com/office/word/2010/wordml" xmlns:w15="http://schemas.microsoft.com/office/word/2012/wordml" xmlns:w16cex="http://schemas.microsoft.com/office/word/2018/wordml/cex" xmlns:w16cid="http://schemas.microsoft.com/office/word/2016/wordml/cid" xmlns:w16="http://schemas.microsoft.com/office/word/2018/wordml" xmlns:w16du="http://schemas.microsoft.com/office/word/2023/wordml/word16du" xmlns:w16sdtdh="http://schemas.microsoft.com/office/word/2020/wordml/sdtdatahash" xmlns:w16sdtfl="http://schemas.microsoft.com/office/word/2024/wordml/sdtformatlock" xmlns:w16se="http://schemas.microsoft.com/office/word/2015/wordml/symex" xmlns:wpg="http://schemas.microsoft.com/office/word/2010/wordprocessingGroup" xmlns:wpi="http://schemas.microsoft.com/office/word/2010/wordprocessingInk" xmlns:wne="http://schemas.microsoft.com/office/word/2006/wordml" xmlns:wps="http://schemas.microsoft.com/office/word/2010/wordprocessingShape" mc:Ignorable="w14 w15 w16se w16cid w16 w16cex w16sdtdh w16sdtfl w16du wp14">
   <w:p>
     <w:pPr>
       <w:pStyle w:val="Header"/>
@@ -1944,7 +2407,7 @@
 </file>
 
 <file path=word/header2.xml><?xml version="1.0" encoding="utf-8"?>
-<w:hdr xmlns:wpc="http://schemas.microsoft.com/office/word/2010/wordprocessingCanvas" xmlns:cx="http://schemas.microsoft.com/office/drawing/2014/chartex" xmlns:cx1="http://schemas.microsoft.com/office/drawing/2015/9/8/chartex" xmlns:cx2="http://schemas.microsoft.com/office/drawing/2015/10/21/chartex" xmlns:cx3="http://schemas.microsoft.com/office/drawing/2016/5/9/chartex" xmlns:cx4="http://schemas.microsoft.com/office/drawing/2016/5/10/chartex" xmlns:cx5="http://schemas.microsoft.com/office/drawing/2016/5/11/chartex" xmlns:cx6="http://schemas.microsoft.com/office/drawing/2016/5/12/chartex" xmlns:cx7="http://schemas.microsoft.com/office/drawing/2016/5/13/chartex" xmlns:cx8="http://schemas.microsoft.com/office/drawing/2016/5/14/chartex" xmlns:mc="http://schemas.openxmlformats.org/markup-compatibility/2006" xmlns:aink="http://schemas.microsoft.com/office/drawing/2016/ink" xmlns:am3d="http://schemas.microsoft.com/office/drawing/2017/model3d" xmlns:o="urn:schemas-microsoft-com:office:office" xmlns:oel="http://schemas.microsoft.com/office/2019/extlst" xmlns:r="http://schemas.openxmlformats.org/officeDocument/2006/relationships" xmlns:m="http://schemas.openxmlformats.org/officeDocument/2006/math" xmlns:v="urn:schemas-microsoft-com:vml" xmlns:wp14="http://schemas.microsoft.com/office/word/2010/wordprocessingDrawing" xmlns:wp="http://schemas.openxmlformats.org/drawingml/2006/wordprocessingDrawing" xmlns:w10="urn:schemas-microsoft-com:office:word" xmlns:w="http://schemas.openxmlformats.org/wordprocessingml/2006/main" xmlns:w14="http://schemas.microsoft.com/office/word/2010/wordml" xmlns:w15="http://schemas.microsoft.com/office/word/2012/wordml" xmlns:w16cei="http://schemas.microsoft.com/office/word/2026/wordml/cei" xmlns:w16cex="http://schemas.microsoft.com/office/word/2018/wordml/cex" xmlns:w16cid="http://schemas.microsoft.com/office/word/2016/wordml/cid" xmlns:w16="http://schemas.microsoft.com/office/word/2018/wordml" xmlns:w16du="http://schemas.microsoft.com/office/word/2023/wordml/word16du" xmlns:w16sdtdh="http://schemas.microsoft.com/office/word/2020/wordml/sdtdatahash" xmlns:w16sdtfl="http://schemas.microsoft.com/office/word/2024/wordml/sdtformatlock" xmlns:w16se="http://schemas.microsoft.com/office/word/2015/wordml/symex" xmlns:wpg="http://schemas.microsoft.com/office/word/2010/wordprocessingGroup" xmlns:wpi="http://schemas.microsoft.com/office/word/2010/wordprocessingInk" xmlns:wne="http://schemas.microsoft.com/office/word/2006/wordml" xmlns:wps="http://schemas.microsoft.com/office/word/2010/wordprocessingShape" mc:Ignorable="w14 w15 w16se w16cid w16 w16cex w16sdtdh w16sdtfl w16du wp14">
+<w:hdr xmlns:wpc="http://schemas.microsoft.com/office/word/2010/wordprocessingCanvas" xmlns:cx="http://schemas.microsoft.com/office/drawing/2014/chartex" xmlns:cx1="http://schemas.microsoft.com/office/drawing/2015/9/8/chartex" xmlns:cx2="http://schemas.microsoft.com/office/drawing/2015/10/21/chartex" xmlns:cx3="http://schemas.microsoft.com/office/drawing/2016/5/9/chartex" xmlns:cx4="http://schemas.microsoft.com/office/drawing/2016/5/10/chartex" xmlns:cx5="http://schemas.microsoft.com/office/drawing/2016/5/11/chartex" xmlns:cx6="http://schemas.microsoft.com/office/drawing/2016/5/12/chartex" xmlns:cx7="http://schemas.microsoft.com/office/drawing/2016/5/13/chartex" xmlns:cx8="http://schemas.microsoft.com/office/drawing/2016/5/14/chartex" xmlns:mc="http://schemas.openxmlformats.org/markup-compatibility/2006" xmlns:aink="http://schemas.microsoft.com/office/drawing/2016/ink" xmlns:am3d="http://schemas.microsoft.com/office/drawing/2017/model3d" xmlns:o="urn:schemas-microsoft-com:office:office" xmlns:oel="http://schemas.microsoft.com/office/2019/extlst" xmlns:r="http://schemas.openxmlformats.org/officeDocument/2006/relationships" xmlns:m="http://schemas.openxmlformats.org/officeDocument/2006/math" xmlns:v="urn:schemas-microsoft-com:vml" xmlns:wp14="http://schemas.microsoft.com/office/word/2010/wordprocessingDrawing" xmlns:wp="http://schemas.openxmlformats.org/drawingml/2006/wordprocessingDrawing" xmlns:w10="urn:schemas-microsoft-com:office:word" xmlns:w="http://schemas.openxmlformats.org/wordprocessingml/2006/main" xmlns:w14="http://schemas.microsoft.com/office/word/2010/wordml" xmlns:w15="http://schemas.microsoft.com/office/word/2012/wordml" xmlns:w16cex="http://schemas.microsoft.com/office/word/2018/wordml/cex" xmlns:w16cid="http://schemas.microsoft.com/office/word/2016/wordml/cid" xmlns:w16="http://schemas.microsoft.com/office/word/2018/wordml" xmlns:w16du="http://schemas.microsoft.com/office/word/2023/wordml/word16du" xmlns:w16sdtdh="http://schemas.microsoft.com/office/word/2020/wordml/sdtdatahash" xmlns:w16sdtfl="http://schemas.microsoft.com/office/word/2024/wordml/sdtformatlock" xmlns:w16se="http://schemas.microsoft.com/office/word/2015/wordml/symex" xmlns:wpg="http://schemas.microsoft.com/office/word/2010/wordprocessingGroup" xmlns:wpi="http://schemas.microsoft.com/office/word/2010/wordprocessingInk" xmlns:wne="http://schemas.microsoft.com/office/word/2006/wordml" xmlns:wps="http://schemas.microsoft.com/office/word/2010/wordprocessingShape" mc:Ignorable="w14 w15 w16se w16cid w16 w16cex w16sdtdh w16sdtfl w16du wp14">
   <w:p>
     <w:pPr>
       <w:pStyle w:val="Header"/>

--- a/TS Jatai Ghanam Project/TS 7.4/TS 7.4 Jatai Malayalam Corrections.docx
+++ b/TS Jatai Ghanam Project/TS 7.4/TS 7.4 Jatai Malayalam Corrections.docx
@@ -100,10 +100,9 @@
           <w:bCs/>
           <w:sz w:val="32"/>
           <w:szCs w:val="32"/>
-          <w:highlight w:val="red"/>
           <w:u w:val="single"/>
         </w:rPr>
-        <w:t>????</w:t>
+        <w:t>31st August 2026</w:t>
       </w:r>
     </w:p>
     <w:p>
@@ -198,7 +197,7 @@
       </w:tr>
       <w:tr>
         <w:trPr>
-          <w:trHeight w:val="1338"/>
+          <w:trHeight w:val="1197"/>
         </w:trPr>
         <w:tc>
           <w:tcPr>
@@ -932,6 +931,5005 @@
                 <w:szCs w:val="32"/>
               </w:rPr>
               <w:t xml:space="preserve">ssõ— | </w:t>
+            </w:r>
+          </w:p>
+        </w:tc>
+      </w:tr>
+      <w:tr>
+        <w:trPr>
+          <w:trHeight w:val="4388"/>
+        </w:trPr>
+        <w:tc>
+          <w:tcPr>
+            <w:tcW w:w="7024" w:type="dxa"/>
+          </w:tcPr>
+          <w:p>
+            <w:pPr>
+              <w:widowControl w:val="0"/>
+              <w:autoSpaceDE w:val="0"/>
+              <w:autoSpaceDN w:val="0"/>
+              <w:adjustRightInd w:val="0"/>
+              <w:spacing w:before="0" w:line="240" w:lineRule="auto"/>
+              <w:rPr>
+                <w:rFonts w:ascii="BRH Malayalam Extra" w:hAnsi="BRH Malayalam Extra" w:cs="BRH Malayalam Extra"/>
+                <w:color w:val="000000"/>
+                <w:sz w:val="32"/>
+                <w:szCs w:val="32"/>
+                <w:lang w:val="it-IT"/>
+              </w:rPr>
+            </w:pPr>
+            <w:r>
+              <w:rPr>
+                <w:rFonts w:ascii="BRH Malayalam Extra" w:hAnsi="BRH Malayalam Extra" w:cs="BRH Malayalam Extra"/>
+                <w:color w:val="000000"/>
+                <w:sz w:val="32"/>
+                <w:szCs w:val="32"/>
+                <w:lang w:val="it-IT"/>
+              </w:rPr>
+              <w:t>(</w:t>
+            </w:r>
+            <w:r>
+              <w:rPr>
+                <w:rFonts w:cs="BRH Malayalam Extra"/>
+                <w:color w:val="000000"/>
+                <w:szCs w:val="32"/>
+                <w:lang w:val="it-IT"/>
+              </w:rPr>
+              <w:t>53</w:t>
+            </w:r>
+            <w:r>
+              <w:rPr>
+                <w:rFonts w:ascii="BRH Malayalam Extra" w:hAnsi="BRH Malayalam Extra" w:cs="BRH Malayalam Extra"/>
+                <w:color w:val="000000"/>
+                <w:sz w:val="32"/>
+                <w:szCs w:val="32"/>
+                <w:lang w:val="it-IT"/>
+              </w:rPr>
+              <w:t>)</w:t>
+            </w:r>
+            <w:r>
+              <w:rPr>
+                <w:rFonts w:cs="BRH Malayalam Extra"/>
+                <w:color w:val="000000"/>
+                <w:szCs w:val="32"/>
+                <w:lang w:val="it-IT"/>
+              </w:rPr>
+              <w:t>[P10</w:t>
+            </w:r>
+            <w:r>
+              <w:rPr>
+                <w:rFonts w:ascii="BRH Malayalam Extra" w:hAnsi="BRH Malayalam Extra" w:cs="BRH Malayalam Extra"/>
+                <w:color w:val="000000"/>
+                <w:sz w:val="32"/>
+                <w:szCs w:val="32"/>
+                <w:lang w:val="it-IT"/>
+              </w:rPr>
+              <w:t xml:space="preserve">] </w:t>
+            </w:r>
+            <w:r>
+              <w:rPr>
+                <w:rFonts w:cs="BRH Malayalam Extra"/>
+                <w:color w:val="000000"/>
+                <w:szCs w:val="32"/>
+                <w:lang w:val="it-IT"/>
+              </w:rPr>
+              <w:t>7</w:t>
+            </w:r>
+            <w:r>
+              <w:rPr>
+                <w:rFonts w:ascii="BRH Malayalam Extra" w:hAnsi="BRH Malayalam Extra" w:cs="BRH Malayalam Extra"/>
+                <w:color w:val="000000"/>
+                <w:sz w:val="32"/>
+                <w:szCs w:val="32"/>
+                <w:lang w:val="it-IT"/>
+              </w:rPr>
+              <w:t>.</w:t>
+            </w:r>
+            <w:r>
+              <w:rPr>
+                <w:rFonts w:cs="BRH Malayalam Extra"/>
+                <w:color w:val="000000"/>
+                <w:szCs w:val="32"/>
+                <w:lang w:val="it-IT"/>
+              </w:rPr>
+              <w:t>4</w:t>
+            </w:r>
+            <w:r>
+              <w:rPr>
+                <w:rFonts w:ascii="BRH Malayalam Extra" w:hAnsi="BRH Malayalam Extra" w:cs="BRH Malayalam Extra"/>
+                <w:color w:val="000000"/>
+                <w:sz w:val="32"/>
+                <w:szCs w:val="32"/>
+                <w:lang w:val="it-IT"/>
+              </w:rPr>
+              <w:t>.</w:t>
+            </w:r>
+            <w:r>
+              <w:rPr>
+                <w:rFonts w:cs="BRH Malayalam Extra"/>
+                <w:color w:val="000000"/>
+                <w:szCs w:val="32"/>
+                <w:lang w:val="it-IT"/>
+              </w:rPr>
+              <w:t>3</w:t>
+            </w:r>
+            <w:r>
+              <w:rPr>
+                <w:rFonts w:ascii="BRH Malayalam Extra" w:hAnsi="BRH Malayalam Extra" w:cs="BRH Malayalam Extra"/>
+                <w:color w:val="000000"/>
+                <w:sz w:val="32"/>
+                <w:szCs w:val="32"/>
+                <w:lang w:val="it-IT"/>
+              </w:rPr>
+              <w:t>.</w:t>
+            </w:r>
+            <w:r>
+              <w:rPr>
+                <w:rFonts w:cs="BRH Malayalam Extra"/>
+                <w:color w:val="000000"/>
+                <w:szCs w:val="32"/>
+                <w:lang w:val="it-IT"/>
+              </w:rPr>
+              <w:t>2</w:t>
+            </w:r>
+            <w:r>
+              <w:rPr>
+                <w:rFonts w:ascii="BRH Malayalam Extra" w:hAnsi="BRH Malayalam Extra" w:cs="BRH Malayalam Extra"/>
+                <w:color w:val="000000"/>
+                <w:sz w:val="32"/>
+                <w:szCs w:val="32"/>
+                <w:lang w:val="it-IT"/>
+              </w:rPr>
+              <w:t>(</w:t>
+            </w:r>
+            <w:r>
+              <w:rPr>
+                <w:rFonts w:cs="BRH Malayalam Extra"/>
+                <w:color w:val="000000"/>
+                <w:szCs w:val="32"/>
+                <w:lang w:val="it-IT"/>
+              </w:rPr>
+              <w:t>44</w:t>
+            </w:r>
+            <w:r>
+              <w:rPr>
+                <w:rFonts w:ascii="BRH Malayalam Extra" w:hAnsi="BRH Malayalam Extra" w:cs="BRH Malayalam Extra"/>
+                <w:color w:val="000000"/>
+                <w:sz w:val="32"/>
+                <w:szCs w:val="32"/>
+                <w:lang w:val="it-IT"/>
+              </w:rPr>
+              <w:t>)- E</w:t>
+            </w:r>
+            <w:r>
+              <w:rPr>
+                <w:rFonts w:ascii="BRH Malayalam Extra" w:hAnsi="BRH Malayalam Extra" w:cs="BRH Malayalam Extra"/>
+                <w:color w:val="000000"/>
+                <w:sz w:val="28"/>
+                <w:szCs w:val="32"/>
+                <w:lang w:val="it-IT"/>
+              </w:rPr>
+              <w:t>–</w:t>
+            </w:r>
+            <w:r>
+              <w:rPr>
+                <w:rFonts w:ascii="BRH Malayalam Extra" w:hAnsi="BRH Malayalam Extra" w:cs="BRH Malayalam Extra"/>
+                <w:color w:val="000000"/>
+                <w:sz w:val="32"/>
+                <w:szCs w:val="32"/>
+                <w:lang w:val="it-IT"/>
+              </w:rPr>
+              <w:t>Z¢© | A</w:t>
+            </w:r>
+            <w:r>
+              <w:rPr>
+                <w:rFonts w:ascii="BRH Malayalam Extra" w:hAnsi="BRH Malayalam Extra" w:cs="BRH Malayalam Extra"/>
+                <w:color w:val="000000"/>
+                <w:sz w:val="28"/>
+                <w:szCs w:val="32"/>
+                <w:lang w:val="it-IT"/>
+              </w:rPr>
+              <w:t>–</w:t>
+            </w:r>
+            <w:r>
+              <w:rPr>
+                <w:rFonts w:ascii="BRH Malayalam Extra" w:hAnsi="BRH Malayalam Extra" w:cs="BRH Malayalam Extra"/>
+                <w:color w:val="000000"/>
+                <w:sz w:val="32"/>
+                <w:szCs w:val="32"/>
+                <w:highlight w:val="yellow"/>
+                <w:lang w:val="it-IT"/>
+              </w:rPr>
+              <w:t>h</w:t>
+            </w:r>
+            <w:r>
+              <w:rPr>
+                <w:rFonts w:ascii="BRH Malayalam Extra" w:hAnsi="BRH Malayalam Extra" w:cs="BRH Malayalam Extra"/>
+                <w:color w:val="000000"/>
+                <w:sz w:val="32"/>
+                <w:szCs w:val="32"/>
+                <w:lang w:val="it-IT"/>
+              </w:rPr>
+              <w:t>õx¥kx—tÇy |</w:t>
+            </w:r>
+          </w:p>
+          <w:p>
+            <w:pPr>
+              <w:widowControl w:val="0"/>
+              <w:autoSpaceDE w:val="0"/>
+              <w:autoSpaceDN w:val="0"/>
+              <w:adjustRightInd w:val="0"/>
+              <w:spacing w:before="0" w:line="240" w:lineRule="auto"/>
+              <w:rPr>
+                <w:rFonts w:ascii="BRH Malayalam Extra" w:hAnsi="BRH Malayalam Extra" w:cs="BRH Malayalam Extra"/>
+                <w:color w:val="000000"/>
+                <w:sz w:val="32"/>
+                <w:szCs w:val="32"/>
+                <w:lang w:val="it-IT"/>
+              </w:rPr>
+            </w:pPr>
+            <w:r>
+              <w:rPr>
+                <w:rFonts w:ascii="BRH Malayalam Extra" w:hAnsi="BRH Malayalam Extra" w:cs="BRH Malayalam Extra"/>
+                <w:color w:val="000000"/>
+                <w:sz w:val="32"/>
+                <w:szCs w:val="32"/>
+                <w:lang w:val="it-IT"/>
+              </w:rPr>
+              <w:t>E</w:t>
+            </w:r>
+            <w:r>
+              <w:rPr>
+                <w:rFonts w:ascii="BRH Malayalam Extra" w:hAnsi="BRH Malayalam Extra" w:cs="BRH Malayalam Extra"/>
+                <w:color w:val="000000"/>
+                <w:sz w:val="28"/>
+                <w:szCs w:val="32"/>
+                <w:lang w:val="it-IT"/>
+              </w:rPr>
+              <w:t>–</w:t>
+            </w:r>
+            <w:r>
+              <w:rPr>
+                <w:rFonts w:ascii="BRH Malayalam Extra" w:hAnsi="BRH Malayalam Extra" w:cs="BRH Malayalam Extra"/>
+                <w:color w:val="000000"/>
+                <w:sz w:val="32"/>
+                <w:szCs w:val="32"/>
+                <w:lang w:val="it-IT"/>
+              </w:rPr>
+              <w:t>Z¢ d</w:t>
+            </w:r>
+            <w:r>
+              <w:rPr>
+                <w:rFonts w:ascii="BRH Malayalam Extra" w:hAnsi="BRH Malayalam Extra" w:cs="BRH Malayalam Extra"/>
+                <w:color w:val="000000"/>
+                <w:sz w:val="28"/>
+                <w:szCs w:val="32"/>
+                <w:lang w:val="it-IT"/>
+              </w:rPr>
+              <w:t>–</w:t>
+            </w:r>
+            <w:r>
+              <w:rPr>
+                <w:rFonts w:ascii="BRH Malayalam Extra" w:hAnsi="BRH Malayalam Extra" w:cs="BRH Malayalam Extra"/>
+                <w:color w:val="000000"/>
+                <w:sz w:val="32"/>
+                <w:szCs w:val="32"/>
+                <w:highlight w:val="yellow"/>
+                <w:lang w:val="it-IT"/>
+              </w:rPr>
+              <w:t>h</w:t>
+            </w:r>
+            <w:r>
+              <w:rPr>
+                <w:rFonts w:ascii="BRH Malayalam Extra" w:hAnsi="BRH Malayalam Extra" w:cs="BRH Malayalam Extra"/>
+                <w:color w:val="000000"/>
+                <w:sz w:val="32"/>
+                <w:szCs w:val="32"/>
+                <w:lang w:val="it-IT"/>
+              </w:rPr>
+              <w:t>õx¥kx—t Çõ</w:t>
+            </w:r>
+            <w:r>
+              <w:rPr>
+                <w:rFonts w:ascii="BRH Malayalam Extra" w:hAnsi="BRH Malayalam Extra" w:cs="BRH Malayalam Extra"/>
+                <w:color w:val="000000"/>
+                <w:sz w:val="28"/>
+                <w:szCs w:val="32"/>
+                <w:highlight w:val="yellow"/>
+                <w:lang w:val="it-IT"/>
+              </w:rPr>
+              <w:t>–</w:t>
+            </w:r>
+            <w:r>
+              <w:rPr>
+                <w:rFonts w:ascii="BRH Malayalam Extra" w:hAnsi="BRH Malayalam Extra" w:cs="BRH Malayalam Extra"/>
+                <w:color w:val="000000"/>
+                <w:sz w:val="32"/>
+                <w:szCs w:val="32"/>
+                <w:highlight w:val="yellow"/>
+                <w:lang w:val="it-IT"/>
+              </w:rPr>
+              <w:t>h</w:t>
+            </w:r>
+            <w:r>
+              <w:rPr>
+                <w:rFonts w:ascii="BRH Malayalam Extra" w:hAnsi="BRH Malayalam Extra" w:cs="BRH Malayalam Extra"/>
+                <w:color w:val="000000"/>
+                <w:sz w:val="32"/>
+                <w:szCs w:val="32"/>
+                <w:lang w:val="it-IT"/>
+              </w:rPr>
+              <w:t>õx¥kx—t Çõ£</w:t>
+            </w:r>
+            <w:r>
+              <w:rPr>
+                <w:rFonts w:ascii="BRH Malayalam Extra" w:hAnsi="BRH Malayalam Extra" w:cs="BRH Malayalam Extra"/>
+                <w:color w:val="000000"/>
+                <w:sz w:val="28"/>
+                <w:szCs w:val="32"/>
+                <w:lang w:val="it-IT"/>
+              </w:rPr>
+              <w:t>–</w:t>
+            </w:r>
+            <w:r>
+              <w:rPr>
+                <w:rFonts w:ascii="BRH Malayalam Extra" w:hAnsi="BRH Malayalam Extra" w:cs="BRH Malayalam Extra"/>
+                <w:color w:val="000000"/>
+                <w:sz w:val="32"/>
+                <w:szCs w:val="32"/>
+                <w:lang w:val="it-IT"/>
+              </w:rPr>
+              <w:t>Z¢ d£</w:t>
+            </w:r>
+            <w:r>
+              <w:rPr>
+                <w:rFonts w:ascii="BRH Malayalam Extra" w:hAnsi="BRH Malayalam Extra" w:cs="BRH Malayalam Extra"/>
+                <w:color w:val="000000"/>
+                <w:sz w:val="28"/>
+                <w:szCs w:val="32"/>
+                <w:lang w:val="it-IT"/>
+              </w:rPr>
+              <w:t>–</w:t>
+            </w:r>
+            <w:r>
+              <w:rPr>
+                <w:rFonts w:ascii="BRH Malayalam Extra" w:hAnsi="BRH Malayalam Extra" w:cs="BRH Malayalam Extra"/>
+                <w:color w:val="000000"/>
+                <w:sz w:val="32"/>
+                <w:szCs w:val="32"/>
+                <w:lang w:val="it-IT"/>
+              </w:rPr>
+              <w:t>Z¢d</w:t>
+            </w:r>
+            <w:r>
+              <w:rPr>
+                <w:rFonts w:ascii="BRH Malayalam Extra" w:hAnsi="BRH Malayalam Extra" w:cs="BRH Malayalam Extra"/>
+                <w:color w:val="000000"/>
+                <w:sz w:val="28"/>
+                <w:szCs w:val="32"/>
+                <w:lang w:val="it-IT"/>
+              </w:rPr>
+              <w:t>–</w:t>
+            </w:r>
+            <w:r>
+              <w:rPr>
+                <w:rFonts w:ascii="BRH Malayalam Extra" w:hAnsi="BRH Malayalam Extra" w:cs="BRH Malayalam Extra"/>
+                <w:color w:val="000000"/>
+                <w:sz w:val="32"/>
+                <w:szCs w:val="32"/>
+                <w:lang w:val="it-IT"/>
+              </w:rPr>
+              <w:t xml:space="preserve"> </w:t>
+            </w:r>
+            <w:r>
+              <w:rPr>
+                <w:rFonts w:ascii="BRH Malayalam Extra" w:hAnsi="BRH Malayalam Extra" w:cs="BRH Malayalam Extra"/>
+                <w:color w:val="000000"/>
+                <w:sz w:val="32"/>
+                <w:szCs w:val="32"/>
+                <w:highlight w:val="yellow"/>
+                <w:lang w:val="it-IT"/>
+              </w:rPr>
+              <w:t>h</w:t>
+            </w:r>
+            <w:r>
+              <w:rPr>
+                <w:rFonts w:ascii="BRH Malayalam Extra" w:hAnsi="BRH Malayalam Extra" w:cs="BRH Malayalam Extra"/>
+                <w:color w:val="000000"/>
+                <w:sz w:val="32"/>
+                <w:szCs w:val="32"/>
+                <w:lang w:val="it-IT"/>
+              </w:rPr>
+              <w:t xml:space="preserve">õx¥kx—tÇy | </w:t>
+            </w:r>
+          </w:p>
+          <w:p>
+            <w:pPr>
+              <w:widowControl w:val="0"/>
+              <w:autoSpaceDE w:val="0"/>
+              <w:autoSpaceDN w:val="0"/>
+              <w:adjustRightInd w:val="0"/>
+              <w:spacing w:before="0" w:line="240" w:lineRule="auto"/>
+              <w:rPr>
+                <w:rFonts w:ascii="BRH Malayalam Extra" w:hAnsi="BRH Malayalam Extra" w:cs="BRH Malayalam Extra"/>
+                <w:color w:val="000000"/>
+                <w:sz w:val="32"/>
+                <w:szCs w:val="32"/>
+                <w:lang w:val="it-IT"/>
+              </w:rPr>
+            </w:pPr>
+            <w:r>
+              <w:rPr>
+                <w:rFonts w:ascii="BRH Malayalam Extra" w:hAnsi="BRH Malayalam Extra" w:cs="BRH Malayalam Extra"/>
+                <w:color w:val="000000"/>
+                <w:sz w:val="32"/>
+                <w:szCs w:val="32"/>
+                <w:lang w:val="it-IT"/>
+              </w:rPr>
+              <w:t>(</w:t>
+            </w:r>
+            <w:r>
+              <w:rPr>
+                <w:rFonts w:cs="BRH Malayalam Extra"/>
+                <w:color w:val="000000"/>
+                <w:szCs w:val="32"/>
+                <w:lang w:val="it-IT"/>
+              </w:rPr>
+              <w:t>54</w:t>
+            </w:r>
+            <w:r>
+              <w:rPr>
+                <w:rFonts w:ascii="BRH Malayalam Extra" w:hAnsi="BRH Malayalam Extra" w:cs="BRH Malayalam Extra"/>
+                <w:color w:val="000000"/>
+                <w:sz w:val="32"/>
+                <w:szCs w:val="32"/>
+                <w:lang w:val="it-IT"/>
+              </w:rPr>
+              <w:t>)</w:t>
+            </w:r>
+            <w:r>
+              <w:rPr>
+                <w:rFonts w:cs="BRH Malayalam Extra"/>
+                <w:color w:val="000000"/>
+                <w:szCs w:val="32"/>
+                <w:lang w:val="it-IT"/>
+              </w:rPr>
+              <w:t>[P10</w:t>
+            </w:r>
+            <w:r>
+              <w:rPr>
+                <w:rFonts w:ascii="BRH Malayalam Extra" w:hAnsi="BRH Malayalam Extra" w:cs="BRH Malayalam Extra"/>
+                <w:color w:val="000000"/>
+                <w:sz w:val="32"/>
+                <w:szCs w:val="32"/>
+                <w:lang w:val="it-IT"/>
+              </w:rPr>
+              <w:t xml:space="preserve">] </w:t>
+            </w:r>
+            <w:r>
+              <w:rPr>
+                <w:rFonts w:cs="BRH Malayalam Extra"/>
+                <w:color w:val="000000"/>
+                <w:szCs w:val="32"/>
+                <w:lang w:val="it-IT"/>
+              </w:rPr>
+              <w:t>7</w:t>
+            </w:r>
+            <w:r>
+              <w:rPr>
+                <w:rFonts w:ascii="BRH Malayalam Extra" w:hAnsi="BRH Malayalam Extra" w:cs="BRH Malayalam Extra"/>
+                <w:color w:val="000000"/>
+                <w:sz w:val="32"/>
+                <w:szCs w:val="32"/>
+                <w:lang w:val="it-IT"/>
+              </w:rPr>
+              <w:t>.</w:t>
+            </w:r>
+            <w:r>
+              <w:rPr>
+                <w:rFonts w:cs="BRH Malayalam Extra"/>
+                <w:color w:val="000000"/>
+                <w:szCs w:val="32"/>
+                <w:lang w:val="it-IT"/>
+              </w:rPr>
+              <w:t>4</w:t>
+            </w:r>
+            <w:r>
+              <w:rPr>
+                <w:rFonts w:ascii="BRH Malayalam Extra" w:hAnsi="BRH Malayalam Extra" w:cs="BRH Malayalam Extra"/>
+                <w:color w:val="000000"/>
+                <w:sz w:val="32"/>
+                <w:szCs w:val="32"/>
+                <w:lang w:val="it-IT"/>
+              </w:rPr>
+              <w:t>.</w:t>
+            </w:r>
+            <w:r>
+              <w:rPr>
+                <w:rFonts w:cs="BRH Malayalam Extra"/>
+                <w:color w:val="000000"/>
+                <w:szCs w:val="32"/>
+                <w:lang w:val="it-IT"/>
+              </w:rPr>
+              <w:t>3</w:t>
+            </w:r>
+            <w:r>
+              <w:rPr>
+                <w:rFonts w:ascii="BRH Malayalam Extra" w:hAnsi="BRH Malayalam Extra" w:cs="BRH Malayalam Extra"/>
+                <w:color w:val="000000"/>
+                <w:sz w:val="32"/>
+                <w:szCs w:val="32"/>
+                <w:lang w:val="it-IT"/>
+              </w:rPr>
+              <w:t>.</w:t>
+            </w:r>
+            <w:r>
+              <w:rPr>
+                <w:rFonts w:cs="BRH Malayalam Extra"/>
+                <w:color w:val="000000"/>
+                <w:szCs w:val="32"/>
+                <w:lang w:val="it-IT"/>
+              </w:rPr>
+              <w:t>2</w:t>
+            </w:r>
+            <w:r>
+              <w:rPr>
+                <w:rFonts w:ascii="BRH Malayalam Extra" w:hAnsi="BRH Malayalam Extra" w:cs="BRH Malayalam Extra"/>
+                <w:color w:val="000000"/>
+                <w:sz w:val="32"/>
+                <w:szCs w:val="32"/>
+                <w:lang w:val="it-IT"/>
+              </w:rPr>
+              <w:t>(</w:t>
+            </w:r>
+            <w:r>
+              <w:rPr>
+                <w:rFonts w:cs="BRH Malayalam Extra"/>
+                <w:color w:val="000000"/>
+                <w:szCs w:val="32"/>
+                <w:lang w:val="it-IT"/>
+              </w:rPr>
+              <w:t>45</w:t>
+            </w:r>
+            <w:r>
+              <w:rPr>
+                <w:rFonts w:ascii="BRH Malayalam Extra" w:hAnsi="BRH Malayalam Extra" w:cs="BRH Malayalam Extra"/>
+                <w:color w:val="000000"/>
+                <w:sz w:val="32"/>
+                <w:szCs w:val="32"/>
+                <w:lang w:val="it-IT"/>
+              </w:rPr>
+              <w:t>)- A</w:t>
+            </w:r>
+            <w:r>
+              <w:rPr>
+                <w:rFonts w:ascii="BRH Malayalam Extra" w:hAnsi="BRH Malayalam Extra" w:cs="BRH Malayalam Extra"/>
+                <w:color w:val="000000"/>
+                <w:sz w:val="28"/>
+                <w:szCs w:val="32"/>
+                <w:lang w:val="it-IT"/>
+              </w:rPr>
+              <w:t>–</w:t>
+            </w:r>
+            <w:r>
+              <w:rPr>
+                <w:rFonts w:ascii="BRH Malayalam Extra" w:hAnsi="BRH Malayalam Extra" w:cs="BRH Malayalam Extra"/>
+                <w:color w:val="000000"/>
+                <w:sz w:val="32"/>
+                <w:szCs w:val="32"/>
+                <w:highlight w:val="yellow"/>
+                <w:lang w:val="it-IT"/>
+              </w:rPr>
+              <w:t>h</w:t>
+            </w:r>
+            <w:r>
+              <w:rPr>
+                <w:rFonts w:ascii="BRH Malayalam Extra" w:hAnsi="BRH Malayalam Extra" w:cs="BRH Malayalam Extra"/>
+                <w:color w:val="000000"/>
+                <w:sz w:val="32"/>
+                <w:szCs w:val="32"/>
+                <w:lang w:val="it-IT"/>
+              </w:rPr>
+              <w:t>õx¥kx—tÇy | E</w:t>
+            </w:r>
+            <w:r>
+              <w:rPr>
+                <w:rFonts w:ascii="BRH Malayalam Extra" w:hAnsi="BRH Malayalam Extra" w:cs="BRH Malayalam Extra"/>
+                <w:color w:val="000000"/>
+                <w:sz w:val="28"/>
+                <w:szCs w:val="32"/>
+                <w:lang w:val="it-IT"/>
+              </w:rPr>
+              <w:t>–</w:t>
+            </w:r>
+            <w:r>
+              <w:rPr>
+                <w:rFonts w:ascii="BRH Malayalam Extra" w:hAnsi="BRH Malayalam Extra" w:cs="BRH Malayalam Extra"/>
+                <w:color w:val="000000"/>
+                <w:sz w:val="32"/>
+                <w:szCs w:val="32"/>
+                <w:lang w:val="it-IT"/>
+              </w:rPr>
+              <w:t>Z¡hy—J |</w:t>
+            </w:r>
+          </w:p>
+          <w:p>
+            <w:pPr>
+              <w:widowControl w:val="0"/>
+              <w:autoSpaceDE w:val="0"/>
+              <w:autoSpaceDN w:val="0"/>
+              <w:adjustRightInd w:val="0"/>
+              <w:spacing w:before="0" w:line="240" w:lineRule="auto"/>
+              <w:rPr>
+                <w:rFonts w:ascii="BRH Malayalam Extra" w:hAnsi="BRH Malayalam Extra" w:cs="BRH Malayalam Extra"/>
+                <w:color w:val="000000"/>
+                <w:sz w:val="32"/>
+                <w:szCs w:val="32"/>
+                <w:lang w:val="it-IT"/>
+              </w:rPr>
+            </w:pPr>
+            <w:r>
+              <w:rPr>
+                <w:rFonts w:ascii="BRH Malayalam Extra" w:hAnsi="BRH Malayalam Extra" w:cs="BRH Malayalam Extra"/>
+                <w:color w:val="000000"/>
+                <w:sz w:val="32"/>
+                <w:szCs w:val="32"/>
+                <w:lang w:val="it-IT"/>
+              </w:rPr>
+              <w:t>A</w:t>
+            </w:r>
+            <w:r>
+              <w:rPr>
+                <w:rFonts w:ascii="BRH Malayalam Extra" w:hAnsi="BRH Malayalam Extra" w:cs="BRH Malayalam Extra"/>
+                <w:color w:val="000000"/>
+                <w:sz w:val="28"/>
+                <w:szCs w:val="32"/>
+                <w:lang w:val="it-IT"/>
+              </w:rPr>
+              <w:t>–</w:t>
+            </w:r>
+            <w:r>
+              <w:rPr>
+                <w:rFonts w:ascii="BRH Malayalam Extra" w:hAnsi="BRH Malayalam Extra" w:cs="BRH Malayalam Extra"/>
+                <w:color w:val="000000"/>
+                <w:sz w:val="32"/>
+                <w:szCs w:val="32"/>
+                <w:highlight w:val="yellow"/>
+                <w:lang w:val="it-IT"/>
+              </w:rPr>
+              <w:t>h</w:t>
+            </w:r>
+            <w:r>
+              <w:rPr>
+                <w:rFonts w:ascii="BRH Malayalam Extra" w:hAnsi="BRH Malayalam Extra" w:cs="BRH Malayalam Extra"/>
+                <w:color w:val="000000"/>
+                <w:sz w:val="32"/>
+                <w:szCs w:val="32"/>
+                <w:lang w:val="it-IT"/>
+              </w:rPr>
+              <w:t>õx¥kx—t Çõ£</w:t>
+            </w:r>
+            <w:r>
+              <w:rPr>
+                <w:rFonts w:ascii="BRH Malayalam Extra" w:hAnsi="BRH Malayalam Extra" w:cs="BRH Malayalam Extra"/>
+                <w:color w:val="000000"/>
+                <w:sz w:val="28"/>
+                <w:szCs w:val="32"/>
+                <w:lang w:val="it-IT"/>
+              </w:rPr>
+              <w:t>–</w:t>
+            </w:r>
+            <w:r>
+              <w:rPr>
+                <w:rFonts w:ascii="BRH Malayalam Extra" w:hAnsi="BRH Malayalam Extra" w:cs="BRH Malayalam Extra"/>
+                <w:color w:val="000000"/>
+                <w:sz w:val="32"/>
+                <w:szCs w:val="32"/>
+                <w:lang w:val="it-IT"/>
+              </w:rPr>
+              <w:t>Z¡hy—ª. E</w:t>
+            </w:r>
+            <w:r>
+              <w:rPr>
+                <w:rFonts w:ascii="BRH Malayalam Extra" w:hAnsi="BRH Malayalam Extra" w:cs="BRH Malayalam Extra"/>
+                <w:color w:val="000000"/>
+                <w:sz w:val="28"/>
+                <w:szCs w:val="32"/>
+                <w:lang w:val="it-IT"/>
+              </w:rPr>
+              <w:t>–</w:t>
+            </w:r>
+            <w:r>
+              <w:rPr>
+                <w:rFonts w:ascii="BRH Malayalam Extra" w:hAnsi="BRH Malayalam Extra" w:cs="BRH Malayalam Extra"/>
+                <w:color w:val="000000"/>
+                <w:sz w:val="32"/>
+                <w:szCs w:val="32"/>
+                <w:lang w:val="it-IT"/>
+              </w:rPr>
+              <w:t>Z¡hy— k–</w:t>
+            </w:r>
+            <w:r>
+              <w:rPr>
+                <w:rFonts w:ascii="BRH Malayalam Extra" w:hAnsi="BRH Malayalam Extra" w:cs="BRH Malayalam Extra"/>
+                <w:color w:val="000000"/>
+                <w:sz w:val="32"/>
+                <w:szCs w:val="32"/>
+                <w:highlight w:val="yellow"/>
+                <w:lang w:val="it-IT"/>
+              </w:rPr>
+              <w:t>h</w:t>
+            </w:r>
+            <w:r>
+              <w:rPr>
+                <w:rFonts w:ascii="BRH Malayalam Extra" w:hAnsi="BRH Malayalam Extra" w:cs="BRH Malayalam Extra"/>
+                <w:color w:val="000000"/>
+                <w:sz w:val="32"/>
+                <w:szCs w:val="32"/>
+                <w:lang w:val="it-IT"/>
+              </w:rPr>
+              <w:t xml:space="preserve">õx¥kx—t </w:t>
+            </w:r>
+          </w:p>
+          <w:p>
+            <w:pPr>
+              <w:widowControl w:val="0"/>
+              <w:autoSpaceDE w:val="0"/>
+              <w:autoSpaceDN w:val="0"/>
+              <w:adjustRightInd w:val="0"/>
+              <w:spacing w:before="0" w:line="240" w:lineRule="auto"/>
+              <w:rPr>
+                <w:rFonts w:ascii="BRH Malayalam Extra" w:hAnsi="BRH Malayalam Extra" w:cs="BRH Malayalam Extra"/>
+                <w:color w:val="000000"/>
+                <w:sz w:val="32"/>
+                <w:szCs w:val="32"/>
+                <w:lang w:val="it-IT"/>
+              </w:rPr>
+            </w:pPr>
+            <w:r>
+              <w:rPr>
+                <w:rFonts w:ascii="BRH Malayalam Extra" w:hAnsi="BRH Malayalam Extra" w:cs="BRH Malayalam Extra"/>
+                <w:color w:val="000000"/>
+                <w:sz w:val="32"/>
+                <w:szCs w:val="32"/>
+                <w:lang w:val="it-IT"/>
+              </w:rPr>
+              <w:t>Çõ</w:t>
+            </w:r>
+            <w:r>
+              <w:rPr>
+                <w:rFonts w:ascii="BRH Malayalam Extra" w:hAnsi="BRH Malayalam Extra" w:cs="BRH Malayalam Extra"/>
+                <w:color w:val="000000"/>
+                <w:sz w:val="28"/>
+                <w:szCs w:val="32"/>
+                <w:highlight w:val="yellow"/>
+                <w:lang w:val="it-IT"/>
+              </w:rPr>
+              <w:t>–</w:t>
+            </w:r>
+            <w:r>
+              <w:rPr>
+                <w:rFonts w:ascii="BRH Malayalam Extra" w:hAnsi="BRH Malayalam Extra" w:cs="BRH Malayalam Extra"/>
+                <w:color w:val="000000"/>
+                <w:sz w:val="32"/>
+                <w:szCs w:val="32"/>
+                <w:highlight w:val="yellow"/>
+                <w:lang w:val="it-IT"/>
+              </w:rPr>
+              <w:t>h</w:t>
+            </w:r>
+            <w:r>
+              <w:rPr>
+                <w:rFonts w:ascii="BRH Malayalam Extra" w:hAnsi="BRH Malayalam Extra" w:cs="BRH Malayalam Extra"/>
+                <w:color w:val="000000"/>
+                <w:sz w:val="32"/>
+                <w:szCs w:val="32"/>
+                <w:lang w:val="it-IT"/>
+              </w:rPr>
+              <w:t>õx¥kx—t Çõ£</w:t>
+            </w:r>
+            <w:r>
+              <w:rPr>
+                <w:rFonts w:ascii="BRH Malayalam Extra" w:hAnsi="BRH Malayalam Extra" w:cs="BRH Malayalam Extra"/>
+                <w:color w:val="000000"/>
+                <w:sz w:val="28"/>
+                <w:szCs w:val="32"/>
+                <w:lang w:val="it-IT"/>
+              </w:rPr>
+              <w:t>–</w:t>
+            </w:r>
+            <w:r>
+              <w:rPr>
+                <w:rFonts w:ascii="BRH Malayalam Extra" w:hAnsi="BRH Malayalam Extra" w:cs="BRH Malayalam Extra"/>
+                <w:color w:val="000000"/>
+                <w:sz w:val="32"/>
+                <w:szCs w:val="32"/>
+                <w:lang w:val="it-IT"/>
+              </w:rPr>
+              <w:t xml:space="preserve">Z¡hy—J | </w:t>
+            </w:r>
+          </w:p>
+          <w:p>
+            <w:pPr>
+              <w:widowControl w:val="0"/>
+              <w:autoSpaceDE w:val="0"/>
+              <w:autoSpaceDN w:val="0"/>
+              <w:adjustRightInd w:val="0"/>
+              <w:spacing w:before="0" w:line="240" w:lineRule="auto"/>
+              <w:rPr>
+                <w:rFonts w:ascii="BRH Malayalam Extra" w:hAnsi="BRH Malayalam Extra" w:cs="BRH Malayalam Extra"/>
+                <w:color w:val="000000"/>
+                <w:sz w:val="32"/>
+                <w:szCs w:val="32"/>
+              </w:rPr>
+            </w:pPr>
+            <w:r>
+              <w:rPr>
+                <w:rFonts w:ascii="BRH Malayalam Extra" w:hAnsi="BRH Malayalam Extra" w:cs="BRH Malayalam Extra"/>
+                <w:color w:val="000000"/>
+                <w:sz w:val="32"/>
+                <w:szCs w:val="32"/>
+              </w:rPr>
+              <w:t>(</w:t>
+            </w:r>
+            <w:r>
+              <w:rPr>
+                <w:rFonts w:cs="BRH Malayalam Extra"/>
+                <w:color w:val="000000"/>
+                <w:szCs w:val="32"/>
+              </w:rPr>
+              <w:t>55</w:t>
+            </w:r>
+            <w:r>
+              <w:rPr>
+                <w:rFonts w:ascii="BRH Malayalam Extra" w:hAnsi="BRH Malayalam Extra" w:cs="BRH Malayalam Extra"/>
+                <w:color w:val="000000"/>
+                <w:sz w:val="32"/>
+                <w:szCs w:val="32"/>
+              </w:rPr>
+              <w:t>)</w:t>
+            </w:r>
+            <w:r>
+              <w:rPr>
+                <w:rFonts w:cs="BRH Malayalam Extra"/>
+                <w:color w:val="000000"/>
+                <w:szCs w:val="32"/>
+              </w:rPr>
+              <w:t>[P10</w:t>
+            </w:r>
+            <w:r>
+              <w:rPr>
+                <w:rFonts w:ascii="BRH Malayalam Extra" w:hAnsi="BRH Malayalam Extra" w:cs="BRH Malayalam Extra"/>
+                <w:color w:val="000000"/>
+                <w:sz w:val="32"/>
+                <w:szCs w:val="32"/>
+              </w:rPr>
+              <w:t xml:space="preserve">] </w:t>
+            </w:r>
+            <w:r>
+              <w:rPr>
+                <w:rFonts w:cs="BRH Malayalam Extra"/>
+                <w:color w:val="000000"/>
+                <w:szCs w:val="32"/>
+              </w:rPr>
+              <w:t>7</w:t>
+            </w:r>
+            <w:r>
+              <w:rPr>
+                <w:rFonts w:ascii="BRH Malayalam Extra" w:hAnsi="BRH Malayalam Extra" w:cs="BRH Malayalam Extra"/>
+                <w:color w:val="000000"/>
+                <w:sz w:val="32"/>
+                <w:szCs w:val="32"/>
+              </w:rPr>
+              <w:t>.</w:t>
+            </w:r>
+            <w:r>
+              <w:rPr>
+                <w:rFonts w:cs="BRH Malayalam Extra"/>
+                <w:color w:val="000000"/>
+                <w:szCs w:val="32"/>
+              </w:rPr>
+              <w:t>4</w:t>
+            </w:r>
+            <w:r>
+              <w:rPr>
+                <w:rFonts w:ascii="BRH Malayalam Extra" w:hAnsi="BRH Malayalam Extra" w:cs="BRH Malayalam Extra"/>
+                <w:color w:val="000000"/>
+                <w:sz w:val="32"/>
+                <w:szCs w:val="32"/>
+              </w:rPr>
+              <w:t>.</w:t>
+            </w:r>
+            <w:r>
+              <w:rPr>
+                <w:rFonts w:cs="BRH Malayalam Extra"/>
+                <w:color w:val="000000"/>
+                <w:szCs w:val="32"/>
+              </w:rPr>
+              <w:t>3</w:t>
+            </w:r>
+            <w:r>
+              <w:rPr>
+                <w:rFonts w:ascii="BRH Malayalam Extra" w:hAnsi="BRH Malayalam Extra" w:cs="BRH Malayalam Extra"/>
+                <w:color w:val="000000"/>
+                <w:sz w:val="32"/>
+                <w:szCs w:val="32"/>
+              </w:rPr>
+              <w:t>.</w:t>
+            </w:r>
+            <w:r>
+              <w:rPr>
+                <w:rFonts w:cs="BRH Malayalam Extra"/>
+                <w:color w:val="000000"/>
+                <w:szCs w:val="32"/>
+              </w:rPr>
+              <w:t>2</w:t>
+            </w:r>
+            <w:r>
+              <w:rPr>
+                <w:rFonts w:ascii="BRH Malayalam Extra" w:hAnsi="BRH Malayalam Extra" w:cs="BRH Malayalam Extra"/>
+                <w:color w:val="000000"/>
+                <w:sz w:val="32"/>
+                <w:szCs w:val="32"/>
+              </w:rPr>
+              <w:t>(</w:t>
+            </w:r>
+            <w:r>
+              <w:rPr>
+                <w:rFonts w:cs="BRH Malayalam Extra"/>
+                <w:color w:val="000000"/>
+                <w:szCs w:val="32"/>
+              </w:rPr>
+              <w:t>45</w:t>
+            </w:r>
+            <w:r>
+              <w:rPr>
+                <w:rFonts w:ascii="BRH Malayalam Extra" w:hAnsi="BRH Malayalam Extra" w:cs="BRH Malayalam Extra"/>
+                <w:color w:val="000000"/>
+                <w:sz w:val="32"/>
+                <w:szCs w:val="32"/>
+              </w:rPr>
+              <w:t>)- A</w:t>
+            </w:r>
+            <w:r>
+              <w:rPr>
+                <w:rFonts w:ascii="BRH Malayalam Extra" w:hAnsi="BRH Malayalam Extra" w:cs="BRH Malayalam Extra"/>
+                <w:color w:val="000000"/>
+                <w:sz w:val="28"/>
+                <w:szCs w:val="32"/>
+              </w:rPr>
+              <w:t>–</w:t>
+            </w:r>
+            <w:r>
+              <w:rPr>
+                <w:rFonts w:ascii="BRH Malayalam Extra" w:hAnsi="BRH Malayalam Extra" w:cs="BRH Malayalam Extra"/>
+                <w:color w:val="000000"/>
+                <w:sz w:val="32"/>
+                <w:szCs w:val="32"/>
+                <w:highlight w:val="yellow"/>
+              </w:rPr>
+              <w:t>h</w:t>
+            </w:r>
+            <w:r>
+              <w:rPr>
+                <w:rFonts w:ascii="BRH Malayalam Extra" w:hAnsi="BRH Malayalam Extra" w:cs="BRH Malayalam Extra"/>
+                <w:color w:val="000000"/>
+                <w:sz w:val="32"/>
+                <w:szCs w:val="32"/>
+              </w:rPr>
+              <w:t>õx¥kx—tÇy |</w:t>
+            </w:r>
+          </w:p>
+          <w:p>
+            <w:pPr>
+              <w:widowControl w:val="0"/>
+              <w:autoSpaceDE w:val="0"/>
+              <w:autoSpaceDN w:val="0"/>
+              <w:adjustRightInd w:val="0"/>
+              <w:spacing w:before="0" w:line="240" w:lineRule="auto"/>
+              <w:rPr>
+                <w:rFonts w:ascii="BRH Malayalam Extra" w:hAnsi="BRH Malayalam Extra" w:cs="BRH Malayalam Extra"/>
+                <w:color w:val="000000"/>
+                <w:sz w:val="32"/>
+                <w:szCs w:val="32"/>
+              </w:rPr>
+            </w:pPr>
+            <w:r>
+              <w:rPr>
+                <w:rFonts w:ascii="BRH Malayalam Extra" w:hAnsi="BRH Malayalam Extra" w:cs="BRH Malayalam Extra"/>
+                <w:color w:val="000000"/>
+                <w:sz w:val="32"/>
+                <w:szCs w:val="32"/>
+              </w:rPr>
+              <w:t>A</w:t>
+            </w:r>
+            <w:r>
+              <w:rPr>
+                <w:rFonts w:ascii="BRH Malayalam Extra" w:hAnsi="BRH Malayalam Extra" w:cs="BRH Malayalam Extra"/>
+                <w:color w:val="000000"/>
+                <w:sz w:val="28"/>
+                <w:szCs w:val="32"/>
+              </w:rPr>
+              <w:t>–</w:t>
+            </w:r>
+            <w:r>
+              <w:rPr>
+                <w:rFonts w:ascii="BRH Malayalam Extra" w:hAnsi="BRH Malayalam Extra" w:cs="BRH Malayalam Extra"/>
+                <w:color w:val="000000"/>
+                <w:sz w:val="32"/>
+                <w:szCs w:val="32"/>
+              </w:rPr>
+              <w:t>d</w:t>
+            </w:r>
+            <w:r>
+              <w:rPr>
+                <w:rFonts w:ascii="BRH Malayalam Extra" w:hAnsi="BRH Malayalam Extra" w:cs="BRH Malayalam Extra"/>
+                <w:color w:val="000000"/>
+                <w:sz w:val="32"/>
+                <w:szCs w:val="32"/>
+              </w:rPr>
+              <w:t>ûx¥kx—t</w:t>
+            </w:r>
+            <w:r>
+              <w:rPr>
+                <w:rFonts w:ascii="BRH Malayalam Extra" w:hAnsi="BRH Malayalam Extra" w:cs="BRH Malayalam Extra"/>
+                <w:color w:val="000000"/>
+                <w:sz w:val="28"/>
+                <w:szCs w:val="32"/>
+              </w:rPr>
+              <w:t>–</w:t>
+            </w:r>
+            <w:r>
+              <w:rPr>
+                <w:rFonts w:ascii="BRH Malayalam Extra" w:hAnsi="BRH Malayalam Extra" w:cs="BRH Malayalam Extra"/>
+                <w:color w:val="000000"/>
+                <w:sz w:val="32"/>
+                <w:szCs w:val="32"/>
+              </w:rPr>
+              <w:t xml:space="preserve">ÇzZõ—d¡ - B¥kx—tÇy | </w:t>
+            </w:r>
+          </w:p>
+        </w:tc>
+        <w:tc>
+          <w:tcPr>
+            <w:tcW w:w="7230" w:type="dxa"/>
+          </w:tcPr>
+          <w:p>
+            <w:pPr>
+              <w:widowControl w:val="0"/>
+              <w:autoSpaceDE w:val="0"/>
+              <w:autoSpaceDN w:val="0"/>
+              <w:adjustRightInd w:val="0"/>
+              <w:spacing w:before="0" w:line="240" w:lineRule="auto"/>
+              <w:rPr>
+                <w:rFonts w:ascii="BRH Malayalam Extra" w:hAnsi="BRH Malayalam Extra" w:cs="BRH Malayalam Extra"/>
+                <w:color w:val="000000"/>
+                <w:sz w:val="32"/>
+                <w:szCs w:val="32"/>
+                <w:lang w:val="it-IT"/>
+              </w:rPr>
+            </w:pPr>
+            <w:r>
+              <w:rPr>
+                <w:rFonts w:ascii="BRH Malayalam Extra" w:hAnsi="BRH Malayalam Extra" w:cs="BRH Malayalam Extra"/>
+                <w:color w:val="000000"/>
+                <w:sz w:val="32"/>
+                <w:szCs w:val="32"/>
+                <w:lang w:val="it-IT"/>
+              </w:rPr>
+              <w:t>(</w:t>
+            </w:r>
+            <w:r>
+              <w:rPr>
+                <w:rFonts w:cs="BRH Malayalam Extra"/>
+                <w:color w:val="000000"/>
+                <w:szCs w:val="32"/>
+                <w:lang w:val="it-IT"/>
+              </w:rPr>
+              <w:t>53</w:t>
+            </w:r>
+            <w:r>
+              <w:rPr>
+                <w:rFonts w:ascii="BRH Malayalam Extra" w:hAnsi="BRH Malayalam Extra" w:cs="BRH Malayalam Extra"/>
+                <w:color w:val="000000"/>
+                <w:sz w:val="32"/>
+                <w:szCs w:val="32"/>
+                <w:lang w:val="it-IT"/>
+              </w:rPr>
+              <w:t>)</w:t>
+            </w:r>
+            <w:r>
+              <w:rPr>
+                <w:rFonts w:cs="BRH Malayalam Extra"/>
+                <w:color w:val="000000"/>
+                <w:szCs w:val="32"/>
+                <w:lang w:val="it-IT"/>
+              </w:rPr>
+              <w:t>[P10</w:t>
+            </w:r>
+            <w:r>
+              <w:rPr>
+                <w:rFonts w:ascii="BRH Malayalam Extra" w:hAnsi="BRH Malayalam Extra" w:cs="BRH Malayalam Extra"/>
+                <w:color w:val="000000"/>
+                <w:sz w:val="32"/>
+                <w:szCs w:val="32"/>
+                <w:lang w:val="it-IT"/>
+              </w:rPr>
+              <w:t xml:space="preserve">] </w:t>
+            </w:r>
+            <w:r>
+              <w:rPr>
+                <w:rFonts w:cs="BRH Malayalam Extra"/>
+                <w:color w:val="000000"/>
+                <w:szCs w:val="32"/>
+                <w:lang w:val="it-IT"/>
+              </w:rPr>
+              <w:t>7</w:t>
+            </w:r>
+            <w:r>
+              <w:rPr>
+                <w:rFonts w:ascii="BRH Malayalam Extra" w:hAnsi="BRH Malayalam Extra" w:cs="BRH Malayalam Extra"/>
+                <w:color w:val="000000"/>
+                <w:sz w:val="32"/>
+                <w:szCs w:val="32"/>
+                <w:lang w:val="it-IT"/>
+              </w:rPr>
+              <w:t>.</w:t>
+            </w:r>
+            <w:r>
+              <w:rPr>
+                <w:rFonts w:cs="BRH Malayalam Extra"/>
+                <w:color w:val="000000"/>
+                <w:szCs w:val="32"/>
+                <w:lang w:val="it-IT"/>
+              </w:rPr>
+              <w:t>4</w:t>
+            </w:r>
+            <w:r>
+              <w:rPr>
+                <w:rFonts w:ascii="BRH Malayalam Extra" w:hAnsi="BRH Malayalam Extra" w:cs="BRH Malayalam Extra"/>
+                <w:color w:val="000000"/>
+                <w:sz w:val="32"/>
+                <w:szCs w:val="32"/>
+                <w:lang w:val="it-IT"/>
+              </w:rPr>
+              <w:t>.</w:t>
+            </w:r>
+            <w:r>
+              <w:rPr>
+                <w:rFonts w:cs="BRH Malayalam Extra"/>
+                <w:color w:val="000000"/>
+                <w:szCs w:val="32"/>
+                <w:lang w:val="it-IT"/>
+              </w:rPr>
+              <w:t>3</w:t>
+            </w:r>
+            <w:r>
+              <w:rPr>
+                <w:rFonts w:ascii="BRH Malayalam Extra" w:hAnsi="BRH Malayalam Extra" w:cs="BRH Malayalam Extra"/>
+                <w:color w:val="000000"/>
+                <w:sz w:val="32"/>
+                <w:szCs w:val="32"/>
+                <w:lang w:val="it-IT"/>
+              </w:rPr>
+              <w:t>.</w:t>
+            </w:r>
+            <w:r>
+              <w:rPr>
+                <w:rFonts w:cs="BRH Malayalam Extra"/>
+                <w:color w:val="000000"/>
+                <w:szCs w:val="32"/>
+                <w:lang w:val="it-IT"/>
+              </w:rPr>
+              <w:t>2</w:t>
+            </w:r>
+            <w:r>
+              <w:rPr>
+                <w:rFonts w:ascii="BRH Malayalam Extra" w:hAnsi="BRH Malayalam Extra" w:cs="BRH Malayalam Extra"/>
+                <w:color w:val="000000"/>
+                <w:sz w:val="32"/>
+                <w:szCs w:val="32"/>
+                <w:lang w:val="it-IT"/>
+              </w:rPr>
+              <w:t>(</w:t>
+            </w:r>
+            <w:r>
+              <w:rPr>
+                <w:rFonts w:cs="BRH Malayalam Extra"/>
+                <w:color w:val="000000"/>
+                <w:szCs w:val="32"/>
+                <w:lang w:val="it-IT"/>
+              </w:rPr>
+              <w:t>44</w:t>
+            </w:r>
+            <w:r>
+              <w:rPr>
+                <w:rFonts w:ascii="BRH Malayalam Extra" w:hAnsi="BRH Malayalam Extra" w:cs="BRH Malayalam Extra"/>
+                <w:color w:val="000000"/>
+                <w:sz w:val="32"/>
+                <w:szCs w:val="32"/>
+                <w:lang w:val="it-IT"/>
+              </w:rPr>
+              <w:t>)- E</w:t>
+            </w:r>
+            <w:r>
+              <w:rPr>
+                <w:rFonts w:ascii="BRH Malayalam Extra" w:hAnsi="BRH Malayalam Extra" w:cs="BRH Malayalam Extra"/>
+                <w:color w:val="000000"/>
+                <w:sz w:val="28"/>
+                <w:szCs w:val="32"/>
+                <w:lang w:val="it-IT"/>
+              </w:rPr>
+              <w:t>–</w:t>
+            </w:r>
+            <w:r>
+              <w:rPr>
+                <w:rFonts w:ascii="BRH Malayalam Extra" w:hAnsi="BRH Malayalam Extra" w:cs="BRH Malayalam Extra"/>
+                <w:color w:val="000000"/>
+                <w:sz w:val="32"/>
+                <w:szCs w:val="32"/>
+                <w:lang w:val="it-IT"/>
+              </w:rPr>
+              <w:t>Z¢© | A</w:t>
+            </w:r>
+            <w:r>
+              <w:rPr>
+                <w:rFonts w:ascii="BRH Malayalam Extra" w:hAnsi="BRH Malayalam Extra" w:cs="BRH Malayalam Extra"/>
+                <w:color w:val="000000"/>
+                <w:sz w:val="28"/>
+                <w:szCs w:val="32"/>
+                <w:lang w:val="it-IT"/>
+              </w:rPr>
+              <w:t>–</w:t>
+            </w:r>
+            <w:r>
+              <w:rPr>
+                <w:rFonts w:ascii="BRH Malayalam Extra" w:hAnsi="BRH Malayalam Extra" w:cs="BRH Malayalam Extra"/>
+                <w:color w:val="000000"/>
+                <w:sz w:val="32"/>
+                <w:szCs w:val="32"/>
+                <w:highlight w:val="green"/>
+                <w:lang w:val="it-IT"/>
+              </w:rPr>
+              <w:t>dûx</w:t>
+            </w:r>
+            <w:r>
+              <w:rPr>
+                <w:rFonts w:ascii="BRH Malayalam Extra" w:hAnsi="BRH Malayalam Extra" w:cs="BRH Malayalam Extra"/>
+                <w:color w:val="000000"/>
+                <w:sz w:val="32"/>
+                <w:szCs w:val="32"/>
+                <w:lang w:val="it-IT"/>
+              </w:rPr>
+              <w:t>¥kx—tÇy |</w:t>
+            </w:r>
+          </w:p>
+          <w:p>
+            <w:pPr>
+              <w:widowControl w:val="0"/>
+              <w:autoSpaceDE w:val="0"/>
+              <w:autoSpaceDN w:val="0"/>
+              <w:adjustRightInd w:val="0"/>
+              <w:spacing w:before="0" w:line="240" w:lineRule="auto"/>
+              <w:rPr>
+                <w:rFonts w:ascii="BRH Malayalam Extra" w:hAnsi="BRH Malayalam Extra" w:cs="BRH Malayalam Extra"/>
+                <w:color w:val="000000"/>
+                <w:sz w:val="32"/>
+                <w:szCs w:val="32"/>
+                <w:lang w:val="it-IT"/>
+              </w:rPr>
+            </w:pPr>
+            <w:r>
+              <w:rPr>
+                <w:rFonts w:ascii="BRH Malayalam Extra" w:hAnsi="BRH Malayalam Extra" w:cs="BRH Malayalam Extra"/>
+                <w:color w:val="000000"/>
+                <w:sz w:val="32"/>
+                <w:szCs w:val="32"/>
+                <w:lang w:val="it-IT"/>
+              </w:rPr>
+              <w:t>E</w:t>
+            </w:r>
+            <w:r>
+              <w:rPr>
+                <w:rFonts w:ascii="BRH Malayalam Extra" w:hAnsi="BRH Malayalam Extra" w:cs="BRH Malayalam Extra"/>
+                <w:color w:val="000000"/>
+                <w:sz w:val="28"/>
+                <w:szCs w:val="32"/>
+                <w:lang w:val="it-IT"/>
+              </w:rPr>
+              <w:t>–</w:t>
+            </w:r>
+            <w:r>
+              <w:rPr>
+                <w:rFonts w:ascii="BRH Malayalam Extra" w:hAnsi="BRH Malayalam Extra" w:cs="BRH Malayalam Extra"/>
+                <w:color w:val="000000"/>
+                <w:sz w:val="32"/>
+                <w:szCs w:val="32"/>
+                <w:lang w:val="it-IT"/>
+              </w:rPr>
+              <w:t>Z¢ d</w:t>
+            </w:r>
+            <w:r>
+              <w:rPr>
+                <w:rFonts w:ascii="BRH Malayalam Extra" w:hAnsi="BRH Malayalam Extra" w:cs="BRH Malayalam Extra"/>
+                <w:color w:val="000000"/>
+                <w:sz w:val="28"/>
+                <w:szCs w:val="32"/>
+                <w:lang w:val="it-IT"/>
+              </w:rPr>
+              <w:t>–</w:t>
+            </w:r>
+            <w:r>
+              <w:rPr>
+                <w:rFonts w:ascii="BRH Malayalam Extra" w:hAnsi="BRH Malayalam Extra" w:cs="BRH Malayalam Extra"/>
+                <w:color w:val="000000"/>
+                <w:sz w:val="32"/>
+                <w:szCs w:val="32"/>
+                <w:highlight w:val="green"/>
+                <w:lang w:val="it-IT"/>
+              </w:rPr>
+              <w:t>dû</w:t>
+            </w:r>
+            <w:r>
+              <w:rPr>
+                <w:rFonts w:ascii="BRH Malayalam Extra" w:hAnsi="BRH Malayalam Extra" w:cs="BRH Malayalam Extra"/>
+                <w:color w:val="000000"/>
+                <w:sz w:val="32"/>
+                <w:szCs w:val="32"/>
+                <w:lang w:val="it-IT"/>
+              </w:rPr>
+              <w:t>x¥kx—t Çõ</w:t>
+            </w:r>
+            <w:r>
+              <w:rPr>
+                <w:rFonts w:ascii="BRH Malayalam Extra" w:hAnsi="BRH Malayalam Extra" w:cs="BRH Malayalam Extra"/>
+                <w:color w:val="000000"/>
+                <w:sz w:val="28"/>
+                <w:szCs w:val="32"/>
+                <w:highlight w:val="yellow"/>
+                <w:lang w:val="it-IT"/>
+              </w:rPr>
+              <w:t>–</w:t>
+            </w:r>
+            <w:r>
+              <w:rPr>
+                <w:rFonts w:ascii="BRH Malayalam Extra" w:hAnsi="BRH Malayalam Extra" w:cs="BRH Malayalam Extra"/>
+                <w:color w:val="000000"/>
+                <w:sz w:val="32"/>
+                <w:szCs w:val="32"/>
+                <w:highlight w:val="green"/>
+                <w:lang w:val="it-IT"/>
+              </w:rPr>
+              <w:t>dû</w:t>
+            </w:r>
+            <w:r>
+              <w:rPr>
+                <w:rFonts w:ascii="BRH Malayalam Extra" w:hAnsi="BRH Malayalam Extra" w:cs="BRH Malayalam Extra"/>
+                <w:color w:val="000000"/>
+                <w:sz w:val="32"/>
+                <w:szCs w:val="32"/>
+                <w:lang w:val="it-IT"/>
+              </w:rPr>
+              <w:t>x¥kx—t Çõ£</w:t>
+            </w:r>
+            <w:r>
+              <w:rPr>
+                <w:rFonts w:ascii="BRH Malayalam Extra" w:hAnsi="BRH Malayalam Extra" w:cs="BRH Malayalam Extra"/>
+                <w:color w:val="000000"/>
+                <w:sz w:val="28"/>
+                <w:szCs w:val="32"/>
+                <w:lang w:val="it-IT"/>
+              </w:rPr>
+              <w:t>–</w:t>
+            </w:r>
+            <w:r>
+              <w:rPr>
+                <w:rFonts w:ascii="BRH Malayalam Extra" w:hAnsi="BRH Malayalam Extra" w:cs="BRH Malayalam Extra"/>
+                <w:color w:val="000000"/>
+                <w:sz w:val="32"/>
+                <w:szCs w:val="32"/>
+                <w:lang w:val="it-IT"/>
+              </w:rPr>
+              <w:t>Z¢ d£</w:t>
+            </w:r>
+            <w:r>
+              <w:rPr>
+                <w:rFonts w:ascii="BRH Malayalam Extra" w:hAnsi="BRH Malayalam Extra" w:cs="BRH Malayalam Extra"/>
+                <w:color w:val="000000"/>
+                <w:sz w:val="28"/>
+                <w:szCs w:val="32"/>
+                <w:lang w:val="it-IT"/>
+              </w:rPr>
+              <w:t>–</w:t>
+            </w:r>
+            <w:r>
+              <w:rPr>
+                <w:rFonts w:ascii="BRH Malayalam Extra" w:hAnsi="BRH Malayalam Extra" w:cs="BRH Malayalam Extra"/>
+                <w:color w:val="000000"/>
+                <w:sz w:val="32"/>
+                <w:szCs w:val="32"/>
+                <w:lang w:val="it-IT"/>
+              </w:rPr>
+              <w:t>Z¢d</w:t>
+            </w:r>
+            <w:r>
+              <w:rPr>
+                <w:rFonts w:ascii="BRH Malayalam Extra" w:hAnsi="BRH Malayalam Extra" w:cs="BRH Malayalam Extra"/>
+                <w:color w:val="000000"/>
+                <w:sz w:val="28"/>
+                <w:szCs w:val="32"/>
+                <w:lang w:val="it-IT"/>
+              </w:rPr>
+              <w:t>–</w:t>
+            </w:r>
+            <w:r>
+              <w:rPr>
+                <w:rFonts w:ascii="BRH Malayalam Extra" w:hAnsi="BRH Malayalam Extra" w:cs="BRH Malayalam Extra"/>
+                <w:color w:val="000000"/>
+                <w:sz w:val="32"/>
+                <w:szCs w:val="32"/>
+                <w:lang w:val="it-IT"/>
+              </w:rPr>
+              <w:t xml:space="preserve"> </w:t>
+            </w:r>
+            <w:r>
+              <w:rPr>
+                <w:rFonts w:ascii="BRH Malayalam Extra" w:hAnsi="BRH Malayalam Extra" w:cs="BRH Malayalam Extra"/>
+                <w:color w:val="000000"/>
+                <w:sz w:val="32"/>
+                <w:szCs w:val="32"/>
+                <w:highlight w:val="green"/>
+                <w:lang w:val="it-IT"/>
+              </w:rPr>
+              <w:t>dû</w:t>
+            </w:r>
+            <w:r>
+              <w:rPr>
+                <w:rFonts w:ascii="BRH Malayalam Extra" w:hAnsi="BRH Malayalam Extra" w:cs="BRH Malayalam Extra"/>
+                <w:color w:val="000000"/>
+                <w:sz w:val="32"/>
+                <w:szCs w:val="32"/>
+                <w:lang w:val="it-IT"/>
+              </w:rPr>
+              <w:t xml:space="preserve">x¥kx—tÇy | </w:t>
+            </w:r>
+          </w:p>
+          <w:p>
+            <w:pPr>
+              <w:widowControl w:val="0"/>
+              <w:autoSpaceDE w:val="0"/>
+              <w:autoSpaceDN w:val="0"/>
+              <w:adjustRightInd w:val="0"/>
+              <w:spacing w:before="0" w:line="240" w:lineRule="auto"/>
+              <w:rPr>
+                <w:rFonts w:ascii="BRH Malayalam Extra" w:hAnsi="BRH Malayalam Extra" w:cs="BRH Malayalam Extra"/>
+                <w:color w:val="000000"/>
+                <w:sz w:val="32"/>
+                <w:szCs w:val="32"/>
+                <w:lang w:val="it-IT"/>
+              </w:rPr>
+            </w:pPr>
+            <w:r>
+              <w:rPr>
+                <w:rFonts w:ascii="BRH Malayalam Extra" w:hAnsi="BRH Malayalam Extra" w:cs="BRH Malayalam Extra"/>
+                <w:color w:val="000000"/>
+                <w:sz w:val="32"/>
+                <w:szCs w:val="32"/>
+                <w:lang w:val="it-IT"/>
+              </w:rPr>
+              <w:t>(</w:t>
+            </w:r>
+            <w:r>
+              <w:rPr>
+                <w:rFonts w:cs="BRH Malayalam Extra"/>
+                <w:color w:val="000000"/>
+                <w:szCs w:val="32"/>
+                <w:lang w:val="it-IT"/>
+              </w:rPr>
+              <w:t>54</w:t>
+            </w:r>
+            <w:r>
+              <w:rPr>
+                <w:rFonts w:ascii="BRH Malayalam Extra" w:hAnsi="BRH Malayalam Extra" w:cs="BRH Malayalam Extra"/>
+                <w:color w:val="000000"/>
+                <w:sz w:val="32"/>
+                <w:szCs w:val="32"/>
+                <w:lang w:val="it-IT"/>
+              </w:rPr>
+              <w:t>)</w:t>
+            </w:r>
+            <w:r>
+              <w:rPr>
+                <w:rFonts w:cs="BRH Malayalam Extra"/>
+                <w:color w:val="000000"/>
+                <w:szCs w:val="32"/>
+                <w:lang w:val="it-IT"/>
+              </w:rPr>
+              <w:t>[P10</w:t>
+            </w:r>
+            <w:r>
+              <w:rPr>
+                <w:rFonts w:ascii="BRH Malayalam Extra" w:hAnsi="BRH Malayalam Extra" w:cs="BRH Malayalam Extra"/>
+                <w:color w:val="000000"/>
+                <w:sz w:val="32"/>
+                <w:szCs w:val="32"/>
+                <w:lang w:val="it-IT"/>
+              </w:rPr>
+              <w:t xml:space="preserve">] </w:t>
+            </w:r>
+            <w:r>
+              <w:rPr>
+                <w:rFonts w:cs="BRH Malayalam Extra"/>
+                <w:color w:val="000000"/>
+                <w:szCs w:val="32"/>
+                <w:lang w:val="it-IT"/>
+              </w:rPr>
+              <w:t>7</w:t>
+            </w:r>
+            <w:r>
+              <w:rPr>
+                <w:rFonts w:ascii="BRH Malayalam Extra" w:hAnsi="BRH Malayalam Extra" w:cs="BRH Malayalam Extra"/>
+                <w:color w:val="000000"/>
+                <w:sz w:val="32"/>
+                <w:szCs w:val="32"/>
+                <w:lang w:val="it-IT"/>
+              </w:rPr>
+              <w:t>.</w:t>
+            </w:r>
+            <w:r>
+              <w:rPr>
+                <w:rFonts w:cs="BRH Malayalam Extra"/>
+                <w:color w:val="000000"/>
+                <w:szCs w:val="32"/>
+                <w:lang w:val="it-IT"/>
+              </w:rPr>
+              <w:t>4</w:t>
+            </w:r>
+            <w:r>
+              <w:rPr>
+                <w:rFonts w:ascii="BRH Malayalam Extra" w:hAnsi="BRH Malayalam Extra" w:cs="BRH Malayalam Extra"/>
+                <w:color w:val="000000"/>
+                <w:sz w:val="32"/>
+                <w:szCs w:val="32"/>
+                <w:lang w:val="it-IT"/>
+              </w:rPr>
+              <w:t>.</w:t>
+            </w:r>
+            <w:r>
+              <w:rPr>
+                <w:rFonts w:cs="BRH Malayalam Extra"/>
+                <w:color w:val="000000"/>
+                <w:szCs w:val="32"/>
+                <w:lang w:val="it-IT"/>
+              </w:rPr>
+              <w:t>3</w:t>
+            </w:r>
+            <w:r>
+              <w:rPr>
+                <w:rFonts w:ascii="BRH Malayalam Extra" w:hAnsi="BRH Malayalam Extra" w:cs="BRH Malayalam Extra"/>
+                <w:color w:val="000000"/>
+                <w:sz w:val="32"/>
+                <w:szCs w:val="32"/>
+                <w:lang w:val="it-IT"/>
+              </w:rPr>
+              <w:t>.</w:t>
+            </w:r>
+            <w:r>
+              <w:rPr>
+                <w:rFonts w:cs="BRH Malayalam Extra"/>
+                <w:color w:val="000000"/>
+                <w:szCs w:val="32"/>
+                <w:lang w:val="it-IT"/>
+              </w:rPr>
+              <w:t>2</w:t>
+            </w:r>
+            <w:r>
+              <w:rPr>
+                <w:rFonts w:ascii="BRH Malayalam Extra" w:hAnsi="BRH Malayalam Extra" w:cs="BRH Malayalam Extra"/>
+                <w:color w:val="000000"/>
+                <w:sz w:val="32"/>
+                <w:szCs w:val="32"/>
+                <w:lang w:val="it-IT"/>
+              </w:rPr>
+              <w:t>(</w:t>
+            </w:r>
+            <w:r>
+              <w:rPr>
+                <w:rFonts w:cs="BRH Malayalam Extra"/>
+                <w:color w:val="000000"/>
+                <w:szCs w:val="32"/>
+                <w:lang w:val="it-IT"/>
+              </w:rPr>
+              <w:t>45</w:t>
+            </w:r>
+            <w:r>
+              <w:rPr>
+                <w:rFonts w:ascii="BRH Malayalam Extra" w:hAnsi="BRH Malayalam Extra" w:cs="BRH Malayalam Extra"/>
+                <w:color w:val="000000"/>
+                <w:sz w:val="32"/>
+                <w:szCs w:val="32"/>
+                <w:lang w:val="it-IT"/>
+              </w:rPr>
+              <w:t>)- A</w:t>
+            </w:r>
+            <w:r>
+              <w:rPr>
+                <w:rFonts w:ascii="BRH Malayalam Extra" w:hAnsi="BRH Malayalam Extra" w:cs="BRH Malayalam Extra"/>
+                <w:color w:val="000000"/>
+                <w:sz w:val="28"/>
+                <w:szCs w:val="32"/>
+                <w:lang w:val="it-IT"/>
+              </w:rPr>
+              <w:t>–</w:t>
+            </w:r>
+            <w:r>
+              <w:rPr>
+                <w:rFonts w:ascii="BRH Malayalam Extra" w:hAnsi="BRH Malayalam Extra" w:cs="BRH Malayalam Extra"/>
+                <w:color w:val="000000"/>
+                <w:sz w:val="32"/>
+                <w:szCs w:val="32"/>
+                <w:highlight w:val="green"/>
+                <w:lang w:val="it-IT"/>
+              </w:rPr>
+              <w:t>dû</w:t>
+            </w:r>
+            <w:r>
+              <w:rPr>
+                <w:rFonts w:ascii="BRH Malayalam Extra" w:hAnsi="BRH Malayalam Extra" w:cs="BRH Malayalam Extra"/>
+                <w:color w:val="000000"/>
+                <w:sz w:val="32"/>
+                <w:szCs w:val="32"/>
+                <w:lang w:val="it-IT"/>
+              </w:rPr>
+              <w:t>x¥kx—tÇy | E</w:t>
+            </w:r>
+            <w:r>
+              <w:rPr>
+                <w:rFonts w:ascii="BRH Malayalam Extra" w:hAnsi="BRH Malayalam Extra" w:cs="BRH Malayalam Extra"/>
+                <w:color w:val="000000"/>
+                <w:sz w:val="28"/>
+                <w:szCs w:val="32"/>
+                <w:lang w:val="it-IT"/>
+              </w:rPr>
+              <w:t>–</w:t>
+            </w:r>
+            <w:r>
+              <w:rPr>
+                <w:rFonts w:ascii="BRH Malayalam Extra" w:hAnsi="BRH Malayalam Extra" w:cs="BRH Malayalam Extra"/>
+                <w:color w:val="000000"/>
+                <w:sz w:val="32"/>
+                <w:szCs w:val="32"/>
+                <w:lang w:val="it-IT"/>
+              </w:rPr>
+              <w:t>Z¡hy—J |</w:t>
+            </w:r>
+          </w:p>
+          <w:p>
+            <w:pPr>
+              <w:widowControl w:val="0"/>
+              <w:autoSpaceDE w:val="0"/>
+              <w:autoSpaceDN w:val="0"/>
+              <w:adjustRightInd w:val="0"/>
+              <w:spacing w:before="0" w:line="240" w:lineRule="auto"/>
+              <w:rPr>
+                <w:rFonts w:ascii="BRH Malayalam Extra" w:hAnsi="BRH Malayalam Extra" w:cs="BRH Malayalam Extra"/>
+                <w:color w:val="000000"/>
+                <w:sz w:val="32"/>
+                <w:szCs w:val="32"/>
+                <w:lang w:val="it-IT"/>
+              </w:rPr>
+            </w:pPr>
+            <w:r>
+              <w:rPr>
+                <w:rFonts w:ascii="BRH Malayalam Extra" w:hAnsi="BRH Malayalam Extra" w:cs="BRH Malayalam Extra"/>
+                <w:color w:val="000000"/>
+                <w:sz w:val="32"/>
+                <w:szCs w:val="32"/>
+                <w:lang w:val="it-IT"/>
+              </w:rPr>
+              <w:t>A</w:t>
+            </w:r>
+            <w:r>
+              <w:rPr>
+                <w:rFonts w:ascii="BRH Malayalam Extra" w:hAnsi="BRH Malayalam Extra" w:cs="BRH Malayalam Extra"/>
+                <w:color w:val="000000"/>
+                <w:sz w:val="28"/>
+                <w:szCs w:val="32"/>
+                <w:lang w:val="it-IT"/>
+              </w:rPr>
+              <w:t>–</w:t>
+            </w:r>
+            <w:r>
+              <w:rPr>
+                <w:rFonts w:ascii="BRH Malayalam Extra" w:hAnsi="BRH Malayalam Extra" w:cs="BRH Malayalam Extra"/>
+                <w:color w:val="000000"/>
+                <w:sz w:val="32"/>
+                <w:szCs w:val="32"/>
+                <w:highlight w:val="green"/>
+                <w:lang w:val="it-IT"/>
+              </w:rPr>
+              <w:t>dû</w:t>
+            </w:r>
+            <w:r>
+              <w:rPr>
+                <w:rFonts w:ascii="BRH Malayalam Extra" w:hAnsi="BRH Malayalam Extra" w:cs="BRH Malayalam Extra"/>
+                <w:color w:val="000000"/>
+                <w:sz w:val="32"/>
+                <w:szCs w:val="32"/>
+                <w:lang w:val="it-IT"/>
+              </w:rPr>
+              <w:t>x¥kx—t Çõ£</w:t>
+            </w:r>
+            <w:r>
+              <w:rPr>
+                <w:rFonts w:ascii="BRH Malayalam Extra" w:hAnsi="BRH Malayalam Extra" w:cs="BRH Malayalam Extra"/>
+                <w:color w:val="000000"/>
+                <w:sz w:val="28"/>
+                <w:szCs w:val="32"/>
+                <w:lang w:val="it-IT"/>
+              </w:rPr>
+              <w:t>–</w:t>
+            </w:r>
+            <w:r>
+              <w:rPr>
+                <w:rFonts w:ascii="BRH Malayalam Extra" w:hAnsi="BRH Malayalam Extra" w:cs="BRH Malayalam Extra"/>
+                <w:color w:val="000000"/>
+                <w:sz w:val="32"/>
+                <w:szCs w:val="32"/>
+                <w:lang w:val="it-IT"/>
+              </w:rPr>
+              <w:t>Z¡hy—ª. E</w:t>
+            </w:r>
+            <w:r>
+              <w:rPr>
+                <w:rFonts w:ascii="BRH Malayalam Extra" w:hAnsi="BRH Malayalam Extra" w:cs="BRH Malayalam Extra"/>
+                <w:color w:val="000000"/>
+                <w:sz w:val="28"/>
+                <w:szCs w:val="32"/>
+                <w:lang w:val="it-IT"/>
+              </w:rPr>
+              <w:t>–</w:t>
+            </w:r>
+            <w:r>
+              <w:rPr>
+                <w:rFonts w:ascii="BRH Malayalam Extra" w:hAnsi="BRH Malayalam Extra" w:cs="BRH Malayalam Extra"/>
+                <w:color w:val="000000"/>
+                <w:sz w:val="32"/>
+                <w:szCs w:val="32"/>
+                <w:lang w:val="it-IT"/>
+              </w:rPr>
+              <w:t>Z¡hy— k–</w:t>
+            </w:r>
+            <w:r>
+              <w:rPr>
+                <w:rFonts w:ascii="BRH Malayalam Extra" w:hAnsi="BRH Malayalam Extra" w:cs="BRH Malayalam Extra"/>
+                <w:color w:val="000000"/>
+                <w:sz w:val="32"/>
+                <w:szCs w:val="32"/>
+                <w:highlight w:val="green"/>
+                <w:lang w:val="it-IT"/>
+              </w:rPr>
+              <w:t>dû</w:t>
+            </w:r>
+            <w:r>
+              <w:rPr>
+                <w:rFonts w:ascii="BRH Malayalam Extra" w:hAnsi="BRH Malayalam Extra" w:cs="BRH Malayalam Extra"/>
+                <w:color w:val="000000"/>
+                <w:sz w:val="32"/>
+                <w:szCs w:val="32"/>
+                <w:lang w:val="it-IT"/>
+              </w:rPr>
+              <w:t xml:space="preserve">x¥kx—t </w:t>
+            </w:r>
+          </w:p>
+          <w:p>
+            <w:pPr>
+              <w:widowControl w:val="0"/>
+              <w:autoSpaceDE w:val="0"/>
+              <w:autoSpaceDN w:val="0"/>
+              <w:adjustRightInd w:val="0"/>
+              <w:spacing w:before="0" w:line="240" w:lineRule="auto"/>
+              <w:rPr>
+                <w:rFonts w:ascii="BRH Malayalam Extra" w:hAnsi="BRH Malayalam Extra" w:cs="BRH Malayalam Extra"/>
+                <w:color w:val="000000"/>
+                <w:sz w:val="32"/>
+                <w:szCs w:val="32"/>
+                <w:lang w:val="it-IT"/>
+              </w:rPr>
+            </w:pPr>
+            <w:r>
+              <w:rPr>
+                <w:rFonts w:ascii="BRH Malayalam Extra" w:hAnsi="BRH Malayalam Extra" w:cs="BRH Malayalam Extra"/>
+                <w:color w:val="000000"/>
+                <w:sz w:val="32"/>
+                <w:szCs w:val="32"/>
+                <w:lang w:val="it-IT"/>
+              </w:rPr>
+              <w:t>Çõ</w:t>
+            </w:r>
+            <w:r>
+              <w:rPr>
+                <w:rFonts w:ascii="BRH Malayalam Extra" w:hAnsi="BRH Malayalam Extra" w:cs="BRH Malayalam Extra"/>
+                <w:color w:val="000000"/>
+                <w:sz w:val="28"/>
+                <w:szCs w:val="32"/>
+                <w:highlight w:val="yellow"/>
+                <w:lang w:val="it-IT"/>
+              </w:rPr>
+              <w:t>–</w:t>
+            </w:r>
+            <w:r>
+              <w:rPr>
+                <w:rFonts w:ascii="BRH Malayalam Extra" w:hAnsi="BRH Malayalam Extra" w:cs="BRH Malayalam Extra"/>
+                <w:color w:val="000000"/>
+                <w:sz w:val="32"/>
+                <w:szCs w:val="32"/>
+                <w:highlight w:val="green"/>
+                <w:lang w:val="it-IT"/>
+              </w:rPr>
+              <w:t>dû</w:t>
+            </w:r>
+            <w:r>
+              <w:rPr>
+                <w:rFonts w:ascii="BRH Malayalam Extra" w:hAnsi="BRH Malayalam Extra" w:cs="BRH Malayalam Extra"/>
+                <w:color w:val="000000"/>
+                <w:sz w:val="32"/>
+                <w:szCs w:val="32"/>
+                <w:lang w:val="it-IT"/>
+              </w:rPr>
+              <w:t>x¥kx—t Çõ£</w:t>
+            </w:r>
+            <w:r>
+              <w:rPr>
+                <w:rFonts w:ascii="BRH Malayalam Extra" w:hAnsi="BRH Malayalam Extra" w:cs="BRH Malayalam Extra"/>
+                <w:color w:val="000000"/>
+                <w:sz w:val="28"/>
+                <w:szCs w:val="32"/>
+                <w:lang w:val="it-IT"/>
+              </w:rPr>
+              <w:t>–</w:t>
+            </w:r>
+            <w:r>
+              <w:rPr>
+                <w:rFonts w:ascii="BRH Malayalam Extra" w:hAnsi="BRH Malayalam Extra" w:cs="BRH Malayalam Extra"/>
+                <w:color w:val="000000"/>
+                <w:sz w:val="32"/>
+                <w:szCs w:val="32"/>
+                <w:lang w:val="it-IT"/>
+              </w:rPr>
+              <w:t xml:space="preserve">Z¡hy—J | </w:t>
+            </w:r>
+          </w:p>
+          <w:p>
+            <w:pPr>
+              <w:widowControl w:val="0"/>
+              <w:autoSpaceDE w:val="0"/>
+              <w:autoSpaceDN w:val="0"/>
+              <w:adjustRightInd w:val="0"/>
+              <w:spacing w:before="0" w:line="240" w:lineRule="auto"/>
+              <w:rPr>
+                <w:rFonts w:ascii="BRH Malayalam Extra" w:hAnsi="BRH Malayalam Extra" w:cs="BRH Malayalam Extra"/>
+                <w:color w:val="000000"/>
+                <w:sz w:val="32"/>
+                <w:szCs w:val="32"/>
+              </w:rPr>
+            </w:pPr>
+            <w:r>
+              <w:rPr>
+                <w:rFonts w:ascii="BRH Malayalam Extra" w:hAnsi="BRH Malayalam Extra" w:cs="BRH Malayalam Extra"/>
+                <w:color w:val="000000"/>
+                <w:sz w:val="32"/>
+                <w:szCs w:val="32"/>
+              </w:rPr>
+              <w:t>(</w:t>
+            </w:r>
+            <w:r>
+              <w:rPr>
+                <w:rFonts w:cs="BRH Malayalam Extra"/>
+                <w:color w:val="000000"/>
+                <w:szCs w:val="32"/>
+              </w:rPr>
+              <w:t>55</w:t>
+            </w:r>
+            <w:r>
+              <w:rPr>
+                <w:rFonts w:ascii="BRH Malayalam Extra" w:hAnsi="BRH Malayalam Extra" w:cs="BRH Malayalam Extra"/>
+                <w:color w:val="000000"/>
+                <w:sz w:val="32"/>
+                <w:szCs w:val="32"/>
+              </w:rPr>
+              <w:t>)</w:t>
+            </w:r>
+            <w:r>
+              <w:rPr>
+                <w:rFonts w:cs="BRH Malayalam Extra"/>
+                <w:color w:val="000000"/>
+                <w:szCs w:val="32"/>
+              </w:rPr>
+              <w:t>[P10</w:t>
+            </w:r>
+            <w:r>
+              <w:rPr>
+                <w:rFonts w:ascii="BRH Malayalam Extra" w:hAnsi="BRH Malayalam Extra" w:cs="BRH Malayalam Extra"/>
+                <w:color w:val="000000"/>
+                <w:sz w:val="32"/>
+                <w:szCs w:val="32"/>
+              </w:rPr>
+              <w:t xml:space="preserve">] </w:t>
+            </w:r>
+            <w:r>
+              <w:rPr>
+                <w:rFonts w:cs="BRH Malayalam Extra"/>
+                <w:color w:val="000000"/>
+                <w:szCs w:val="32"/>
+              </w:rPr>
+              <w:t>7</w:t>
+            </w:r>
+            <w:r>
+              <w:rPr>
+                <w:rFonts w:ascii="BRH Malayalam Extra" w:hAnsi="BRH Malayalam Extra" w:cs="BRH Malayalam Extra"/>
+                <w:color w:val="000000"/>
+                <w:sz w:val="32"/>
+                <w:szCs w:val="32"/>
+              </w:rPr>
+              <w:t>.</w:t>
+            </w:r>
+            <w:r>
+              <w:rPr>
+                <w:rFonts w:cs="BRH Malayalam Extra"/>
+                <w:color w:val="000000"/>
+                <w:szCs w:val="32"/>
+              </w:rPr>
+              <w:t>4</w:t>
+            </w:r>
+            <w:r>
+              <w:rPr>
+                <w:rFonts w:ascii="BRH Malayalam Extra" w:hAnsi="BRH Malayalam Extra" w:cs="BRH Malayalam Extra"/>
+                <w:color w:val="000000"/>
+                <w:sz w:val="32"/>
+                <w:szCs w:val="32"/>
+              </w:rPr>
+              <w:t>.</w:t>
+            </w:r>
+            <w:r>
+              <w:rPr>
+                <w:rFonts w:cs="BRH Malayalam Extra"/>
+                <w:color w:val="000000"/>
+                <w:szCs w:val="32"/>
+              </w:rPr>
+              <w:t>3</w:t>
+            </w:r>
+            <w:r>
+              <w:rPr>
+                <w:rFonts w:ascii="BRH Malayalam Extra" w:hAnsi="BRH Malayalam Extra" w:cs="BRH Malayalam Extra"/>
+                <w:color w:val="000000"/>
+                <w:sz w:val="32"/>
+                <w:szCs w:val="32"/>
+              </w:rPr>
+              <w:t>.</w:t>
+            </w:r>
+            <w:r>
+              <w:rPr>
+                <w:rFonts w:cs="BRH Malayalam Extra"/>
+                <w:color w:val="000000"/>
+                <w:szCs w:val="32"/>
+              </w:rPr>
+              <w:t>2</w:t>
+            </w:r>
+            <w:r>
+              <w:rPr>
+                <w:rFonts w:ascii="BRH Malayalam Extra" w:hAnsi="BRH Malayalam Extra" w:cs="BRH Malayalam Extra"/>
+                <w:color w:val="000000"/>
+                <w:sz w:val="32"/>
+                <w:szCs w:val="32"/>
+              </w:rPr>
+              <w:t>(</w:t>
+            </w:r>
+            <w:r>
+              <w:rPr>
+                <w:rFonts w:cs="BRH Malayalam Extra"/>
+                <w:color w:val="000000"/>
+                <w:szCs w:val="32"/>
+              </w:rPr>
+              <w:t>45</w:t>
+            </w:r>
+            <w:r>
+              <w:rPr>
+                <w:rFonts w:ascii="BRH Malayalam Extra" w:hAnsi="BRH Malayalam Extra" w:cs="BRH Malayalam Extra"/>
+                <w:color w:val="000000"/>
+                <w:sz w:val="32"/>
+                <w:szCs w:val="32"/>
+              </w:rPr>
+              <w:t>)- A</w:t>
+            </w:r>
+            <w:r>
+              <w:rPr>
+                <w:rFonts w:ascii="BRH Malayalam Extra" w:hAnsi="BRH Malayalam Extra" w:cs="BRH Malayalam Extra"/>
+                <w:color w:val="000000"/>
+                <w:sz w:val="28"/>
+                <w:szCs w:val="32"/>
+              </w:rPr>
+              <w:t>–</w:t>
+            </w:r>
+            <w:r>
+              <w:rPr>
+                <w:rFonts w:ascii="BRH Malayalam Extra" w:hAnsi="BRH Malayalam Extra" w:cs="BRH Malayalam Extra"/>
+                <w:color w:val="000000"/>
+                <w:sz w:val="32"/>
+                <w:szCs w:val="32"/>
+                <w:highlight w:val="green"/>
+              </w:rPr>
+              <w:t>dû</w:t>
+            </w:r>
+            <w:r>
+              <w:rPr>
+                <w:rFonts w:ascii="BRH Malayalam Extra" w:hAnsi="BRH Malayalam Extra" w:cs="BRH Malayalam Extra"/>
+                <w:color w:val="000000"/>
+                <w:sz w:val="32"/>
+                <w:szCs w:val="32"/>
+              </w:rPr>
+              <w:t>x¥kx—tÇy |</w:t>
+            </w:r>
+          </w:p>
+          <w:p>
+            <w:pPr>
+              <w:widowControl w:val="0"/>
+              <w:autoSpaceDE w:val="0"/>
+              <w:autoSpaceDN w:val="0"/>
+              <w:adjustRightInd w:val="0"/>
+              <w:spacing w:before="0" w:line="240" w:lineRule="auto"/>
+              <w:rPr>
+                <w:rFonts w:ascii="BRH Malayalam Extra" w:hAnsi="BRH Malayalam Extra" w:cs="BRH Malayalam Extra"/>
+                <w:color w:val="000000"/>
+                <w:sz w:val="32"/>
+                <w:szCs w:val="32"/>
+              </w:rPr>
+            </w:pPr>
+            <w:r>
+              <w:rPr>
+                <w:rFonts w:ascii="BRH Malayalam Extra" w:hAnsi="BRH Malayalam Extra" w:cs="BRH Malayalam Extra"/>
+                <w:color w:val="000000"/>
+                <w:sz w:val="32"/>
+                <w:szCs w:val="32"/>
+              </w:rPr>
+              <w:t>A</w:t>
+            </w:r>
+            <w:r>
+              <w:rPr>
+                <w:rFonts w:ascii="BRH Malayalam Extra" w:hAnsi="BRH Malayalam Extra" w:cs="BRH Malayalam Extra"/>
+                <w:color w:val="000000"/>
+                <w:sz w:val="28"/>
+                <w:szCs w:val="32"/>
+              </w:rPr>
+              <w:t>–</w:t>
+            </w:r>
+            <w:r>
+              <w:rPr>
+                <w:rFonts w:ascii="BRH Malayalam Extra" w:hAnsi="BRH Malayalam Extra" w:cs="BRH Malayalam Extra"/>
+                <w:color w:val="000000"/>
+                <w:sz w:val="32"/>
+                <w:szCs w:val="32"/>
+              </w:rPr>
+              <w:t>d</w:t>
+            </w:r>
+            <w:r>
+              <w:rPr>
+                <w:rFonts w:ascii="BRH Malayalam Extra" w:hAnsi="BRH Malayalam Extra" w:cs="BRH Malayalam Extra"/>
+                <w:color w:val="000000"/>
+                <w:sz w:val="32"/>
+                <w:szCs w:val="32"/>
+              </w:rPr>
+              <w:t>ûx¥kx—t</w:t>
+            </w:r>
+            <w:r>
+              <w:rPr>
+                <w:rFonts w:ascii="BRH Malayalam Extra" w:hAnsi="BRH Malayalam Extra" w:cs="BRH Malayalam Extra"/>
+                <w:color w:val="000000"/>
+                <w:sz w:val="28"/>
+                <w:szCs w:val="32"/>
+              </w:rPr>
+              <w:t>–</w:t>
+            </w:r>
+            <w:r>
+              <w:rPr>
+                <w:rFonts w:ascii="BRH Malayalam Extra" w:hAnsi="BRH Malayalam Extra" w:cs="BRH Malayalam Extra"/>
+                <w:color w:val="000000"/>
+                <w:sz w:val="32"/>
+                <w:szCs w:val="32"/>
+              </w:rPr>
+              <w:t xml:space="preserve">ÇzZõ—d¡ - B¥kx—tÇy | </w:t>
+            </w:r>
+          </w:p>
+        </w:tc>
+      </w:tr>
+      <w:tr>
+        <w:trPr>
+          <w:trHeight w:val="1389"/>
+        </w:trPr>
+        <w:tc>
+          <w:tcPr>
+            <w:tcW w:w="7024" w:type="dxa"/>
+          </w:tcPr>
+          <w:p>
+            <w:pPr>
+              <w:widowControl w:val="0"/>
+              <w:autoSpaceDE w:val="0"/>
+              <w:autoSpaceDN w:val="0"/>
+              <w:adjustRightInd w:val="0"/>
+              <w:spacing w:line="240" w:lineRule="auto"/>
+              <w:rPr>
+                <w:rFonts w:ascii="BRH Malayalam Extra" w:hAnsi="BRH Malayalam Extra" w:cs="BRH Malayalam Extra"/>
+                <w:color w:val="000000"/>
+                <w:sz w:val="32"/>
+                <w:szCs w:val="32"/>
+              </w:rPr>
+            </w:pPr>
+            <w:r>
+              <w:rPr>
+                <w:rFonts w:ascii="BRH Malayalam Extra" w:hAnsi="BRH Malayalam Extra" w:cs="BRH Malayalam Extra"/>
+                <w:color w:val="000000"/>
+                <w:sz w:val="32"/>
+                <w:szCs w:val="32"/>
+              </w:rPr>
+              <w:t>(</w:t>
+            </w:r>
+            <w:r>
+              <w:rPr>
+                <w:rFonts w:cs="BRH Malayalam Extra"/>
+                <w:color w:val="000000"/>
+                <w:szCs w:val="32"/>
+              </w:rPr>
+              <w:t>23</w:t>
+            </w:r>
+            <w:r>
+              <w:rPr>
+                <w:rFonts w:ascii="BRH Malayalam Extra" w:hAnsi="BRH Malayalam Extra" w:cs="BRH Malayalam Extra"/>
+                <w:color w:val="000000"/>
+                <w:sz w:val="32"/>
+                <w:szCs w:val="32"/>
+              </w:rPr>
+              <w:t>)</w:t>
+            </w:r>
+            <w:r>
+              <w:rPr>
+                <w:rFonts w:cs="BRH Malayalam Extra"/>
+                <w:color w:val="000000"/>
+                <w:szCs w:val="32"/>
+              </w:rPr>
+              <w:t>[P34</w:t>
+            </w:r>
+            <w:r>
+              <w:rPr>
+                <w:rFonts w:ascii="BRH Malayalam Extra" w:hAnsi="BRH Malayalam Extra" w:cs="BRH Malayalam Extra"/>
+                <w:color w:val="000000"/>
+                <w:sz w:val="32"/>
+                <w:szCs w:val="32"/>
+              </w:rPr>
+              <w:t xml:space="preserve">] </w:t>
+            </w:r>
+            <w:r>
+              <w:rPr>
+                <w:rFonts w:cs="BRH Malayalam Extra"/>
+                <w:color w:val="000000"/>
+                <w:szCs w:val="32"/>
+              </w:rPr>
+              <w:t>7</w:t>
+            </w:r>
+            <w:r>
+              <w:rPr>
+                <w:rFonts w:ascii="BRH Malayalam Extra" w:hAnsi="BRH Malayalam Extra" w:cs="BRH Malayalam Extra"/>
+                <w:color w:val="000000"/>
+                <w:sz w:val="32"/>
+                <w:szCs w:val="32"/>
+              </w:rPr>
+              <w:t>.</w:t>
+            </w:r>
+            <w:r>
+              <w:rPr>
+                <w:rFonts w:cs="BRH Malayalam Extra"/>
+                <w:color w:val="000000"/>
+                <w:szCs w:val="32"/>
+              </w:rPr>
+              <w:t>4</w:t>
+            </w:r>
+            <w:r>
+              <w:rPr>
+                <w:rFonts w:ascii="BRH Malayalam Extra" w:hAnsi="BRH Malayalam Extra" w:cs="BRH Malayalam Extra"/>
+                <w:color w:val="000000"/>
+                <w:sz w:val="32"/>
+                <w:szCs w:val="32"/>
+              </w:rPr>
+              <w:t>.</w:t>
+            </w:r>
+            <w:r>
+              <w:rPr>
+                <w:rFonts w:cs="BRH Malayalam Extra"/>
+                <w:color w:val="000000"/>
+                <w:szCs w:val="32"/>
+              </w:rPr>
+              <w:t>11</w:t>
+            </w:r>
+            <w:r>
+              <w:rPr>
+                <w:rFonts w:ascii="BRH Malayalam Extra" w:hAnsi="BRH Malayalam Extra" w:cs="BRH Malayalam Extra"/>
+                <w:color w:val="000000"/>
+                <w:sz w:val="32"/>
+                <w:szCs w:val="32"/>
+              </w:rPr>
+              <w:t>.</w:t>
+            </w:r>
+            <w:r>
+              <w:rPr>
+                <w:rFonts w:cs="BRH Malayalam Extra"/>
+                <w:color w:val="000000"/>
+                <w:szCs w:val="32"/>
+              </w:rPr>
+              <w:t>1</w:t>
+            </w:r>
+            <w:r>
+              <w:rPr>
+                <w:rFonts w:ascii="BRH Malayalam Extra" w:hAnsi="BRH Malayalam Extra" w:cs="BRH Malayalam Extra"/>
+                <w:color w:val="000000"/>
+                <w:sz w:val="32"/>
+                <w:szCs w:val="32"/>
+              </w:rPr>
+              <w:t>(</w:t>
+            </w:r>
+            <w:r>
+              <w:rPr>
+                <w:rFonts w:cs="BRH Malayalam Extra"/>
+                <w:color w:val="000000"/>
+                <w:szCs w:val="32"/>
+              </w:rPr>
+              <w:t>20</w:t>
+            </w:r>
+            <w:r>
+              <w:rPr>
+                <w:rFonts w:ascii="BRH Malayalam Extra" w:hAnsi="BRH Malayalam Extra" w:cs="BRH Malayalam Extra"/>
+                <w:color w:val="000000"/>
+                <w:sz w:val="32"/>
+                <w:szCs w:val="32"/>
+              </w:rPr>
+              <w:t>)- Bj¡—¥ræxiI |</w:t>
+            </w:r>
+          </w:p>
+          <w:p>
+            <w:pPr>
+              <w:widowControl w:val="0"/>
+              <w:autoSpaceDE w:val="0"/>
+              <w:autoSpaceDN w:val="0"/>
+              <w:adjustRightInd w:val="0"/>
+              <w:spacing w:line="240" w:lineRule="auto"/>
+              <w:rPr>
+                <w:rFonts w:ascii="BRH Malayalam Extra" w:hAnsi="BRH Malayalam Extra" w:cs="BRH Malayalam Extra"/>
+                <w:color w:val="000000"/>
+                <w:sz w:val="32"/>
+                <w:szCs w:val="32"/>
+              </w:rPr>
+            </w:pPr>
+            <w:r>
+              <w:rPr>
+                <w:rFonts w:ascii="BRH Malayalam Extra" w:hAnsi="BRH Malayalam Extra" w:cs="BRH Malayalam Extra"/>
+                <w:color w:val="000000"/>
+                <w:sz w:val="32"/>
+                <w:szCs w:val="32"/>
+              </w:rPr>
+              <w:t>Bj¡—¥ræxi</w:t>
+            </w:r>
+            <w:r>
+              <w:rPr>
+                <w:rFonts w:ascii="BRH Malayalam Extra" w:hAnsi="BRH Malayalam Extra" w:cs="BRH Malayalam Extra"/>
+                <w:color w:val="000000"/>
+                <w:sz w:val="28"/>
+                <w:szCs w:val="32"/>
+              </w:rPr>
+              <w:t>–</w:t>
+            </w:r>
+            <w:r>
+              <w:rPr>
+                <w:rFonts w:ascii="BRH Malayalam Extra" w:hAnsi="BRH Malayalam Extra" w:cs="BRH Malayalam Extra"/>
+                <w:color w:val="000000"/>
+                <w:sz w:val="32"/>
+                <w:szCs w:val="32"/>
+              </w:rPr>
+              <w:t xml:space="preserve">iyZõxj¡—J - </w:t>
+            </w:r>
+            <w:r>
+              <w:rPr>
+                <w:rFonts w:ascii="BRH Malayalam Extra" w:hAnsi="BRH Malayalam Extra" w:cs="BRH Malayalam Extra"/>
+                <w:color w:val="000000"/>
+                <w:sz w:val="32"/>
+                <w:szCs w:val="32"/>
+                <w:highlight w:val="yellow"/>
+              </w:rPr>
+              <w:t>s</w:t>
+            </w:r>
+            <w:r>
+              <w:rPr>
+                <w:rFonts w:ascii="BRH Malayalam Extra" w:hAnsi="BRH Malayalam Extra" w:cs="BRH Malayalam Extra"/>
+                <w:color w:val="000000"/>
+                <w:sz w:val="32"/>
+                <w:szCs w:val="32"/>
+              </w:rPr>
+              <w:t>ëx</w:t>
+            </w:r>
+            <w:r>
+              <w:rPr>
+                <w:rFonts w:ascii="BRH Malayalam Extra" w:hAnsi="BRH Malayalam Extra" w:cs="BRH Malayalam Extra"/>
+                <w:color w:val="000000"/>
+                <w:sz w:val="28"/>
+                <w:szCs w:val="32"/>
+              </w:rPr>
+              <w:t>–</w:t>
+            </w:r>
+            <w:r>
+              <w:rPr>
+                <w:rFonts w:ascii="BRH Malayalam Extra" w:hAnsi="BRH Malayalam Extra" w:cs="BRH Malayalam Extra"/>
+                <w:color w:val="000000"/>
+                <w:sz w:val="32"/>
+                <w:szCs w:val="32"/>
+              </w:rPr>
+              <w:t>i</w:t>
+            </w:r>
+            <w:r>
+              <w:rPr>
+                <w:rFonts w:ascii="BRH Malayalam Extra" w:hAnsi="BRH Malayalam Extra" w:cs="BRH Malayalam Extra"/>
+                <w:color w:val="000000"/>
+                <w:sz w:val="28"/>
+                <w:szCs w:val="32"/>
+              </w:rPr>
+              <w:t>–</w:t>
+            </w:r>
+            <w:r>
+              <w:rPr>
+                <w:rFonts w:ascii="BRH Malayalam Extra" w:hAnsi="BRH Malayalam Extra" w:cs="BRH Malayalam Extra"/>
+                <w:color w:val="000000"/>
+                <w:sz w:val="32"/>
+                <w:szCs w:val="32"/>
+              </w:rPr>
+              <w:t xml:space="preserve">I | </w:t>
+            </w:r>
+          </w:p>
+        </w:tc>
+        <w:tc>
+          <w:tcPr>
+            <w:tcW w:w="7230" w:type="dxa"/>
+          </w:tcPr>
+          <w:p>
+            <w:pPr>
+              <w:widowControl w:val="0"/>
+              <w:autoSpaceDE w:val="0"/>
+              <w:autoSpaceDN w:val="0"/>
+              <w:adjustRightInd w:val="0"/>
+              <w:spacing w:line="240" w:lineRule="auto"/>
+              <w:rPr>
+                <w:rFonts w:ascii="BRH Malayalam Extra" w:hAnsi="BRH Malayalam Extra" w:cs="BRH Malayalam Extra"/>
+                <w:color w:val="000000"/>
+                <w:sz w:val="32"/>
+                <w:szCs w:val="32"/>
+              </w:rPr>
+            </w:pPr>
+            <w:r>
+              <w:rPr>
+                <w:rFonts w:ascii="BRH Malayalam Extra" w:hAnsi="BRH Malayalam Extra" w:cs="BRH Malayalam Extra"/>
+                <w:color w:val="000000"/>
+                <w:sz w:val="32"/>
+                <w:szCs w:val="32"/>
+              </w:rPr>
+              <w:t>(</w:t>
+            </w:r>
+            <w:r>
+              <w:rPr>
+                <w:rFonts w:cs="BRH Malayalam Extra"/>
+                <w:color w:val="000000"/>
+                <w:szCs w:val="32"/>
+              </w:rPr>
+              <w:t>23</w:t>
+            </w:r>
+            <w:r>
+              <w:rPr>
+                <w:rFonts w:ascii="BRH Malayalam Extra" w:hAnsi="BRH Malayalam Extra" w:cs="BRH Malayalam Extra"/>
+                <w:color w:val="000000"/>
+                <w:sz w:val="32"/>
+                <w:szCs w:val="32"/>
+              </w:rPr>
+              <w:t>)</w:t>
+            </w:r>
+            <w:r>
+              <w:rPr>
+                <w:rFonts w:cs="BRH Malayalam Extra"/>
+                <w:color w:val="000000"/>
+                <w:szCs w:val="32"/>
+              </w:rPr>
+              <w:t>[P34</w:t>
+            </w:r>
+            <w:r>
+              <w:rPr>
+                <w:rFonts w:ascii="BRH Malayalam Extra" w:hAnsi="BRH Malayalam Extra" w:cs="BRH Malayalam Extra"/>
+                <w:color w:val="000000"/>
+                <w:sz w:val="32"/>
+                <w:szCs w:val="32"/>
+              </w:rPr>
+              <w:t xml:space="preserve">] </w:t>
+            </w:r>
+            <w:r>
+              <w:rPr>
+                <w:rFonts w:cs="BRH Malayalam Extra"/>
+                <w:color w:val="000000"/>
+                <w:szCs w:val="32"/>
+              </w:rPr>
+              <w:t>7</w:t>
+            </w:r>
+            <w:r>
+              <w:rPr>
+                <w:rFonts w:ascii="BRH Malayalam Extra" w:hAnsi="BRH Malayalam Extra" w:cs="BRH Malayalam Extra"/>
+                <w:color w:val="000000"/>
+                <w:sz w:val="32"/>
+                <w:szCs w:val="32"/>
+              </w:rPr>
+              <w:t>.</w:t>
+            </w:r>
+            <w:r>
+              <w:rPr>
+                <w:rFonts w:cs="BRH Malayalam Extra"/>
+                <w:color w:val="000000"/>
+                <w:szCs w:val="32"/>
+              </w:rPr>
+              <w:t>4</w:t>
+            </w:r>
+            <w:r>
+              <w:rPr>
+                <w:rFonts w:ascii="BRH Malayalam Extra" w:hAnsi="BRH Malayalam Extra" w:cs="BRH Malayalam Extra"/>
+                <w:color w:val="000000"/>
+                <w:sz w:val="32"/>
+                <w:szCs w:val="32"/>
+              </w:rPr>
+              <w:t>.</w:t>
+            </w:r>
+            <w:r>
+              <w:rPr>
+                <w:rFonts w:cs="BRH Malayalam Extra"/>
+                <w:color w:val="000000"/>
+                <w:szCs w:val="32"/>
+              </w:rPr>
+              <w:t>11</w:t>
+            </w:r>
+            <w:r>
+              <w:rPr>
+                <w:rFonts w:ascii="BRH Malayalam Extra" w:hAnsi="BRH Malayalam Extra" w:cs="BRH Malayalam Extra"/>
+                <w:color w:val="000000"/>
+                <w:sz w:val="32"/>
+                <w:szCs w:val="32"/>
+              </w:rPr>
+              <w:t>.</w:t>
+            </w:r>
+            <w:r>
+              <w:rPr>
+                <w:rFonts w:cs="BRH Malayalam Extra"/>
+                <w:color w:val="000000"/>
+                <w:szCs w:val="32"/>
+              </w:rPr>
+              <w:t>1</w:t>
+            </w:r>
+            <w:r>
+              <w:rPr>
+                <w:rFonts w:ascii="BRH Malayalam Extra" w:hAnsi="BRH Malayalam Extra" w:cs="BRH Malayalam Extra"/>
+                <w:color w:val="000000"/>
+                <w:sz w:val="32"/>
+                <w:szCs w:val="32"/>
+              </w:rPr>
+              <w:t>(</w:t>
+            </w:r>
+            <w:r>
+              <w:rPr>
+                <w:rFonts w:cs="BRH Malayalam Extra"/>
+                <w:color w:val="000000"/>
+                <w:szCs w:val="32"/>
+              </w:rPr>
+              <w:t>20</w:t>
+            </w:r>
+            <w:r>
+              <w:rPr>
+                <w:rFonts w:ascii="BRH Malayalam Extra" w:hAnsi="BRH Malayalam Extra" w:cs="BRH Malayalam Extra"/>
+                <w:color w:val="000000"/>
+                <w:sz w:val="32"/>
+                <w:szCs w:val="32"/>
+              </w:rPr>
+              <w:t>)- Bj¡—¥ræxiI |</w:t>
+            </w:r>
+          </w:p>
+          <w:p>
+            <w:pPr>
+              <w:widowControl w:val="0"/>
+              <w:autoSpaceDE w:val="0"/>
+              <w:autoSpaceDN w:val="0"/>
+              <w:adjustRightInd w:val="0"/>
+              <w:spacing w:line="240" w:lineRule="auto"/>
+              <w:rPr>
+                <w:rFonts w:ascii="BRH Malayalam Extra" w:hAnsi="BRH Malayalam Extra" w:cs="BRH Malayalam Extra"/>
+                <w:color w:val="000000"/>
+                <w:sz w:val="32"/>
+                <w:szCs w:val="32"/>
+              </w:rPr>
+            </w:pPr>
+            <w:r>
+              <w:rPr>
+                <w:rFonts w:ascii="BRH Malayalam Extra" w:hAnsi="BRH Malayalam Extra" w:cs="BRH Malayalam Extra"/>
+                <w:color w:val="000000"/>
+                <w:sz w:val="32"/>
+                <w:szCs w:val="32"/>
+              </w:rPr>
+              <w:t>Bj¡—¥ræxi</w:t>
+            </w:r>
+            <w:r>
+              <w:rPr>
+                <w:rFonts w:ascii="BRH Malayalam Extra" w:hAnsi="BRH Malayalam Extra" w:cs="BRH Malayalam Extra"/>
+                <w:color w:val="000000"/>
+                <w:sz w:val="28"/>
+                <w:szCs w:val="32"/>
+              </w:rPr>
+              <w:t>–</w:t>
+            </w:r>
+            <w:r>
+              <w:rPr>
+                <w:rFonts w:ascii="BRH Malayalam Extra" w:hAnsi="BRH Malayalam Extra" w:cs="BRH Malayalam Extra"/>
+                <w:color w:val="000000"/>
+                <w:sz w:val="32"/>
+                <w:szCs w:val="32"/>
+              </w:rPr>
+              <w:t xml:space="preserve">iyZõxj¡—J - </w:t>
+            </w:r>
+            <w:r>
+              <w:rPr>
+                <w:rFonts w:ascii="BRH Malayalam Extra" w:hAnsi="BRH Malayalam Extra" w:cs="BRH Malayalam Extra"/>
+                <w:color w:val="000000"/>
+                <w:sz w:val="32"/>
+                <w:szCs w:val="32"/>
+                <w:highlight w:val="green"/>
+              </w:rPr>
+              <w:t>¥sëx</w:t>
+            </w:r>
+            <w:r>
+              <w:rPr>
+                <w:rFonts w:ascii="BRH Malayalam Extra" w:hAnsi="BRH Malayalam Extra" w:cs="BRH Malayalam Extra"/>
+                <w:color w:val="000000"/>
+                <w:sz w:val="28"/>
+                <w:szCs w:val="32"/>
+              </w:rPr>
+              <w:t>–</w:t>
+            </w:r>
+            <w:r>
+              <w:rPr>
+                <w:rFonts w:ascii="BRH Malayalam Extra" w:hAnsi="BRH Malayalam Extra" w:cs="BRH Malayalam Extra"/>
+                <w:color w:val="000000"/>
+                <w:sz w:val="32"/>
+                <w:szCs w:val="32"/>
+              </w:rPr>
+              <w:t>i</w:t>
+            </w:r>
+            <w:r>
+              <w:rPr>
+                <w:rFonts w:ascii="BRH Malayalam Extra" w:hAnsi="BRH Malayalam Extra" w:cs="BRH Malayalam Extra"/>
+                <w:color w:val="000000"/>
+                <w:sz w:val="28"/>
+                <w:szCs w:val="32"/>
+              </w:rPr>
+              <w:t>–</w:t>
+            </w:r>
+            <w:r>
+              <w:rPr>
+                <w:rFonts w:ascii="BRH Malayalam Extra" w:hAnsi="BRH Malayalam Extra" w:cs="BRH Malayalam Extra"/>
+                <w:color w:val="000000"/>
+                <w:sz w:val="32"/>
+                <w:szCs w:val="32"/>
+              </w:rPr>
+              <w:t xml:space="preserve">I | </w:t>
+            </w:r>
+          </w:p>
+        </w:tc>
+      </w:tr>
+      <w:tr>
+        <w:trPr>
+          <w:trHeight w:val="5337"/>
+        </w:trPr>
+        <w:tc>
+          <w:tcPr>
+            <w:tcW w:w="7024" w:type="dxa"/>
+          </w:tcPr>
+          <w:p>
+            <w:pPr>
+              <w:widowControl w:val="0"/>
+              <w:autoSpaceDE w:val="0"/>
+              <w:autoSpaceDN w:val="0"/>
+              <w:adjustRightInd w:val="0"/>
+              <w:spacing w:line="240" w:lineRule="auto"/>
+              <w:rPr>
+                <w:rFonts w:ascii="BRH Malayalam Extra" w:hAnsi="BRH Malayalam Extra" w:cs="BRH Malayalam Extra"/>
+                <w:color w:val="000000"/>
+                <w:sz w:val="32"/>
+                <w:szCs w:val="32"/>
+              </w:rPr>
+            </w:pPr>
+            <w:r>
+              <w:rPr>
+                <w:rFonts w:ascii="BRH Malayalam Extra" w:hAnsi="BRH Malayalam Extra" w:cs="BRH Malayalam Extra"/>
+                <w:color w:val="000000"/>
+                <w:sz w:val="32"/>
+                <w:szCs w:val="32"/>
+              </w:rPr>
+              <w:lastRenderedPageBreak/>
+              <w:t>(</w:t>
+            </w:r>
+            <w:r>
+              <w:rPr>
+                <w:rFonts w:cs="BRH Malayalam Extra"/>
+                <w:color w:val="000000"/>
+                <w:szCs w:val="32"/>
+              </w:rPr>
+              <w:t>23</w:t>
+            </w:r>
+            <w:r>
+              <w:rPr>
+                <w:rFonts w:ascii="BRH Malayalam Extra" w:hAnsi="BRH Malayalam Extra" w:cs="BRH Malayalam Extra"/>
+                <w:color w:val="000000"/>
+                <w:sz w:val="32"/>
+                <w:szCs w:val="32"/>
+              </w:rPr>
+              <w:t>)</w:t>
+            </w:r>
+            <w:r>
+              <w:rPr>
+                <w:rFonts w:cs="BRH Malayalam Extra"/>
+                <w:color w:val="000000"/>
+                <w:szCs w:val="32"/>
+              </w:rPr>
+              <w:t>[P36</w:t>
+            </w:r>
+            <w:r>
+              <w:rPr>
+                <w:rFonts w:ascii="BRH Malayalam Extra" w:hAnsi="BRH Malayalam Extra" w:cs="BRH Malayalam Extra"/>
+                <w:color w:val="000000"/>
+                <w:sz w:val="32"/>
+                <w:szCs w:val="32"/>
+              </w:rPr>
+              <w:t xml:space="preserve">] </w:t>
+            </w:r>
+            <w:r>
+              <w:rPr>
+                <w:rFonts w:cs="BRH Malayalam Extra"/>
+                <w:color w:val="000000"/>
+                <w:szCs w:val="32"/>
+              </w:rPr>
+              <w:t>7</w:t>
+            </w:r>
+            <w:r>
+              <w:rPr>
+                <w:rFonts w:ascii="BRH Malayalam Extra" w:hAnsi="BRH Malayalam Extra" w:cs="BRH Malayalam Extra"/>
+                <w:color w:val="000000"/>
+                <w:sz w:val="32"/>
+                <w:szCs w:val="32"/>
+              </w:rPr>
+              <w:t>.</w:t>
+            </w:r>
+            <w:r>
+              <w:rPr>
+                <w:rFonts w:cs="BRH Malayalam Extra"/>
+                <w:color w:val="000000"/>
+                <w:szCs w:val="32"/>
+              </w:rPr>
+              <w:t>4</w:t>
+            </w:r>
+            <w:r>
+              <w:rPr>
+                <w:rFonts w:ascii="BRH Malayalam Extra" w:hAnsi="BRH Malayalam Extra" w:cs="BRH Malayalam Extra"/>
+                <w:color w:val="000000"/>
+                <w:sz w:val="32"/>
+                <w:szCs w:val="32"/>
+              </w:rPr>
+              <w:t>.</w:t>
+            </w:r>
+            <w:r>
+              <w:rPr>
+                <w:rFonts w:cs="BRH Malayalam Extra"/>
+                <w:color w:val="000000"/>
+                <w:szCs w:val="32"/>
+              </w:rPr>
+              <w:t>11</w:t>
+            </w:r>
+            <w:r>
+              <w:rPr>
+                <w:rFonts w:ascii="BRH Malayalam Extra" w:hAnsi="BRH Malayalam Extra" w:cs="BRH Malayalam Extra"/>
+                <w:color w:val="000000"/>
+                <w:sz w:val="32"/>
+                <w:szCs w:val="32"/>
+              </w:rPr>
+              <w:t>.</w:t>
+            </w:r>
+            <w:r>
+              <w:rPr>
+                <w:rFonts w:cs="BRH Malayalam Extra"/>
+                <w:color w:val="000000"/>
+                <w:szCs w:val="32"/>
+              </w:rPr>
+              <w:t>3</w:t>
+            </w:r>
+            <w:r>
+              <w:rPr>
+                <w:rFonts w:ascii="BRH Malayalam Extra" w:hAnsi="BRH Malayalam Extra" w:cs="BRH Malayalam Extra"/>
+                <w:color w:val="000000"/>
+                <w:sz w:val="32"/>
+                <w:szCs w:val="32"/>
+              </w:rPr>
+              <w:t>(</w:t>
+            </w:r>
+            <w:r>
+              <w:rPr>
+                <w:rFonts w:cs="BRH Malayalam Extra"/>
+                <w:color w:val="000000"/>
+                <w:szCs w:val="32"/>
+              </w:rPr>
+              <w:t>19</w:t>
+            </w:r>
+            <w:r>
+              <w:rPr>
+                <w:rFonts w:ascii="BRH Malayalam Extra" w:hAnsi="BRH Malayalam Extra" w:cs="BRH Malayalam Extra"/>
+                <w:color w:val="000000"/>
+                <w:sz w:val="32"/>
+                <w:szCs w:val="32"/>
+              </w:rPr>
+              <w:t>)- Zy</w:t>
+            </w:r>
+            <w:r>
+              <w:rPr>
+                <w:rFonts w:ascii="BRH Malayalam Extra" w:hAnsi="BRH Malayalam Extra" w:cs="BRH Malayalam Extra"/>
+                <w:color w:val="000000"/>
+                <w:sz w:val="28"/>
+                <w:szCs w:val="32"/>
+              </w:rPr>
+              <w:t>–</w:t>
+            </w:r>
+            <w:r>
+              <w:rPr>
+                <w:rFonts w:ascii="BRH Malayalam Extra" w:hAnsi="BRH Malayalam Extra" w:cs="BRH Malayalam Extra"/>
+                <w:color w:val="000000"/>
+                <w:sz w:val="32"/>
+                <w:szCs w:val="32"/>
+              </w:rPr>
+              <w:t>rç</w:t>
+            </w:r>
+            <w:r>
+              <w:rPr>
+                <w:rFonts w:ascii="BRH Malayalam Extra" w:hAnsi="BRH Malayalam Extra" w:cs="BRH Malayalam Extra"/>
+                <w:color w:val="000000"/>
+                <w:sz w:val="28"/>
+                <w:szCs w:val="32"/>
+              </w:rPr>
+              <w:t>–</w:t>
+            </w:r>
+            <w:r>
+              <w:rPr>
+                <w:rFonts w:ascii="BRH Malayalam Extra" w:hAnsi="BRH Malayalam Extra" w:cs="BRH Malayalam Extra"/>
+                <w:color w:val="000000"/>
+                <w:sz w:val="32"/>
+                <w:szCs w:val="32"/>
+              </w:rPr>
+              <w:t>Çy</w:t>
+            </w:r>
+            <w:r>
+              <w:rPr>
+                <w:rFonts w:ascii="BRH Malayalam Extra" w:hAnsi="BRH Malayalam Extra" w:cs="BRH Malayalam Extra"/>
+                <w:color w:val="000000"/>
+                <w:sz w:val="28"/>
+                <w:szCs w:val="32"/>
+              </w:rPr>
+              <w:t>–</w:t>
+            </w:r>
+            <w:r>
+              <w:rPr>
+                <w:rFonts w:ascii="BRH Malayalam Extra" w:hAnsi="BRH Malayalam Extra" w:cs="BRH Malayalam Extra"/>
+                <w:color w:val="000000"/>
+                <w:sz w:val="32"/>
+                <w:szCs w:val="32"/>
+              </w:rPr>
+              <w:t xml:space="preserve"> | D</w:t>
+            </w:r>
+            <w:r>
+              <w:rPr>
+                <w:rFonts w:ascii="BRH Malayalam Extra" w:hAnsi="BRH Malayalam Extra" w:cs="BRH Malayalam Extra"/>
+                <w:color w:val="000000"/>
+                <w:sz w:val="28"/>
+                <w:szCs w:val="32"/>
+              </w:rPr>
+              <w:t>–</w:t>
+            </w:r>
+            <w:r>
+              <w:rPr>
+                <w:rFonts w:ascii="BRH Malayalam Extra" w:hAnsi="BRH Malayalam Extra" w:cs="BRH Malayalam Extra"/>
+                <w:color w:val="000000"/>
+                <w:sz w:val="32"/>
+                <w:szCs w:val="32"/>
+              </w:rPr>
+              <w:t>h</w:t>
+            </w:r>
+            <w:r>
+              <w:rPr>
+                <w:rFonts w:ascii="BRH Malayalam Extra" w:hAnsi="BRH Malayalam Extra" w:cs="BRH Malayalam Extra"/>
+                <w:color w:val="000000"/>
+                <w:sz w:val="28"/>
+                <w:szCs w:val="32"/>
+              </w:rPr>
+              <w:t>–</w:t>
+            </w:r>
+            <w:r>
+              <w:rPr>
+                <w:rFonts w:ascii="BRH Malayalam Extra" w:hAnsi="BRH Malayalam Extra" w:cs="BRH Malayalam Extra"/>
+                <w:color w:val="000000"/>
+                <w:sz w:val="32"/>
+                <w:szCs w:val="32"/>
+              </w:rPr>
+              <w:t>j</w:t>
+            </w:r>
+            <w:r>
+              <w:rPr>
+                <w:rFonts w:ascii="BRH Malayalam Extra" w:hAnsi="BRH Malayalam Extra" w:cs="BRH Malayalam Extra"/>
+                <w:color w:val="000000"/>
+                <w:sz w:val="32"/>
+                <w:szCs w:val="32"/>
+                <w:highlight w:val="yellow"/>
+              </w:rPr>
+              <w:t>Zx</w:t>
+            </w:r>
+            <w:r>
+              <w:rPr>
+                <w:rFonts w:ascii="BRH Malayalam Extra" w:hAnsi="BRH Malayalam Extra" w:cs="BRH Malayalam Extra"/>
+                <w:color w:val="000000"/>
+                <w:sz w:val="32"/>
+                <w:szCs w:val="32"/>
+              </w:rPr>
+              <w:t>˜¥RõxZyrx |</w:t>
+            </w:r>
+          </w:p>
+          <w:p>
+            <w:pPr>
+              <w:widowControl w:val="0"/>
+              <w:autoSpaceDE w:val="0"/>
+              <w:autoSpaceDN w:val="0"/>
+              <w:adjustRightInd w:val="0"/>
+              <w:spacing w:line="240" w:lineRule="auto"/>
+              <w:rPr>
+                <w:rFonts w:ascii="BRH Malayalam Extra" w:hAnsi="BRH Malayalam Extra" w:cs="BRH Malayalam Extra"/>
+                <w:color w:val="000000"/>
+                <w:sz w:val="32"/>
+                <w:szCs w:val="32"/>
+              </w:rPr>
+            </w:pPr>
+            <w:r>
+              <w:rPr>
+                <w:rFonts w:ascii="BRH Malayalam Extra" w:hAnsi="BRH Malayalam Extra" w:cs="BRH Malayalam Extra"/>
+                <w:color w:val="000000"/>
+                <w:sz w:val="32"/>
+                <w:szCs w:val="32"/>
+              </w:rPr>
+              <w:t>Zy</w:t>
+            </w:r>
+            <w:r>
+              <w:rPr>
+                <w:rFonts w:ascii="BRH Malayalam Extra" w:hAnsi="BRH Malayalam Extra" w:cs="BRH Malayalam Extra"/>
+                <w:color w:val="000000"/>
+                <w:sz w:val="28"/>
+                <w:szCs w:val="32"/>
+              </w:rPr>
+              <w:t>–</w:t>
+            </w:r>
+            <w:r>
+              <w:rPr>
+                <w:rFonts w:ascii="BRH Malayalam Extra" w:hAnsi="BRH Malayalam Extra" w:cs="BRH Malayalam Extra"/>
+                <w:color w:val="000000"/>
+                <w:sz w:val="32"/>
+                <w:szCs w:val="32"/>
+              </w:rPr>
+              <w:t>rç</w:t>
+            </w:r>
+            <w:r>
+              <w:rPr>
+                <w:rFonts w:ascii="BRH Malayalam Extra" w:hAnsi="BRH Malayalam Extra" w:cs="BRH Malayalam Extra"/>
+                <w:color w:val="000000"/>
+                <w:sz w:val="28"/>
+                <w:szCs w:val="32"/>
+              </w:rPr>
+              <w:t>–</w:t>
+            </w:r>
+            <w:r>
+              <w:rPr>
+                <w:rFonts w:ascii="BRH Malayalam Extra" w:hAnsi="BRH Malayalam Extra" w:cs="BRH Malayalam Extra"/>
+                <w:color w:val="000000"/>
+                <w:sz w:val="32"/>
+                <w:szCs w:val="32"/>
+              </w:rPr>
+              <w:t xml:space="preserve"> Çõ¡</w:t>
+            </w:r>
+            <w:r>
+              <w:rPr>
+                <w:rFonts w:ascii="BRH Malayalam Extra" w:hAnsi="BRH Malayalam Extra" w:cs="BRH Malayalam Extra"/>
+                <w:color w:val="000000"/>
+                <w:sz w:val="28"/>
+                <w:szCs w:val="32"/>
+              </w:rPr>
+              <w:t>–</w:t>
+            </w:r>
+            <w:r>
+              <w:rPr>
+                <w:rFonts w:ascii="BRH Malayalam Extra" w:hAnsi="BRH Malayalam Extra" w:cs="BRH Malayalam Extra"/>
+                <w:color w:val="000000"/>
+                <w:sz w:val="32"/>
+                <w:szCs w:val="32"/>
+              </w:rPr>
+              <w:t>h</w:t>
+            </w:r>
+            <w:r>
+              <w:rPr>
+                <w:rFonts w:ascii="BRH Malayalam Extra" w:hAnsi="BRH Malayalam Extra" w:cs="BRH Malayalam Extra"/>
+                <w:color w:val="000000"/>
+                <w:sz w:val="28"/>
+                <w:szCs w:val="32"/>
+              </w:rPr>
+              <w:t>–</w:t>
+            </w:r>
+            <w:r>
+              <w:rPr>
+                <w:rFonts w:ascii="BRH Malayalam Extra" w:hAnsi="BRH Malayalam Extra" w:cs="BRH Malayalam Extra"/>
+                <w:color w:val="000000"/>
+                <w:sz w:val="32"/>
+                <w:szCs w:val="32"/>
+              </w:rPr>
+              <w:t>j</w:t>
+            </w:r>
+            <w:r>
+              <w:rPr>
+                <w:rFonts w:ascii="BRH Malayalam Extra" w:hAnsi="BRH Malayalam Extra" w:cs="BRH Malayalam Extra"/>
+                <w:color w:val="000000"/>
+                <w:sz w:val="32"/>
+                <w:szCs w:val="32"/>
+                <w:highlight w:val="yellow"/>
+              </w:rPr>
+              <w:t>Zx</w:t>
+            </w:r>
+            <w:r>
+              <w:rPr>
+                <w:rFonts w:ascii="BRH Malayalam Extra" w:hAnsi="BRH Malayalam Extra" w:cs="BRH Malayalam Extra"/>
+                <w:color w:val="000000"/>
+                <w:sz w:val="32"/>
+                <w:szCs w:val="32"/>
+              </w:rPr>
+              <w:t>˜¥RõxZy ¥rxh</w:t>
+            </w:r>
+            <w:r>
+              <w:rPr>
+                <w:rFonts w:ascii="BRH Malayalam Extra" w:hAnsi="BRH Malayalam Extra" w:cs="BRH Malayalam Extra"/>
+                <w:color w:val="000000"/>
+                <w:sz w:val="28"/>
+                <w:szCs w:val="32"/>
+              </w:rPr>
+              <w:t>–</w:t>
+            </w:r>
+            <w:r>
+              <w:rPr>
+                <w:rFonts w:ascii="BRH Malayalam Extra" w:hAnsi="BRH Malayalam Extra" w:cs="BRH Malayalam Extra"/>
+                <w:color w:val="000000"/>
+                <w:sz w:val="32"/>
+                <w:szCs w:val="32"/>
+              </w:rPr>
+              <w:t>j</w:t>
+            </w:r>
+            <w:r>
+              <w:rPr>
+                <w:rFonts w:ascii="BRH Malayalam Extra" w:hAnsi="BRH Malayalam Extra" w:cs="BRH Malayalam Extra"/>
+                <w:color w:val="000000"/>
+                <w:sz w:val="32"/>
+                <w:szCs w:val="32"/>
+                <w:highlight w:val="yellow"/>
+              </w:rPr>
+              <w:t>Zx</w:t>
+            </w:r>
+            <w:r>
+              <w:rPr>
+                <w:rFonts w:ascii="BRH Malayalam Extra" w:hAnsi="BRH Malayalam Extra" w:cs="BRH Malayalam Extra"/>
+                <w:color w:val="000000"/>
+                <w:sz w:val="32"/>
+                <w:szCs w:val="32"/>
+              </w:rPr>
+              <w:t>˜¥RõxZyrx ZyrçÇy Zyrç Çõ¡h</w:t>
+            </w:r>
+            <w:r>
+              <w:rPr>
+                <w:rFonts w:ascii="BRH Malayalam Extra" w:hAnsi="BRH Malayalam Extra" w:cs="BRH Malayalam Extra"/>
+                <w:color w:val="000000"/>
+                <w:sz w:val="28"/>
+                <w:szCs w:val="32"/>
+              </w:rPr>
+              <w:t>–</w:t>
+            </w:r>
+            <w:r>
+              <w:rPr>
+                <w:rFonts w:ascii="BRH Malayalam Extra" w:hAnsi="BRH Malayalam Extra" w:cs="BRH Malayalam Extra"/>
+                <w:color w:val="000000"/>
+                <w:sz w:val="32"/>
+                <w:szCs w:val="32"/>
+              </w:rPr>
+              <w:t>j</w:t>
+            </w:r>
+            <w:r>
+              <w:rPr>
+                <w:rFonts w:ascii="BRH Malayalam Extra" w:hAnsi="BRH Malayalam Extra" w:cs="BRH Malayalam Extra"/>
+                <w:color w:val="000000"/>
+                <w:sz w:val="32"/>
+                <w:szCs w:val="32"/>
+                <w:highlight w:val="yellow"/>
+              </w:rPr>
+              <w:t>Z</w:t>
+            </w:r>
+            <w:r>
+              <w:rPr>
+                <w:rFonts w:ascii="BRH Malayalam Extra" w:hAnsi="BRH Malayalam Extra" w:cs="BRH Malayalam Extra"/>
+                <w:color w:val="000000"/>
+                <w:sz w:val="32"/>
+                <w:szCs w:val="32"/>
+              </w:rPr>
+              <w:t xml:space="preserve">x˜¥RõxZyrx | </w:t>
+            </w:r>
+          </w:p>
+          <w:p>
+            <w:pPr>
+              <w:widowControl w:val="0"/>
+              <w:autoSpaceDE w:val="0"/>
+              <w:autoSpaceDN w:val="0"/>
+              <w:adjustRightInd w:val="0"/>
+              <w:spacing w:line="240" w:lineRule="auto"/>
+              <w:rPr>
+                <w:rFonts w:ascii="BRH Malayalam Extra" w:hAnsi="BRH Malayalam Extra" w:cs="BRH Malayalam Extra"/>
+                <w:color w:val="000000"/>
+                <w:sz w:val="32"/>
+                <w:szCs w:val="32"/>
+              </w:rPr>
+            </w:pPr>
+            <w:r>
+              <w:rPr>
+                <w:rFonts w:ascii="BRH Malayalam Extra" w:hAnsi="BRH Malayalam Extra" w:cs="BRH Malayalam Extra"/>
+                <w:color w:val="000000"/>
+                <w:sz w:val="32"/>
+                <w:szCs w:val="32"/>
+              </w:rPr>
+              <w:t>(</w:t>
+            </w:r>
+            <w:r>
+              <w:rPr>
+                <w:rFonts w:cs="BRH Malayalam Extra"/>
+                <w:color w:val="000000"/>
+                <w:szCs w:val="32"/>
+              </w:rPr>
+              <w:t>24</w:t>
+            </w:r>
+            <w:r>
+              <w:rPr>
+                <w:rFonts w:ascii="BRH Malayalam Extra" w:hAnsi="BRH Malayalam Extra" w:cs="BRH Malayalam Extra"/>
+                <w:color w:val="000000"/>
+                <w:sz w:val="32"/>
+                <w:szCs w:val="32"/>
+              </w:rPr>
+              <w:t>)</w:t>
+            </w:r>
+            <w:r>
+              <w:rPr>
+                <w:rFonts w:cs="BRH Malayalam Extra"/>
+                <w:color w:val="000000"/>
+                <w:szCs w:val="32"/>
+              </w:rPr>
+              <w:t>[P36</w:t>
+            </w:r>
+            <w:r>
+              <w:rPr>
+                <w:rFonts w:ascii="BRH Malayalam Extra" w:hAnsi="BRH Malayalam Extra" w:cs="BRH Malayalam Extra"/>
+                <w:color w:val="000000"/>
+                <w:sz w:val="32"/>
+                <w:szCs w:val="32"/>
+              </w:rPr>
+              <w:t xml:space="preserve">] </w:t>
+            </w:r>
+            <w:r>
+              <w:rPr>
+                <w:rFonts w:cs="BRH Malayalam Extra"/>
+                <w:color w:val="000000"/>
+                <w:szCs w:val="32"/>
+              </w:rPr>
+              <w:t>7</w:t>
+            </w:r>
+            <w:r>
+              <w:rPr>
+                <w:rFonts w:ascii="BRH Malayalam Extra" w:hAnsi="BRH Malayalam Extra" w:cs="BRH Malayalam Extra"/>
+                <w:color w:val="000000"/>
+                <w:sz w:val="32"/>
+                <w:szCs w:val="32"/>
+              </w:rPr>
+              <w:t>.</w:t>
+            </w:r>
+            <w:r>
+              <w:rPr>
+                <w:rFonts w:cs="BRH Malayalam Extra"/>
+                <w:color w:val="000000"/>
+                <w:szCs w:val="32"/>
+              </w:rPr>
+              <w:t>4</w:t>
+            </w:r>
+            <w:r>
+              <w:rPr>
+                <w:rFonts w:ascii="BRH Malayalam Extra" w:hAnsi="BRH Malayalam Extra" w:cs="BRH Malayalam Extra"/>
+                <w:color w:val="000000"/>
+                <w:sz w:val="32"/>
+                <w:szCs w:val="32"/>
+              </w:rPr>
+              <w:t>.</w:t>
+            </w:r>
+            <w:r>
+              <w:rPr>
+                <w:rFonts w:cs="BRH Malayalam Extra"/>
+                <w:color w:val="000000"/>
+                <w:szCs w:val="32"/>
+              </w:rPr>
+              <w:t>11</w:t>
+            </w:r>
+            <w:r>
+              <w:rPr>
+                <w:rFonts w:ascii="BRH Malayalam Extra" w:hAnsi="BRH Malayalam Extra" w:cs="BRH Malayalam Extra"/>
+                <w:color w:val="000000"/>
+                <w:sz w:val="32"/>
+                <w:szCs w:val="32"/>
+              </w:rPr>
+              <w:t>.</w:t>
+            </w:r>
+            <w:r>
+              <w:rPr>
+                <w:rFonts w:cs="BRH Malayalam Extra"/>
+                <w:color w:val="000000"/>
+                <w:szCs w:val="32"/>
+              </w:rPr>
+              <w:t>3</w:t>
+            </w:r>
+            <w:r>
+              <w:rPr>
+                <w:rFonts w:ascii="BRH Malayalam Extra" w:hAnsi="BRH Malayalam Extra" w:cs="BRH Malayalam Extra"/>
+                <w:color w:val="000000"/>
+                <w:sz w:val="32"/>
+                <w:szCs w:val="32"/>
+              </w:rPr>
+              <w:t>(</w:t>
+            </w:r>
+            <w:r>
+              <w:rPr>
+                <w:rFonts w:cs="BRH Malayalam Extra"/>
+                <w:color w:val="000000"/>
+                <w:szCs w:val="32"/>
+              </w:rPr>
+              <w:t>20</w:t>
+            </w:r>
+            <w:r>
+              <w:rPr>
+                <w:rFonts w:ascii="BRH Malayalam Extra" w:hAnsi="BRH Malayalam Extra" w:cs="BRH Malayalam Extra"/>
+                <w:color w:val="000000"/>
+                <w:sz w:val="32"/>
+                <w:szCs w:val="32"/>
+              </w:rPr>
+              <w:t>)- D</w:t>
+            </w:r>
+            <w:r>
+              <w:rPr>
+                <w:rFonts w:ascii="BRH Malayalam Extra" w:hAnsi="BRH Malayalam Extra" w:cs="BRH Malayalam Extra"/>
+                <w:color w:val="000000"/>
+                <w:sz w:val="28"/>
+                <w:szCs w:val="32"/>
+              </w:rPr>
+              <w:t>–</w:t>
+            </w:r>
+            <w:r>
+              <w:rPr>
+                <w:rFonts w:ascii="BRH Malayalam Extra" w:hAnsi="BRH Malayalam Extra" w:cs="BRH Malayalam Extra"/>
+                <w:color w:val="000000"/>
+                <w:sz w:val="32"/>
+                <w:szCs w:val="32"/>
+              </w:rPr>
+              <w:t>h</w:t>
+            </w:r>
+            <w:r>
+              <w:rPr>
+                <w:rFonts w:ascii="BRH Malayalam Extra" w:hAnsi="BRH Malayalam Extra" w:cs="BRH Malayalam Extra"/>
+                <w:color w:val="000000"/>
+                <w:sz w:val="28"/>
+                <w:szCs w:val="32"/>
+              </w:rPr>
+              <w:t>–</w:t>
+            </w:r>
+            <w:r>
+              <w:rPr>
+                <w:rFonts w:ascii="BRH Malayalam Extra" w:hAnsi="BRH Malayalam Extra" w:cs="BRH Malayalam Extra"/>
+                <w:color w:val="000000"/>
+                <w:sz w:val="32"/>
+                <w:szCs w:val="32"/>
+              </w:rPr>
+              <w:t>j</w:t>
+            </w:r>
+            <w:r>
+              <w:rPr>
+                <w:rFonts w:ascii="BRH Malayalam Extra" w:hAnsi="BRH Malayalam Extra" w:cs="BRH Malayalam Extra"/>
+                <w:color w:val="000000"/>
+                <w:sz w:val="32"/>
+                <w:szCs w:val="32"/>
+                <w:highlight w:val="yellow"/>
+              </w:rPr>
+              <w:t>Z</w:t>
+            </w:r>
+            <w:r>
+              <w:rPr>
+                <w:rFonts w:ascii="BRH Malayalam Extra" w:hAnsi="BRH Malayalam Extra" w:cs="BRH Malayalam Extra"/>
+                <w:color w:val="000000"/>
+                <w:sz w:val="32"/>
+                <w:szCs w:val="32"/>
+              </w:rPr>
+              <w:t>x˜¥RõxZyrx | j</w:t>
+            </w:r>
+            <w:r>
+              <w:rPr>
+                <w:rFonts w:ascii="BRH Malayalam Extra" w:hAnsi="BRH Malayalam Extra" w:cs="BRH Malayalam Extra"/>
+                <w:color w:val="000000"/>
+                <w:sz w:val="28"/>
+                <w:szCs w:val="32"/>
+              </w:rPr>
+              <w:t>–</w:t>
+            </w:r>
+            <w:r>
+              <w:rPr>
+                <w:rFonts w:ascii="BRH Malayalam Extra" w:hAnsi="BRH Malayalam Extra" w:cs="BRH Malayalam Extra"/>
+                <w:color w:val="000000"/>
+                <w:sz w:val="32"/>
+                <w:szCs w:val="32"/>
+              </w:rPr>
+              <w:t>Çy</w:t>
+            </w:r>
+            <w:r>
+              <w:rPr>
+                <w:rFonts w:ascii="BRH Malayalam Extra" w:hAnsi="BRH Malayalam Extra" w:cs="BRH Malayalam Extra"/>
+                <w:color w:val="000000"/>
+                <w:sz w:val="28"/>
+                <w:szCs w:val="32"/>
+              </w:rPr>
+              <w:t>–</w:t>
+            </w:r>
+            <w:r>
+              <w:rPr>
+                <w:rFonts w:ascii="BRH Malayalam Extra" w:hAnsi="BRH Malayalam Extra" w:cs="BRH Malayalam Extra"/>
+                <w:color w:val="000000"/>
+                <w:sz w:val="32"/>
+                <w:szCs w:val="32"/>
+              </w:rPr>
+              <w:t xml:space="preserve"> |</w:t>
+            </w:r>
+          </w:p>
+          <w:p>
+            <w:pPr>
+              <w:widowControl w:val="0"/>
+              <w:autoSpaceDE w:val="0"/>
+              <w:autoSpaceDN w:val="0"/>
+              <w:adjustRightInd w:val="0"/>
+              <w:spacing w:line="240" w:lineRule="auto"/>
+              <w:rPr>
+                <w:rFonts w:ascii="BRH Malayalam Extra" w:hAnsi="BRH Malayalam Extra" w:cs="BRH Malayalam Extra"/>
+                <w:color w:val="000000"/>
+                <w:sz w:val="32"/>
+                <w:szCs w:val="32"/>
+              </w:rPr>
+            </w:pPr>
+            <w:r>
+              <w:rPr>
+                <w:rFonts w:ascii="BRH Malayalam Extra" w:hAnsi="BRH Malayalam Extra" w:cs="BRH Malayalam Extra"/>
+                <w:color w:val="000000"/>
+                <w:sz w:val="32"/>
+                <w:szCs w:val="32"/>
+              </w:rPr>
+              <w:t>D</w:t>
+            </w:r>
+            <w:r>
+              <w:rPr>
+                <w:rFonts w:ascii="BRH Malayalam Extra" w:hAnsi="BRH Malayalam Extra" w:cs="BRH Malayalam Extra"/>
+                <w:color w:val="000000"/>
+                <w:sz w:val="28"/>
+                <w:szCs w:val="32"/>
+              </w:rPr>
+              <w:t>–</w:t>
+            </w:r>
+            <w:r>
+              <w:rPr>
+                <w:rFonts w:ascii="BRH Malayalam Extra" w:hAnsi="BRH Malayalam Extra" w:cs="BRH Malayalam Extra"/>
+                <w:color w:val="000000"/>
+                <w:sz w:val="32"/>
+                <w:szCs w:val="32"/>
+              </w:rPr>
+              <w:t>h</w:t>
+            </w:r>
+            <w:r>
+              <w:rPr>
+                <w:rFonts w:ascii="BRH Malayalam Extra" w:hAnsi="BRH Malayalam Extra" w:cs="BRH Malayalam Extra"/>
+                <w:color w:val="000000"/>
+                <w:sz w:val="28"/>
+                <w:szCs w:val="32"/>
+              </w:rPr>
+              <w:t>–</w:t>
+            </w:r>
+            <w:r>
+              <w:rPr>
+                <w:rFonts w:ascii="BRH Malayalam Extra" w:hAnsi="BRH Malayalam Extra" w:cs="BRH Malayalam Extra"/>
+                <w:color w:val="000000"/>
+                <w:sz w:val="32"/>
+                <w:szCs w:val="32"/>
+              </w:rPr>
+              <w:t>j</w:t>
+            </w:r>
+            <w:r>
+              <w:rPr>
+                <w:rFonts w:ascii="BRH Malayalam Extra" w:hAnsi="BRH Malayalam Extra" w:cs="BRH Malayalam Extra"/>
+                <w:color w:val="000000"/>
+                <w:sz w:val="32"/>
+                <w:szCs w:val="32"/>
+                <w:highlight w:val="yellow"/>
+              </w:rPr>
+              <w:t>Zx</w:t>
+            </w:r>
+            <w:r>
+              <w:rPr>
+                <w:rFonts w:ascii="BRH Malayalam Extra" w:hAnsi="BRH Malayalam Extra" w:cs="BRH Malayalam Extra"/>
+                <w:color w:val="000000"/>
+                <w:sz w:val="32"/>
+                <w:szCs w:val="32"/>
+              </w:rPr>
+              <w:t>˜¥RõxZyrx jÇy jÇõ¡h</w:t>
+            </w:r>
+            <w:r>
+              <w:rPr>
+                <w:rFonts w:ascii="BRH Malayalam Extra" w:hAnsi="BRH Malayalam Extra" w:cs="BRH Malayalam Extra"/>
+                <w:color w:val="000000"/>
+                <w:sz w:val="28"/>
+                <w:szCs w:val="32"/>
+              </w:rPr>
+              <w:t>–</w:t>
+            </w:r>
+            <w:r>
+              <w:rPr>
+                <w:rFonts w:ascii="BRH Malayalam Extra" w:hAnsi="BRH Malayalam Extra" w:cs="BRH Malayalam Extra"/>
+                <w:color w:val="000000"/>
+                <w:sz w:val="32"/>
+                <w:szCs w:val="32"/>
+              </w:rPr>
+              <w:t>j</w:t>
+            </w:r>
+            <w:r>
+              <w:rPr>
+                <w:rFonts w:ascii="BRH Malayalam Extra" w:hAnsi="BRH Malayalam Extra" w:cs="BRH Malayalam Extra"/>
+                <w:color w:val="000000"/>
+                <w:sz w:val="32"/>
+                <w:szCs w:val="32"/>
+                <w:highlight w:val="yellow"/>
+              </w:rPr>
+              <w:t>Z</w:t>
+            </w:r>
+            <w:r>
+              <w:rPr>
+                <w:rFonts w:ascii="BRH Malayalam Extra" w:hAnsi="BRH Malayalam Extra" w:cs="BRH Malayalam Extra"/>
+                <w:color w:val="000000"/>
+                <w:sz w:val="32"/>
+                <w:szCs w:val="32"/>
+              </w:rPr>
+              <w:t>x˜¥RõxZy ¥rxh</w:t>
+            </w:r>
+            <w:r>
+              <w:rPr>
+                <w:rFonts w:ascii="BRH Malayalam Extra" w:hAnsi="BRH Malayalam Extra" w:cs="BRH Malayalam Extra"/>
+                <w:color w:val="000000"/>
+                <w:sz w:val="28"/>
+                <w:szCs w:val="32"/>
+              </w:rPr>
+              <w:t>–</w:t>
+            </w:r>
+            <w:r>
+              <w:rPr>
+                <w:rFonts w:ascii="BRH Malayalam Extra" w:hAnsi="BRH Malayalam Extra" w:cs="BRH Malayalam Extra"/>
+                <w:color w:val="000000"/>
+                <w:sz w:val="32"/>
+                <w:szCs w:val="32"/>
+              </w:rPr>
+              <w:t>j</w:t>
+            </w:r>
+            <w:r>
+              <w:rPr>
+                <w:rFonts w:ascii="BRH Malayalam Extra" w:hAnsi="BRH Malayalam Extra" w:cs="BRH Malayalam Extra"/>
+                <w:color w:val="000000"/>
+                <w:sz w:val="32"/>
+                <w:szCs w:val="32"/>
+                <w:highlight w:val="yellow"/>
+              </w:rPr>
+              <w:t>Zx</w:t>
+            </w:r>
+            <w:r>
+              <w:rPr>
+                <w:rFonts w:ascii="BRH Malayalam Extra" w:hAnsi="BRH Malayalam Extra" w:cs="BRH Malayalam Extra"/>
+                <w:color w:val="000000"/>
+                <w:sz w:val="32"/>
+                <w:szCs w:val="32"/>
+              </w:rPr>
+              <w:t xml:space="preserve">˜¥RõxZyrx jÇy | </w:t>
+            </w:r>
+          </w:p>
+          <w:p>
+            <w:pPr>
+              <w:widowControl w:val="0"/>
+              <w:autoSpaceDE w:val="0"/>
+              <w:autoSpaceDN w:val="0"/>
+              <w:adjustRightInd w:val="0"/>
+              <w:spacing w:line="240" w:lineRule="auto"/>
+              <w:rPr>
+                <w:rFonts w:ascii="BRH Malayalam Extra" w:hAnsi="BRH Malayalam Extra" w:cs="BRH Malayalam Extra"/>
+                <w:color w:val="000000"/>
+                <w:sz w:val="32"/>
+                <w:szCs w:val="32"/>
+              </w:rPr>
+            </w:pPr>
+            <w:r>
+              <w:rPr>
+                <w:rFonts w:ascii="BRH Malayalam Extra" w:hAnsi="BRH Malayalam Extra" w:cs="BRH Malayalam Extra"/>
+                <w:color w:val="000000"/>
+                <w:sz w:val="32"/>
+                <w:szCs w:val="32"/>
+              </w:rPr>
+              <w:t>(</w:t>
+            </w:r>
+            <w:r>
+              <w:rPr>
+                <w:rFonts w:cs="BRH Malayalam Extra"/>
+                <w:color w:val="000000"/>
+                <w:szCs w:val="32"/>
+              </w:rPr>
+              <w:t>25</w:t>
+            </w:r>
+            <w:r>
+              <w:rPr>
+                <w:rFonts w:ascii="BRH Malayalam Extra" w:hAnsi="BRH Malayalam Extra" w:cs="BRH Malayalam Extra"/>
+                <w:color w:val="000000"/>
+                <w:sz w:val="32"/>
+                <w:szCs w:val="32"/>
+              </w:rPr>
+              <w:t>)</w:t>
+            </w:r>
+            <w:r>
+              <w:rPr>
+                <w:rFonts w:cs="BRH Malayalam Extra"/>
+                <w:color w:val="000000"/>
+                <w:szCs w:val="32"/>
+              </w:rPr>
+              <w:t>[P36</w:t>
+            </w:r>
+            <w:r>
+              <w:rPr>
+                <w:rFonts w:ascii="BRH Malayalam Extra" w:hAnsi="BRH Malayalam Extra" w:cs="BRH Malayalam Extra"/>
+                <w:color w:val="000000"/>
+                <w:sz w:val="32"/>
+                <w:szCs w:val="32"/>
+              </w:rPr>
+              <w:t xml:space="preserve">] </w:t>
+            </w:r>
+            <w:r>
+              <w:rPr>
+                <w:rFonts w:cs="BRH Malayalam Extra"/>
+                <w:color w:val="000000"/>
+                <w:szCs w:val="32"/>
+              </w:rPr>
+              <w:t>7</w:t>
+            </w:r>
+            <w:r>
+              <w:rPr>
+                <w:rFonts w:ascii="BRH Malayalam Extra" w:hAnsi="BRH Malayalam Extra" w:cs="BRH Malayalam Extra"/>
+                <w:color w:val="000000"/>
+                <w:sz w:val="32"/>
+                <w:szCs w:val="32"/>
+              </w:rPr>
+              <w:t>.</w:t>
+            </w:r>
+            <w:r>
+              <w:rPr>
+                <w:rFonts w:cs="BRH Malayalam Extra"/>
+                <w:color w:val="000000"/>
+                <w:szCs w:val="32"/>
+              </w:rPr>
+              <w:t>4</w:t>
+            </w:r>
+            <w:r>
+              <w:rPr>
+                <w:rFonts w:ascii="BRH Malayalam Extra" w:hAnsi="BRH Malayalam Extra" w:cs="BRH Malayalam Extra"/>
+                <w:color w:val="000000"/>
+                <w:sz w:val="32"/>
+                <w:szCs w:val="32"/>
+              </w:rPr>
+              <w:t>.</w:t>
+            </w:r>
+            <w:r>
+              <w:rPr>
+                <w:rFonts w:cs="BRH Malayalam Extra"/>
+                <w:color w:val="000000"/>
+                <w:szCs w:val="32"/>
+              </w:rPr>
+              <w:t>11</w:t>
+            </w:r>
+            <w:r>
+              <w:rPr>
+                <w:rFonts w:ascii="BRH Malayalam Extra" w:hAnsi="BRH Malayalam Extra" w:cs="BRH Malayalam Extra"/>
+                <w:color w:val="000000"/>
+                <w:sz w:val="32"/>
+                <w:szCs w:val="32"/>
+              </w:rPr>
+              <w:t>.</w:t>
+            </w:r>
+            <w:r>
+              <w:rPr>
+                <w:rFonts w:cs="BRH Malayalam Extra"/>
+                <w:color w:val="000000"/>
+                <w:szCs w:val="32"/>
+              </w:rPr>
+              <w:t>3</w:t>
+            </w:r>
+            <w:r>
+              <w:rPr>
+                <w:rFonts w:ascii="BRH Malayalam Extra" w:hAnsi="BRH Malayalam Extra" w:cs="BRH Malayalam Extra"/>
+                <w:color w:val="000000"/>
+                <w:sz w:val="32"/>
+                <w:szCs w:val="32"/>
+              </w:rPr>
+              <w:t>(</w:t>
+            </w:r>
+            <w:r>
+              <w:rPr>
+                <w:rFonts w:cs="BRH Malayalam Extra"/>
+                <w:color w:val="000000"/>
+                <w:szCs w:val="32"/>
+              </w:rPr>
+              <w:t>20</w:t>
+            </w:r>
+            <w:r>
+              <w:rPr>
+                <w:rFonts w:ascii="BRH Malayalam Extra" w:hAnsi="BRH Malayalam Extra" w:cs="BRH Malayalam Extra"/>
+                <w:color w:val="000000"/>
+                <w:sz w:val="32"/>
+                <w:szCs w:val="32"/>
+              </w:rPr>
+              <w:t>)- D</w:t>
+            </w:r>
+            <w:r>
+              <w:rPr>
+                <w:rFonts w:ascii="BRH Malayalam Extra" w:hAnsi="BRH Malayalam Extra" w:cs="BRH Malayalam Extra"/>
+                <w:color w:val="000000"/>
+                <w:sz w:val="28"/>
+                <w:szCs w:val="32"/>
+              </w:rPr>
+              <w:t>–</w:t>
+            </w:r>
+            <w:r>
+              <w:rPr>
+                <w:rFonts w:ascii="BRH Malayalam Extra" w:hAnsi="BRH Malayalam Extra" w:cs="BRH Malayalam Extra"/>
+                <w:color w:val="000000"/>
+                <w:sz w:val="32"/>
+                <w:szCs w:val="32"/>
+              </w:rPr>
+              <w:t>h</w:t>
+            </w:r>
+            <w:r>
+              <w:rPr>
+                <w:rFonts w:ascii="BRH Malayalam Extra" w:hAnsi="BRH Malayalam Extra" w:cs="BRH Malayalam Extra"/>
+                <w:color w:val="000000"/>
+                <w:sz w:val="28"/>
+                <w:szCs w:val="32"/>
+              </w:rPr>
+              <w:t>–</w:t>
+            </w:r>
+            <w:r>
+              <w:rPr>
+                <w:rFonts w:ascii="BRH Malayalam Extra" w:hAnsi="BRH Malayalam Extra" w:cs="BRH Malayalam Extra"/>
+                <w:color w:val="000000"/>
+                <w:sz w:val="32"/>
+                <w:szCs w:val="32"/>
+              </w:rPr>
+              <w:t>j</w:t>
+            </w:r>
+            <w:r>
+              <w:rPr>
+                <w:rFonts w:ascii="BRH Malayalam Extra" w:hAnsi="BRH Malayalam Extra" w:cs="BRH Malayalam Extra"/>
+                <w:color w:val="000000"/>
+                <w:sz w:val="32"/>
+                <w:szCs w:val="32"/>
+                <w:highlight w:val="yellow"/>
+              </w:rPr>
+              <w:t>Zx</w:t>
+            </w:r>
+            <w:r>
+              <w:rPr>
+                <w:rFonts w:ascii="BRH Malayalam Extra" w:hAnsi="BRH Malayalam Extra" w:cs="BRH Malayalam Extra"/>
+                <w:color w:val="000000"/>
+                <w:sz w:val="32"/>
+                <w:szCs w:val="32"/>
+              </w:rPr>
+              <w:t>˜¥RõxZyrx |</w:t>
+            </w:r>
+          </w:p>
+          <w:p>
+            <w:pPr>
+              <w:widowControl w:val="0"/>
+              <w:autoSpaceDE w:val="0"/>
+              <w:autoSpaceDN w:val="0"/>
+              <w:adjustRightInd w:val="0"/>
+              <w:spacing w:line="240" w:lineRule="auto"/>
+              <w:rPr>
+                <w:rFonts w:ascii="BRH Malayalam Extra" w:hAnsi="BRH Malayalam Extra" w:cs="BRH Malayalam Extra"/>
+                <w:color w:val="000000"/>
+                <w:sz w:val="32"/>
+                <w:szCs w:val="32"/>
+              </w:rPr>
+            </w:pPr>
+            <w:r>
+              <w:rPr>
+                <w:rFonts w:ascii="BRH Malayalam Extra" w:hAnsi="BRH Malayalam Extra" w:cs="BRH Malayalam Extra"/>
+                <w:color w:val="000000"/>
+                <w:sz w:val="32"/>
+                <w:szCs w:val="32"/>
+              </w:rPr>
+              <w:t>D</w:t>
+            </w:r>
+            <w:r>
+              <w:rPr>
+                <w:rFonts w:ascii="BRH Malayalam Extra" w:hAnsi="BRH Malayalam Extra" w:cs="BRH Malayalam Extra"/>
+                <w:color w:val="000000"/>
+                <w:sz w:val="28"/>
+                <w:szCs w:val="32"/>
+              </w:rPr>
+              <w:t>–</w:t>
+            </w:r>
+            <w:r>
+              <w:rPr>
+                <w:rFonts w:ascii="BRH Malayalam Extra" w:hAnsi="BRH Malayalam Extra" w:cs="BRH Malayalam Extra"/>
+                <w:color w:val="000000"/>
+                <w:sz w:val="32"/>
+                <w:szCs w:val="32"/>
+              </w:rPr>
+              <w:t>h</w:t>
+            </w:r>
+            <w:r>
+              <w:rPr>
+                <w:rFonts w:ascii="BRH Malayalam Extra" w:hAnsi="BRH Malayalam Extra" w:cs="BRH Malayalam Extra"/>
+                <w:color w:val="000000"/>
+                <w:sz w:val="28"/>
+                <w:szCs w:val="32"/>
+              </w:rPr>
+              <w:t>–</w:t>
+            </w:r>
+            <w:r>
+              <w:rPr>
+                <w:rFonts w:ascii="BRH Malayalam Extra" w:hAnsi="BRH Malayalam Extra" w:cs="BRH Malayalam Extra"/>
+                <w:color w:val="000000"/>
+                <w:sz w:val="32"/>
+                <w:szCs w:val="32"/>
+              </w:rPr>
+              <w:t>j</w:t>
+            </w:r>
+            <w:r>
+              <w:rPr>
+                <w:rFonts w:ascii="BRH Malayalam Extra" w:hAnsi="BRH Malayalam Extra" w:cs="BRH Malayalam Extra"/>
+                <w:color w:val="000000"/>
+                <w:sz w:val="32"/>
+                <w:szCs w:val="32"/>
+                <w:highlight w:val="yellow"/>
+              </w:rPr>
+              <w:t>Zx˜¥</w:t>
+            </w:r>
+            <w:r>
+              <w:rPr>
+                <w:rFonts w:ascii="BRH Malayalam Extra" w:hAnsi="BRH Malayalam Extra" w:cs="BRH Malayalam Extra"/>
+                <w:color w:val="000000"/>
+                <w:sz w:val="32"/>
+                <w:szCs w:val="32"/>
+              </w:rPr>
+              <w:t>RõxZy</w:t>
+            </w:r>
+            <w:r>
+              <w:rPr>
+                <w:rFonts w:ascii="BRH Malayalam Extra" w:hAnsi="BRH Malayalam Extra" w:cs="BRH Malayalam Extra"/>
+                <w:color w:val="000000"/>
+                <w:sz w:val="28"/>
+                <w:szCs w:val="32"/>
+              </w:rPr>
+              <w:t>–</w:t>
+            </w:r>
+            <w:r>
+              <w:rPr>
+                <w:rFonts w:ascii="BRH Malayalam Extra" w:hAnsi="BRH Malayalam Extra" w:cs="BRH Malayalam Extra"/>
+                <w:color w:val="000000"/>
+                <w:sz w:val="32"/>
+                <w:szCs w:val="32"/>
+              </w:rPr>
+              <w:t>¥rZõ¡—h</w:t>
+            </w:r>
+            <w:r>
+              <w:rPr>
+                <w:rFonts w:ascii="BRH Malayalam Extra" w:hAnsi="BRH Malayalam Extra" w:cs="BRH Malayalam Extra"/>
+                <w:color w:val="000000"/>
+                <w:sz w:val="28"/>
+                <w:szCs w:val="32"/>
+              </w:rPr>
+              <w:t>–</w:t>
+            </w:r>
+            <w:r>
+              <w:rPr>
+                <w:rFonts w:ascii="BRH Malayalam Extra" w:hAnsi="BRH Malayalam Extra" w:cs="BRH Malayalam Extra"/>
+                <w:color w:val="000000"/>
+                <w:sz w:val="32"/>
+                <w:szCs w:val="32"/>
+              </w:rPr>
+              <w:t>jZ—J - ¥Rõx</w:t>
+            </w:r>
+            <w:r>
+              <w:rPr>
+                <w:rFonts w:ascii="BRH Malayalam Extra" w:hAnsi="BRH Malayalam Extra" w:cs="BRH Malayalam Extra"/>
+                <w:color w:val="000000"/>
+                <w:sz w:val="28"/>
+                <w:szCs w:val="32"/>
+              </w:rPr>
+              <w:t>–</w:t>
+            </w:r>
+            <w:r>
+              <w:rPr>
+                <w:rFonts w:ascii="BRH Malayalam Extra" w:hAnsi="BRH Malayalam Extra" w:cs="BRH Malayalam Extra"/>
+                <w:color w:val="000000"/>
+                <w:sz w:val="32"/>
+                <w:szCs w:val="32"/>
+              </w:rPr>
+              <w:t>Zy</w:t>
+            </w:r>
+            <w:r>
+              <w:rPr>
+                <w:rFonts w:ascii="BRH Malayalam Extra" w:hAnsi="BRH Malayalam Extra" w:cs="BRH Malayalam Extra"/>
+                <w:color w:val="000000"/>
+                <w:sz w:val="28"/>
+                <w:szCs w:val="32"/>
+              </w:rPr>
+              <w:t>–</w:t>
+            </w:r>
+            <w:r>
+              <w:rPr>
+                <w:rFonts w:ascii="BRH Malayalam Extra" w:hAnsi="BRH Malayalam Extra" w:cs="BRH Malayalam Extra"/>
+                <w:color w:val="000000"/>
+                <w:sz w:val="32"/>
+                <w:szCs w:val="32"/>
+              </w:rPr>
+              <w:t>rx</w:t>
+            </w:r>
+            <w:r>
+              <w:rPr>
+                <w:rFonts w:ascii="BRH Malayalam Extra" w:hAnsi="BRH Malayalam Extra" w:cs="BRH Malayalam Extra"/>
+                <w:color w:val="000000"/>
+                <w:sz w:val="28"/>
+                <w:szCs w:val="32"/>
+              </w:rPr>
+              <w:t>–</w:t>
+            </w:r>
+            <w:r>
+              <w:rPr>
+                <w:rFonts w:ascii="BRH Malayalam Extra" w:hAnsi="BRH Malayalam Extra" w:cs="BRH Malayalam Extra"/>
+                <w:color w:val="000000"/>
+                <w:sz w:val="32"/>
+                <w:szCs w:val="32"/>
+              </w:rPr>
+              <w:t xml:space="preserve"> | </w:t>
+            </w:r>
+          </w:p>
+        </w:tc>
+        <w:tc>
+          <w:tcPr>
+            <w:tcW w:w="7230" w:type="dxa"/>
+          </w:tcPr>
+          <w:p>
+            <w:pPr>
+              <w:widowControl w:val="0"/>
+              <w:autoSpaceDE w:val="0"/>
+              <w:autoSpaceDN w:val="0"/>
+              <w:adjustRightInd w:val="0"/>
+              <w:spacing w:line="240" w:lineRule="auto"/>
+              <w:rPr>
+                <w:rFonts w:ascii="BRH Malayalam Extra" w:hAnsi="BRH Malayalam Extra" w:cs="BRH Malayalam Extra"/>
+                <w:color w:val="000000"/>
+                <w:sz w:val="32"/>
+                <w:szCs w:val="32"/>
+              </w:rPr>
+            </w:pPr>
+            <w:r>
+              <w:rPr>
+                <w:rFonts w:ascii="BRH Malayalam Extra" w:hAnsi="BRH Malayalam Extra" w:cs="BRH Malayalam Extra"/>
+                <w:color w:val="000000"/>
+                <w:sz w:val="32"/>
+                <w:szCs w:val="32"/>
+              </w:rPr>
+              <w:t>(</w:t>
+            </w:r>
+            <w:r>
+              <w:rPr>
+                <w:rFonts w:cs="BRH Malayalam Extra"/>
+                <w:color w:val="000000"/>
+                <w:szCs w:val="32"/>
+              </w:rPr>
+              <w:t>23</w:t>
+            </w:r>
+            <w:r>
+              <w:rPr>
+                <w:rFonts w:ascii="BRH Malayalam Extra" w:hAnsi="BRH Malayalam Extra" w:cs="BRH Malayalam Extra"/>
+                <w:color w:val="000000"/>
+                <w:sz w:val="32"/>
+                <w:szCs w:val="32"/>
+              </w:rPr>
+              <w:t>)</w:t>
+            </w:r>
+            <w:r>
+              <w:rPr>
+                <w:rFonts w:cs="BRH Malayalam Extra"/>
+                <w:color w:val="000000"/>
+                <w:szCs w:val="32"/>
+              </w:rPr>
+              <w:t>[P36</w:t>
+            </w:r>
+            <w:r>
+              <w:rPr>
+                <w:rFonts w:ascii="BRH Malayalam Extra" w:hAnsi="BRH Malayalam Extra" w:cs="BRH Malayalam Extra"/>
+                <w:color w:val="000000"/>
+                <w:sz w:val="32"/>
+                <w:szCs w:val="32"/>
+              </w:rPr>
+              <w:t xml:space="preserve">] </w:t>
+            </w:r>
+            <w:r>
+              <w:rPr>
+                <w:rFonts w:cs="BRH Malayalam Extra"/>
+                <w:color w:val="000000"/>
+                <w:szCs w:val="32"/>
+              </w:rPr>
+              <w:t>7</w:t>
+            </w:r>
+            <w:r>
+              <w:rPr>
+                <w:rFonts w:ascii="BRH Malayalam Extra" w:hAnsi="BRH Malayalam Extra" w:cs="BRH Malayalam Extra"/>
+                <w:color w:val="000000"/>
+                <w:sz w:val="32"/>
+                <w:szCs w:val="32"/>
+              </w:rPr>
+              <w:t>.</w:t>
+            </w:r>
+            <w:r>
+              <w:rPr>
+                <w:rFonts w:cs="BRH Malayalam Extra"/>
+                <w:color w:val="000000"/>
+                <w:szCs w:val="32"/>
+              </w:rPr>
+              <w:t>4</w:t>
+            </w:r>
+            <w:r>
+              <w:rPr>
+                <w:rFonts w:ascii="BRH Malayalam Extra" w:hAnsi="BRH Malayalam Extra" w:cs="BRH Malayalam Extra"/>
+                <w:color w:val="000000"/>
+                <w:sz w:val="32"/>
+                <w:szCs w:val="32"/>
+              </w:rPr>
+              <w:t>.</w:t>
+            </w:r>
+            <w:r>
+              <w:rPr>
+                <w:rFonts w:cs="BRH Malayalam Extra"/>
+                <w:color w:val="000000"/>
+                <w:szCs w:val="32"/>
+              </w:rPr>
+              <w:t>11</w:t>
+            </w:r>
+            <w:r>
+              <w:rPr>
+                <w:rFonts w:ascii="BRH Malayalam Extra" w:hAnsi="BRH Malayalam Extra" w:cs="BRH Malayalam Extra"/>
+                <w:color w:val="000000"/>
+                <w:sz w:val="32"/>
+                <w:szCs w:val="32"/>
+              </w:rPr>
+              <w:t>.</w:t>
+            </w:r>
+            <w:r>
+              <w:rPr>
+                <w:rFonts w:cs="BRH Malayalam Extra"/>
+                <w:color w:val="000000"/>
+                <w:szCs w:val="32"/>
+              </w:rPr>
+              <w:t>3</w:t>
+            </w:r>
+            <w:r>
+              <w:rPr>
+                <w:rFonts w:ascii="BRH Malayalam Extra" w:hAnsi="BRH Malayalam Extra" w:cs="BRH Malayalam Extra"/>
+                <w:color w:val="000000"/>
+                <w:sz w:val="32"/>
+                <w:szCs w:val="32"/>
+              </w:rPr>
+              <w:t>(</w:t>
+            </w:r>
+            <w:r>
+              <w:rPr>
+                <w:rFonts w:cs="BRH Malayalam Extra"/>
+                <w:color w:val="000000"/>
+                <w:szCs w:val="32"/>
+              </w:rPr>
+              <w:t>19</w:t>
+            </w:r>
+            <w:r>
+              <w:rPr>
+                <w:rFonts w:ascii="BRH Malayalam Extra" w:hAnsi="BRH Malayalam Extra" w:cs="BRH Malayalam Extra"/>
+                <w:color w:val="000000"/>
+                <w:sz w:val="32"/>
+                <w:szCs w:val="32"/>
+              </w:rPr>
+              <w:t>)- Zy</w:t>
+            </w:r>
+            <w:r>
+              <w:rPr>
+                <w:rFonts w:ascii="BRH Malayalam Extra" w:hAnsi="BRH Malayalam Extra" w:cs="BRH Malayalam Extra"/>
+                <w:color w:val="000000"/>
+                <w:sz w:val="28"/>
+                <w:szCs w:val="32"/>
+              </w:rPr>
+              <w:t>–</w:t>
+            </w:r>
+            <w:r>
+              <w:rPr>
+                <w:rFonts w:ascii="BRH Malayalam Extra" w:hAnsi="BRH Malayalam Extra" w:cs="BRH Malayalam Extra"/>
+                <w:color w:val="000000"/>
+                <w:sz w:val="32"/>
+                <w:szCs w:val="32"/>
+              </w:rPr>
+              <w:t>rç</w:t>
+            </w:r>
+            <w:r>
+              <w:rPr>
+                <w:rFonts w:ascii="BRH Malayalam Extra" w:hAnsi="BRH Malayalam Extra" w:cs="BRH Malayalam Extra"/>
+                <w:color w:val="000000"/>
+                <w:sz w:val="28"/>
+                <w:szCs w:val="32"/>
+              </w:rPr>
+              <w:t>–</w:t>
+            </w:r>
+            <w:r>
+              <w:rPr>
+                <w:rFonts w:ascii="BRH Malayalam Extra" w:hAnsi="BRH Malayalam Extra" w:cs="BRH Malayalam Extra"/>
+                <w:color w:val="000000"/>
+                <w:sz w:val="32"/>
+                <w:szCs w:val="32"/>
+              </w:rPr>
+              <w:t>Çy</w:t>
+            </w:r>
+            <w:r>
+              <w:rPr>
+                <w:rFonts w:ascii="BRH Malayalam Extra" w:hAnsi="BRH Malayalam Extra" w:cs="BRH Malayalam Extra"/>
+                <w:color w:val="000000"/>
+                <w:sz w:val="28"/>
+                <w:szCs w:val="32"/>
+              </w:rPr>
+              <w:t>–</w:t>
+            </w:r>
+            <w:r>
+              <w:rPr>
+                <w:rFonts w:ascii="BRH Malayalam Extra" w:hAnsi="BRH Malayalam Extra" w:cs="BRH Malayalam Extra"/>
+                <w:color w:val="000000"/>
+                <w:sz w:val="32"/>
+                <w:szCs w:val="32"/>
+              </w:rPr>
+              <w:t xml:space="preserve"> | D</w:t>
+            </w:r>
+            <w:r>
+              <w:rPr>
+                <w:rFonts w:ascii="BRH Malayalam Extra" w:hAnsi="BRH Malayalam Extra" w:cs="BRH Malayalam Extra"/>
+                <w:color w:val="000000"/>
+                <w:sz w:val="28"/>
+                <w:szCs w:val="32"/>
+              </w:rPr>
+              <w:t>–</w:t>
+            </w:r>
+            <w:r>
+              <w:rPr>
+                <w:rFonts w:ascii="BRH Malayalam Extra" w:hAnsi="BRH Malayalam Extra" w:cs="BRH Malayalam Extra"/>
+                <w:color w:val="000000"/>
+                <w:sz w:val="32"/>
+                <w:szCs w:val="32"/>
+              </w:rPr>
+              <w:t>h</w:t>
+            </w:r>
+            <w:r>
+              <w:rPr>
+                <w:rFonts w:ascii="BRH Malayalam Extra" w:hAnsi="BRH Malayalam Extra" w:cs="BRH Malayalam Extra"/>
+                <w:color w:val="000000"/>
+                <w:sz w:val="28"/>
+                <w:szCs w:val="32"/>
+              </w:rPr>
+              <w:t>–</w:t>
+            </w:r>
+            <w:r>
+              <w:rPr>
+                <w:rFonts w:ascii="BRH Malayalam Extra" w:hAnsi="BRH Malayalam Extra" w:cs="BRH Malayalam Extra"/>
+                <w:color w:val="000000"/>
+                <w:sz w:val="32"/>
+                <w:szCs w:val="32"/>
+              </w:rPr>
+              <w:t>j</w:t>
+            </w:r>
+            <w:r>
+              <w:rPr>
+                <w:rFonts w:ascii="BRH Malayalam Extra" w:hAnsi="BRH Malayalam Extra" w:cs="BRH Malayalam Extra"/>
+                <w:color w:val="000000"/>
+                <w:sz w:val="32"/>
+                <w:szCs w:val="32"/>
+                <w:highlight w:val="green"/>
+              </w:rPr>
+              <w:t>¥</w:t>
+            </w:r>
+            <w:r>
+              <w:rPr>
+                <w:rFonts w:ascii="BRH Malayalam Extra" w:hAnsi="BRH Malayalam Extra" w:cs="BRH Malayalam Extra"/>
+                <w:color w:val="000000"/>
+                <w:sz w:val="32"/>
+                <w:szCs w:val="32"/>
+              </w:rPr>
+              <w:t>Zx˜¥RõxZyrx |</w:t>
+            </w:r>
+          </w:p>
+          <w:p>
+            <w:pPr>
+              <w:widowControl w:val="0"/>
+              <w:autoSpaceDE w:val="0"/>
+              <w:autoSpaceDN w:val="0"/>
+              <w:adjustRightInd w:val="0"/>
+              <w:spacing w:line="240" w:lineRule="auto"/>
+              <w:rPr>
+                <w:rFonts w:ascii="BRH Malayalam Extra" w:hAnsi="BRH Malayalam Extra" w:cs="BRH Malayalam Extra"/>
+                <w:color w:val="000000"/>
+                <w:sz w:val="32"/>
+                <w:szCs w:val="32"/>
+              </w:rPr>
+            </w:pPr>
+            <w:r>
+              <w:rPr>
+                <w:rFonts w:ascii="BRH Malayalam Extra" w:hAnsi="BRH Malayalam Extra" w:cs="BRH Malayalam Extra"/>
+                <w:color w:val="000000"/>
+                <w:sz w:val="32"/>
+                <w:szCs w:val="32"/>
+              </w:rPr>
+              <w:t>Zy</w:t>
+            </w:r>
+            <w:r>
+              <w:rPr>
+                <w:rFonts w:ascii="BRH Malayalam Extra" w:hAnsi="BRH Malayalam Extra" w:cs="BRH Malayalam Extra"/>
+                <w:color w:val="000000"/>
+                <w:sz w:val="28"/>
+                <w:szCs w:val="32"/>
+              </w:rPr>
+              <w:t>–</w:t>
+            </w:r>
+            <w:r>
+              <w:rPr>
+                <w:rFonts w:ascii="BRH Malayalam Extra" w:hAnsi="BRH Malayalam Extra" w:cs="BRH Malayalam Extra"/>
+                <w:color w:val="000000"/>
+                <w:sz w:val="32"/>
+                <w:szCs w:val="32"/>
+              </w:rPr>
+              <w:t>rç</w:t>
+            </w:r>
+            <w:r>
+              <w:rPr>
+                <w:rFonts w:ascii="BRH Malayalam Extra" w:hAnsi="BRH Malayalam Extra" w:cs="BRH Malayalam Extra"/>
+                <w:color w:val="000000"/>
+                <w:sz w:val="28"/>
+                <w:szCs w:val="32"/>
+              </w:rPr>
+              <w:t>–</w:t>
+            </w:r>
+            <w:r>
+              <w:rPr>
+                <w:rFonts w:ascii="BRH Malayalam Extra" w:hAnsi="BRH Malayalam Extra" w:cs="BRH Malayalam Extra"/>
+                <w:color w:val="000000"/>
+                <w:sz w:val="32"/>
+                <w:szCs w:val="32"/>
+              </w:rPr>
+              <w:t xml:space="preserve"> Çõ¡</w:t>
+            </w:r>
+            <w:r>
+              <w:rPr>
+                <w:rFonts w:ascii="BRH Malayalam Extra" w:hAnsi="BRH Malayalam Extra" w:cs="BRH Malayalam Extra"/>
+                <w:color w:val="000000"/>
+                <w:sz w:val="28"/>
+                <w:szCs w:val="32"/>
+              </w:rPr>
+              <w:t>–</w:t>
+            </w:r>
+            <w:r>
+              <w:rPr>
+                <w:rFonts w:ascii="BRH Malayalam Extra" w:hAnsi="BRH Malayalam Extra" w:cs="BRH Malayalam Extra"/>
+                <w:color w:val="000000"/>
+                <w:sz w:val="32"/>
+                <w:szCs w:val="32"/>
+              </w:rPr>
+              <w:t>h</w:t>
+            </w:r>
+            <w:r>
+              <w:rPr>
+                <w:rFonts w:ascii="BRH Malayalam Extra" w:hAnsi="BRH Malayalam Extra" w:cs="BRH Malayalam Extra"/>
+                <w:color w:val="000000"/>
+                <w:sz w:val="28"/>
+                <w:szCs w:val="32"/>
+              </w:rPr>
+              <w:t>–</w:t>
+            </w:r>
+            <w:r>
+              <w:rPr>
+                <w:rFonts w:ascii="BRH Malayalam Extra" w:hAnsi="BRH Malayalam Extra" w:cs="BRH Malayalam Extra"/>
+                <w:color w:val="000000"/>
+                <w:sz w:val="32"/>
+                <w:szCs w:val="32"/>
+              </w:rPr>
+              <w:t>j</w:t>
+            </w:r>
+            <w:r>
+              <w:rPr>
+                <w:rFonts w:ascii="BRH Malayalam Extra" w:hAnsi="BRH Malayalam Extra" w:cs="BRH Malayalam Extra"/>
+                <w:color w:val="000000"/>
+                <w:sz w:val="32"/>
+                <w:szCs w:val="32"/>
+                <w:highlight w:val="green"/>
+              </w:rPr>
+              <w:t>¥</w:t>
+            </w:r>
+            <w:r>
+              <w:rPr>
+                <w:rFonts w:ascii="BRH Malayalam Extra" w:hAnsi="BRH Malayalam Extra" w:cs="BRH Malayalam Extra"/>
+                <w:color w:val="000000"/>
+                <w:sz w:val="32"/>
+                <w:szCs w:val="32"/>
+              </w:rPr>
+              <w:t>Zx˜¥RõxZy ¥rxh</w:t>
+            </w:r>
+            <w:r>
+              <w:rPr>
+                <w:rFonts w:ascii="BRH Malayalam Extra" w:hAnsi="BRH Malayalam Extra" w:cs="BRH Malayalam Extra"/>
+                <w:color w:val="000000"/>
+                <w:sz w:val="28"/>
+                <w:szCs w:val="32"/>
+              </w:rPr>
+              <w:t>–</w:t>
+            </w:r>
+            <w:r>
+              <w:rPr>
+                <w:rFonts w:ascii="BRH Malayalam Extra" w:hAnsi="BRH Malayalam Extra" w:cs="BRH Malayalam Extra"/>
+                <w:color w:val="000000"/>
+                <w:sz w:val="32"/>
+                <w:szCs w:val="32"/>
+              </w:rPr>
+              <w:t>j</w:t>
+            </w:r>
+            <w:r>
+              <w:rPr>
+                <w:rFonts w:ascii="BRH Malayalam Extra" w:hAnsi="BRH Malayalam Extra" w:cs="BRH Malayalam Extra"/>
+                <w:color w:val="000000"/>
+                <w:sz w:val="32"/>
+                <w:szCs w:val="32"/>
+                <w:highlight w:val="green"/>
+              </w:rPr>
+              <w:t>¥</w:t>
+            </w:r>
+            <w:r>
+              <w:rPr>
+                <w:rFonts w:ascii="BRH Malayalam Extra" w:hAnsi="BRH Malayalam Extra" w:cs="BRH Malayalam Extra"/>
+                <w:color w:val="000000"/>
+                <w:sz w:val="32"/>
+                <w:szCs w:val="32"/>
+              </w:rPr>
+              <w:t>Zx˜¥RõxZyrx ZyrçÇy Zyrç Çõ¡h</w:t>
+            </w:r>
+            <w:r>
+              <w:rPr>
+                <w:rFonts w:ascii="BRH Malayalam Extra" w:hAnsi="BRH Malayalam Extra" w:cs="BRH Malayalam Extra"/>
+                <w:color w:val="000000"/>
+                <w:sz w:val="28"/>
+                <w:szCs w:val="32"/>
+              </w:rPr>
+              <w:t>–</w:t>
+            </w:r>
+            <w:r>
+              <w:rPr>
+                <w:rFonts w:ascii="BRH Malayalam Extra" w:hAnsi="BRH Malayalam Extra" w:cs="BRH Malayalam Extra"/>
+                <w:color w:val="000000"/>
+                <w:sz w:val="32"/>
+                <w:szCs w:val="32"/>
+              </w:rPr>
+              <w:t>j</w:t>
+            </w:r>
+            <w:r>
+              <w:rPr>
+                <w:rFonts w:ascii="BRH Malayalam Extra" w:hAnsi="BRH Malayalam Extra" w:cs="BRH Malayalam Extra"/>
+                <w:color w:val="000000"/>
+                <w:sz w:val="32"/>
+                <w:szCs w:val="32"/>
+                <w:highlight w:val="green"/>
+              </w:rPr>
+              <w:t>¥</w:t>
+            </w:r>
+            <w:r>
+              <w:rPr>
+                <w:rFonts w:ascii="BRH Malayalam Extra" w:hAnsi="BRH Malayalam Extra" w:cs="BRH Malayalam Extra"/>
+                <w:color w:val="000000"/>
+                <w:sz w:val="32"/>
+                <w:szCs w:val="32"/>
+              </w:rPr>
+              <w:t xml:space="preserve">Zx˜¥RõxZyrx | </w:t>
+            </w:r>
+          </w:p>
+          <w:p>
+            <w:pPr>
+              <w:widowControl w:val="0"/>
+              <w:autoSpaceDE w:val="0"/>
+              <w:autoSpaceDN w:val="0"/>
+              <w:adjustRightInd w:val="0"/>
+              <w:spacing w:line="240" w:lineRule="auto"/>
+              <w:rPr>
+                <w:rFonts w:ascii="BRH Malayalam Extra" w:hAnsi="BRH Malayalam Extra" w:cs="BRH Malayalam Extra"/>
+                <w:color w:val="000000"/>
+                <w:sz w:val="32"/>
+                <w:szCs w:val="32"/>
+              </w:rPr>
+            </w:pPr>
+            <w:r>
+              <w:rPr>
+                <w:rFonts w:ascii="BRH Malayalam Extra" w:hAnsi="BRH Malayalam Extra" w:cs="BRH Malayalam Extra"/>
+                <w:color w:val="000000"/>
+                <w:sz w:val="32"/>
+                <w:szCs w:val="32"/>
+              </w:rPr>
+              <w:t>(</w:t>
+            </w:r>
+            <w:r>
+              <w:rPr>
+                <w:rFonts w:cs="BRH Malayalam Extra"/>
+                <w:color w:val="000000"/>
+                <w:szCs w:val="32"/>
+              </w:rPr>
+              <w:t>24</w:t>
+            </w:r>
+            <w:r>
+              <w:rPr>
+                <w:rFonts w:ascii="BRH Malayalam Extra" w:hAnsi="BRH Malayalam Extra" w:cs="BRH Malayalam Extra"/>
+                <w:color w:val="000000"/>
+                <w:sz w:val="32"/>
+                <w:szCs w:val="32"/>
+              </w:rPr>
+              <w:t>)</w:t>
+            </w:r>
+            <w:r>
+              <w:rPr>
+                <w:rFonts w:cs="BRH Malayalam Extra"/>
+                <w:color w:val="000000"/>
+                <w:szCs w:val="32"/>
+              </w:rPr>
+              <w:t>[P36</w:t>
+            </w:r>
+            <w:r>
+              <w:rPr>
+                <w:rFonts w:ascii="BRH Malayalam Extra" w:hAnsi="BRH Malayalam Extra" w:cs="BRH Malayalam Extra"/>
+                <w:color w:val="000000"/>
+                <w:sz w:val="32"/>
+                <w:szCs w:val="32"/>
+              </w:rPr>
+              <w:t xml:space="preserve">] </w:t>
+            </w:r>
+            <w:r>
+              <w:rPr>
+                <w:rFonts w:cs="BRH Malayalam Extra"/>
+                <w:color w:val="000000"/>
+                <w:szCs w:val="32"/>
+              </w:rPr>
+              <w:t>7</w:t>
+            </w:r>
+            <w:r>
+              <w:rPr>
+                <w:rFonts w:ascii="BRH Malayalam Extra" w:hAnsi="BRH Malayalam Extra" w:cs="BRH Malayalam Extra"/>
+                <w:color w:val="000000"/>
+                <w:sz w:val="32"/>
+                <w:szCs w:val="32"/>
+              </w:rPr>
+              <w:t>.</w:t>
+            </w:r>
+            <w:r>
+              <w:rPr>
+                <w:rFonts w:cs="BRH Malayalam Extra"/>
+                <w:color w:val="000000"/>
+                <w:szCs w:val="32"/>
+              </w:rPr>
+              <w:t>4</w:t>
+            </w:r>
+            <w:r>
+              <w:rPr>
+                <w:rFonts w:ascii="BRH Malayalam Extra" w:hAnsi="BRH Malayalam Extra" w:cs="BRH Malayalam Extra"/>
+                <w:color w:val="000000"/>
+                <w:sz w:val="32"/>
+                <w:szCs w:val="32"/>
+              </w:rPr>
+              <w:t>.</w:t>
+            </w:r>
+            <w:r>
+              <w:rPr>
+                <w:rFonts w:cs="BRH Malayalam Extra"/>
+                <w:color w:val="000000"/>
+                <w:szCs w:val="32"/>
+              </w:rPr>
+              <w:t>11</w:t>
+            </w:r>
+            <w:r>
+              <w:rPr>
+                <w:rFonts w:ascii="BRH Malayalam Extra" w:hAnsi="BRH Malayalam Extra" w:cs="BRH Malayalam Extra"/>
+                <w:color w:val="000000"/>
+                <w:sz w:val="32"/>
+                <w:szCs w:val="32"/>
+              </w:rPr>
+              <w:t>.</w:t>
+            </w:r>
+            <w:r>
+              <w:rPr>
+                <w:rFonts w:cs="BRH Malayalam Extra"/>
+                <w:color w:val="000000"/>
+                <w:szCs w:val="32"/>
+              </w:rPr>
+              <w:t>3</w:t>
+            </w:r>
+            <w:r>
+              <w:rPr>
+                <w:rFonts w:ascii="BRH Malayalam Extra" w:hAnsi="BRH Malayalam Extra" w:cs="BRH Malayalam Extra"/>
+                <w:color w:val="000000"/>
+                <w:sz w:val="32"/>
+                <w:szCs w:val="32"/>
+              </w:rPr>
+              <w:t>(</w:t>
+            </w:r>
+            <w:r>
+              <w:rPr>
+                <w:rFonts w:cs="BRH Malayalam Extra"/>
+                <w:color w:val="000000"/>
+                <w:szCs w:val="32"/>
+              </w:rPr>
+              <w:t>20</w:t>
+            </w:r>
+            <w:r>
+              <w:rPr>
+                <w:rFonts w:ascii="BRH Malayalam Extra" w:hAnsi="BRH Malayalam Extra" w:cs="BRH Malayalam Extra"/>
+                <w:color w:val="000000"/>
+                <w:sz w:val="32"/>
+                <w:szCs w:val="32"/>
+              </w:rPr>
+              <w:t>)- D</w:t>
+            </w:r>
+            <w:r>
+              <w:rPr>
+                <w:rFonts w:ascii="BRH Malayalam Extra" w:hAnsi="BRH Malayalam Extra" w:cs="BRH Malayalam Extra"/>
+                <w:color w:val="000000"/>
+                <w:sz w:val="28"/>
+                <w:szCs w:val="32"/>
+              </w:rPr>
+              <w:t>–</w:t>
+            </w:r>
+            <w:r>
+              <w:rPr>
+                <w:rFonts w:ascii="BRH Malayalam Extra" w:hAnsi="BRH Malayalam Extra" w:cs="BRH Malayalam Extra"/>
+                <w:color w:val="000000"/>
+                <w:sz w:val="32"/>
+                <w:szCs w:val="32"/>
+              </w:rPr>
+              <w:t>h</w:t>
+            </w:r>
+            <w:r>
+              <w:rPr>
+                <w:rFonts w:ascii="BRH Malayalam Extra" w:hAnsi="BRH Malayalam Extra" w:cs="BRH Malayalam Extra"/>
+                <w:color w:val="000000"/>
+                <w:sz w:val="28"/>
+                <w:szCs w:val="32"/>
+              </w:rPr>
+              <w:t>–</w:t>
+            </w:r>
+            <w:r>
+              <w:rPr>
+                <w:rFonts w:ascii="BRH Malayalam Extra" w:hAnsi="BRH Malayalam Extra" w:cs="BRH Malayalam Extra"/>
+                <w:color w:val="000000"/>
+                <w:sz w:val="32"/>
+                <w:szCs w:val="32"/>
+              </w:rPr>
+              <w:t>j</w:t>
+            </w:r>
+            <w:r>
+              <w:rPr>
+                <w:rFonts w:ascii="BRH Malayalam Extra" w:hAnsi="BRH Malayalam Extra" w:cs="BRH Malayalam Extra"/>
+                <w:color w:val="000000"/>
+                <w:sz w:val="32"/>
+                <w:szCs w:val="32"/>
+                <w:highlight w:val="green"/>
+              </w:rPr>
+              <w:t>¥</w:t>
+            </w:r>
+            <w:r>
+              <w:rPr>
+                <w:rFonts w:ascii="BRH Malayalam Extra" w:hAnsi="BRH Malayalam Extra" w:cs="BRH Malayalam Extra"/>
+                <w:color w:val="000000"/>
+                <w:sz w:val="32"/>
+                <w:szCs w:val="32"/>
+              </w:rPr>
+              <w:t>Zx˜¥RõxZyrx | j</w:t>
+            </w:r>
+            <w:r>
+              <w:rPr>
+                <w:rFonts w:ascii="BRH Malayalam Extra" w:hAnsi="BRH Malayalam Extra" w:cs="BRH Malayalam Extra"/>
+                <w:color w:val="000000"/>
+                <w:sz w:val="28"/>
+                <w:szCs w:val="32"/>
+              </w:rPr>
+              <w:t>–</w:t>
+            </w:r>
+            <w:r>
+              <w:rPr>
+                <w:rFonts w:ascii="BRH Malayalam Extra" w:hAnsi="BRH Malayalam Extra" w:cs="BRH Malayalam Extra"/>
+                <w:color w:val="000000"/>
+                <w:sz w:val="32"/>
+                <w:szCs w:val="32"/>
+              </w:rPr>
+              <w:t>Çy</w:t>
+            </w:r>
+            <w:r>
+              <w:rPr>
+                <w:rFonts w:ascii="BRH Malayalam Extra" w:hAnsi="BRH Malayalam Extra" w:cs="BRH Malayalam Extra"/>
+                <w:color w:val="000000"/>
+                <w:sz w:val="28"/>
+                <w:szCs w:val="32"/>
+              </w:rPr>
+              <w:t>–</w:t>
+            </w:r>
+            <w:r>
+              <w:rPr>
+                <w:rFonts w:ascii="BRH Malayalam Extra" w:hAnsi="BRH Malayalam Extra" w:cs="BRH Malayalam Extra"/>
+                <w:color w:val="000000"/>
+                <w:sz w:val="32"/>
+                <w:szCs w:val="32"/>
+              </w:rPr>
+              <w:t xml:space="preserve"> |</w:t>
+            </w:r>
+          </w:p>
+          <w:p>
+            <w:pPr>
+              <w:widowControl w:val="0"/>
+              <w:autoSpaceDE w:val="0"/>
+              <w:autoSpaceDN w:val="0"/>
+              <w:adjustRightInd w:val="0"/>
+              <w:spacing w:line="240" w:lineRule="auto"/>
+              <w:rPr>
+                <w:rFonts w:ascii="BRH Malayalam Extra" w:hAnsi="BRH Malayalam Extra" w:cs="BRH Malayalam Extra"/>
+                <w:color w:val="000000"/>
+                <w:sz w:val="32"/>
+                <w:szCs w:val="32"/>
+              </w:rPr>
+            </w:pPr>
+            <w:r>
+              <w:rPr>
+                <w:rFonts w:ascii="BRH Malayalam Extra" w:hAnsi="BRH Malayalam Extra" w:cs="BRH Malayalam Extra"/>
+                <w:color w:val="000000"/>
+                <w:sz w:val="32"/>
+                <w:szCs w:val="32"/>
+              </w:rPr>
+              <w:t>D</w:t>
+            </w:r>
+            <w:r>
+              <w:rPr>
+                <w:rFonts w:ascii="BRH Malayalam Extra" w:hAnsi="BRH Malayalam Extra" w:cs="BRH Malayalam Extra"/>
+                <w:color w:val="000000"/>
+                <w:sz w:val="28"/>
+                <w:szCs w:val="32"/>
+              </w:rPr>
+              <w:t>–</w:t>
+            </w:r>
+            <w:r>
+              <w:rPr>
+                <w:rFonts w:ascii="BRH Malayalam Extra" w:hAnsi="BRH Malayalam Extra" w:cs="BRH Malayalam Extra"/>
+                <w:color w:val="000000"/>
+                <w:sz w:val="32"/>
+                <w:szCs w:val="32"/>
+              </w:rPr>
+              <w:t>h</w:t>
+            </w:r>
+            <w:r>
+              <w:rPr>
+                <w:rFonts w:ascii="BRH Malayalam Extra" w:hAnsi="BRH Malayalam Extra" w:cs="BRH Malayalam Extra"/>
+                <w:color w:val="000000"/>
+                <w:sz w:val="28"/>
+                <w:szCs w:val="32"/>
+              </w:rPr>
+              <w:t>–</w:t>
+            </w:r>
+            <w:r>
+              <w:rPr>
+                <w:rFonts w:ascii="BRH Malayalam Extra" w:hAnsi="BRH Malayalam Extra" w:cs="BRH Malayalam Extra"/>
+                <w:color w:val="000000"/>
+                <w:sz w:val="32"/>
+                <w:szCs w:val="32"/>
+              </w:rPr>
+              <w:t>j</w:t>
+            </w:r>
+            <w:r>
+              <w:rPr>
+                <w:rFonts w:ascii="BRH Malayalam Extra" w:hAnsi="BRH Malayalam Extra" w:cs="BRH Malayalam Extra"/>
+                <w:color w:val="000000"/>
+                <w:sz w:val="32"/>
+                <w:szCs w:val="32"/>
+                <w:highlight w:val="green"/>
+              </w:rPr>
+              <w:t>¥</w:t>
+            </w:r>
+            <w:r>
+              <w:rPr>
+                <w:rFonts w:ascii="BRH Malayalam Extra" w:hAnsi="BRH Malayalam Extra" w:cs="BRH Malayalam Extra"/>
+                <w:color w:val="000000"/>
+                <w:sz w:val="32"/>
+                <w:szCs w:val="32"/>
+              </w:rPr>
+              <w:t>Zx˜¥RõxZyrx jÇy jÇõ¡h</w:t>
+            </w:r>
+            <w:r>
+              <w:rPr>
+                <w:rFonts w:ascii="BRH Malayalam Extra" w:hAnsi="BRH Malayalam Extra" w:cs="BRH Malayalam Extra"/>
+                <w:color w:val="000000"/>
+                <w:sz w:val="28"/>
+                <w:szCs w:val="32"/>
+              </w:rPr>
+              <w:t>–</w:t>
+            </w:r>
+            <w:r>
+              <w:rPr>
+                <w:rFonts w:ascii="BRH Malayalam Extra" w:hAnsi="BRH Malayalam Extra" w:cs="BRH Malayalam Extra"/>
+                <w:color w:val="000000"/>
+                <w:sz w:val="32"/>
+                <w:szCs w:val="32"/>
+              </w:rPr>
+              <w:t>j</w:t>
+            </w:r>
+            <w:r>
+              <w:rPr>
+                <w:rFonts w:ascii="BRH Malayalam Extra" w:hAnsi="BRH Malayalam Extra" w:cs="BRH Malayalam Extra"/>
+                <w:color w:val="000000"/>
+                <w:sz w:val="32"/>
+                <w:szCs w:val="32"/>
+                <w:highlight w:val="green"/>
+              </w:rPr>
+              <w:t>¥</w:t>
+            </w:r>
+            <w:r>
+              <w:rPr>
+                <w:rFonts w:ascii="BRH Malayalam Extra" w:hAnsi="BRH Malayalam Extra" w:cs="BRH Malayalam Extra"/>
+                <w:color w:val="000000"/>
+                <w:sz w:val="32"/>
+                <w:szCs w:val="32"/>
+              </w:rPr>
+              <w:t>Zx˜¥RõxZy ¥rxh</w:t>
+            </w:r>
+            <w:r>
+              <w:rPr>
+                <w:rFonts w:ascii="BRH Malayalam Extra" w:hAnsi="BRH Malayalam Extra" w:cs="BRH Malayalam Extra"/>
+                <w:color w:val="000000"/>
+                <w:sz w:val="28"/>
+                <w:szCs w:val="32"/>
+              </w:rPr>
+              <w:t>–</w:t>
+            </w:r>
+            <w:r>
+              <w:rPr>
+                <w:rFonts w:ascii="BRH Malayalam Extra" w:hAnsi="BRH Malayalam Extra" w:cs="BRH Malayalam Extra"/>
+                <w:color w:val="000000"/>
+                <w:sz w:val="32"/>
+                <w:szCs w:val="32"/>
+              </w:rPr>
+              <w:t>j</w:t>
+            </w:r>
+            <w:r>
+              <w:rPr>
+                <w:rFonts w:ascii="BRH Malayalam Extra" w:hAnsi="BRH Malayalam Extra" w:cs="BRH Malayalam Extra"/>
+                <w:color w:val="000000"/>
+                <w:sz w:val="32"/>
+                <w:szCs w:val="32"/>
+                <w:highlight w:val="green"/>
+              </w:rPr>
+              <w:t>¥</w:t>
+            </w:r>
+            <w:r>
+              <w:rPr>
+                <w:rFonts w:ascii="BRH Malayalam Extra" w:hAnsi="BRH Malayalam Extra" w:cs="BRH Malayalam Extra"/>
+                <w:color w:val="000000"/>
+                <w:sz w:val="32"/>
+                <w:szCs w:val="32"/>
+              </w:rPr>
+              <w:t xml:space="preserve">Zx˜¥RõxZyrx jÇy | </w:t>
+            </w:r>
+          </w:p>
+          <w:p>
+            <w:pPr>
+              <w:widowControl w:val="0"/>
+              <w:autoSpaceDE w:val="0"/>
+              <w:autoSpaceDN w:val="0"/>
+              <w:adjustRightInd w:val="0"/>
+              <w:spacing w:line="240" w:lineRule="auto"/>
+              <w:rPr>
+                <w:rFonts w:ascii="BRH Malayalam Extra" w:hAnsi="BRH Malayalam Extra" w:cs="BRH Malayalam Extra"/>
+                <w:color w:val="000000"/>
+                <w:sz w:val="32"/>
+                <w:szCs w:val="32"/>
+              </w:rPr>
+            </w:pPr>
+            <w:r>
+              <w:rPr>
+                <w:rFonts w:ascii="BRH Malayalam Extra" w:hAnsi="BRH Malayalam Extra" w:cs="BRH Malayalam Extra"/>
+                <w:color w:val="000000"/>
+                <w:sz w:val="32"/>
+                <w:szCs w:val="32"/>
+              </w:rPr>
+              <w:t>(</w:t>
+            </w:r>
+            <w:r>
+              <w:rPr>
+                <w:rFonts w:cs="BRH Malayalam Extra"/>
+                <w:color w:val="000000"/>
+                <w:szCs w:val="32"/>
+              </w:rPr>
+              <w:t>25</w:t>
+            </w:r>
+            <w:r>
+              <w:rPr>
+                <w:rFonts w:ascii="BRH Malayalam Extra" w:hAnsi="BRH Malayalam Extra" w:cs="BRH Malayalam Extra"/>
+                <w:color w:val="000000"/>
+                <w:sz w:val="32"/>
+                <w:szCs w:val="32"/>
+              </w:rPr>
+              <w:t>)</w:t>
+            </w:r>
+            <w:r>
+              <w:rPr>
+                <w:rFonts w:cs="BRH Malayalam Extra"/>
+                <w:color w:val="000000"/>
+                <w:szCs w:val="32"/>
+              </w:rPr>
+              <w:t>[P36</w:t>
+            </w:r>
+            <w:r>
+              <w:rPr>
+                <w:rFonts w:ascii="BRH Malayalam Extra" w:hAnsi="BRH Malayalam Extra" w:cs="BRH Malayalam Extra"/>
+                <w:color w:val="000000"/>
+                <w:sz w:val="32"/>
+                <w:szCs w:val="32"/>
+              </w:rPr>
+              <w:t xml:space="preserve">] </w:t>
+            </w:r>
+            <w:r>
+              <w:rPr>
+                <w:rFonts w:cs="BRH Malayalam Extra"/>
+                <w:color w:val="000000"/>
+                <w:szCs w:val="32"/>
+              </w:rPr>
+              <w:t>7</w:t>
+            </w:r>
+            <w:r>
+              <w:rPr>
+                <w:rFonts w:ascii="BRH Malayalam Extra" w:hAnsi="BRH Malayalam Extra" w:cs="BRH Malayalam Extra"/>
+                <w:color w:val="000000"/>
+                <w:sz w:val="32"/>
+                <w:szCs w:val="32"/>
+              </w:rPr>
+              <w:t>.</w:t>
+            </w:r>
+            <w:r>
+              <w:rPr>
+                <w:rFonts w:cs="BRH Malayalam Extra"/>
+                <w:color w:val="000000"/>
+                <w:szCs w:val="32"/>
+              </w:rPr>
+              <w:t>4</w:t>
+            </w:r>
+            <w:r>
+              <w:rPr>
+                <w:rFonts w:ascii="BRH Malayalam Extra" w:hAnsi="BRH Malayalam Extra" w:cs="BRH Malayalam Extra"/>
+                <w:color w:val="000000"/>
+                <w:sz w:val="32"/>
+                <w:szCs w:val="32"/>
+              </w:rPr>
+              <w:t>.</w:t>
+            </w:r>
+            <w:r>
+              <w:rPr>
+                <w:rFonts w:cs="BRH Malayalam Extra"/>
+                <w:color w:val="000000"/>
+                <w:szCs w:val="32"/>
+              </w:rPr>
+              <w:t>11</w:t>
+            </w:r>
+            <w:r>
+              <w:rPr>
+                <w:rFonts w:ascii="BRH Malayalam Extra" w:hAnsi="BRH Malayalam Extra" w:cs="BRH Malayalam Extra"/>
+                <w:color w:val="000000"/>
+                <w:sz w:val="32"/>
+                <w:szCs w:val="32"/>
+              </w:rPr>
+              <w:t>.</w:t>
+            </w:r>
+            <w:r>
+              <w:rPr>
+                <w:rFonts w:cs="BRH Malayalam Extra"/>
+                <w:color w:val="000000"/>
+                <w:szCs w:val="32"/>
+              </w:rPr>
+              <w:t>3</w:t>
+            </w:r>
+            <w:r>
+              <w:rPr>
+                <w:rFonts w:ascii="BRH Malayalam Extra" w:hAnsi="BRH Malayalam Extra" w:cs="BRH Malayalam Extra"/>
+                <w:color w:val="000000"/>
+                <w:sz w:val="32"/>
+                <w:szCs w:val="32"/>
+              </w:rPr>
+              <w:t>(</w:t>
+            </w:r>
+            <w:r>
+              <w:rPr>
+                <w:rFonts w:cs="BRH Malayalam Extra"/>
+                <w:color w:val="000000"/>
+                <w:szCs w:val="32"/>
+              </w:rPr>
+              <w:t>20</w:t>
+            </w:r>
+            <w:r>
+              <w:rPr>
+                <w:rFonts w:ascii="BRH Malayalam Extra" w:hAnsi="BRH Malayalam Extra" w:cs="BRH Malayalam Extra"/>
+                <w:color w:val="000000"/>
+                <w:sz w:val="32"/>
+                <w:szCs w:val="32"/>
+              </w:rPr>
+              <w:t>)- D</w:t>
+            </w:r>
+            <w:r>
+              <w:rPr>
+                <w:rFonts w:ascii="BRH Malayalam Extra" w:hAnsi="BRH Malayalam Extra" w:cs="BRH Malayalam Extra"/>
+                <w:color w:val="000000"/>
+                <w:sz w:val="28"/>
+                <w:szCs w:val="32"/>
+              </w:rPr>
+              <w:t>–</w:t>
+            </w:r>
+            <w:r>
+              <w:rPr>
+                <w:rFonts w:ascii="BRH Malayalam Extra" w:hAnsi="BRH Malayalam Extra" w:cs="BRH Malayalam Extra"/>
+                <w:color w:val="000000"/>
+                <w:sz w:val="32"/>
+                <w:szCs w:val="32"/>
+              </w:rPr>
+              <w:t>h</w:t>
+            </w:r>
+            <w:r>
+              <w:rPr>
+                <w:rFonts w:ascii="BRH Malayalam Extra" w:hAnsi="BRH Malayalam Extra" w:cs="BRH Malayalam Extra"/>
+                <w:color w:val="000000"/>
+                <w:sz w:val="28"/>
+                <w:szCs w:val="32"/>
+              </w:rPr>
+              <w:t>–</w:t>
+            </w:r>
+            <w:r>
+              <w:rPr>
+                <w:rFonts w:ascii="BRH Malayalam Extra" w:hAnsi="BRH Malayalam Extra" w:cs="BRH Malayalam Extra"/>
+                <w:color w:val="000000"/>
+                <w:sz w:val="32"/>
+                <w:szCs w:val="32"/>
+              </w:rPr>
+              <w:t>j</w:t>
+            </w:r>
+            <w:r>
+              <w:rPr>
+                <w:rFonts w:ascii="BRH Malayalam Extra" w:hAnsi="BRH Malayalam Extra" w:cs="BRH Malayalam Extra"/>
+                <w:color w:val="000000"/>
+                <w:sz w:val="32"/>
+                <w:szCs w:val="32"/>
+                <w:highlight w:val="green"/>
+              </w:rPr>
+              <w:t>¥</w:t>
+            </w:r>
+            <w:r>
+              <w:rPr>
+                <w:rFonts w:ascii="BRH Malayalam Extra" w:hAnsi="BRH Malayalam Extra" w:cs="BRH Malayalam Extra"/>
+                <w:color w:val="000000"/>
+                <w:sz w:val="32"/>
+                <w:szCs w:val="32"/>
+              </w:rPr>
+              <w:t>Zx˜¥RõxZyrx |</w:t>
+            </w:r>
+          </w:p>
+          <w:p>
+            <w:pPr>
+              <w:widowControl w:val="0"/>
+              <w:autoSpaceDE w:val="0"/>
+              <w:autoSpaceDN w:val="0"/>
+              <w:adjustRightInd w:val="0"/>
+              <w:spacing w:line="240" w:lineRule="auto"/>
+              <w:rPr>
+                <w:rFonts w:ascii="BRH Malayalam Extra" w:hAnsi="BRH Malayalam Extra" w:cs="BRH Malayalam Extra"/>
+                <w:color w:val="000000"/>
+                <w:sz w:val="32"/>
+                <w:szCs w:val="32"/>
+              </w:rPr>
+            </w:pPr>
+            <w:r>
+              <w:rPr>
+                <w:rFonts w:ascii="BRH Malayalam Extra" w:hAnsi="BRH Malayalam Extra" w:cs="BRH Malayalam Extra"/>
+                <w:color w:val="000000"/>
+                <w:sz w:val="32"/>
+                <w:szCs w:val="32"/>
+              </w:rPr>
+              <w:t>D</w:t>
+            </w:r>
+            <w:r>
+              <w:rPr>
+                <w:rFonts w:ascii="BRH Malayalam Extra" w:hAnsi="BRH Malayalam Extra" w:cs="BRH Malayalam Extra"/>
+                <w:color w:val="000000"/>
+                <w:sz w:val="28"/>
+                <w:szCs w:val="32"/>
+              </w:rPr>
+              <w:t>–</w:t>
+            </w:r>
+            <w:r>
+              <w:rPr>
+                <w:rFonts w:ascii="BRH Malayalam Extra" w:hAnsi="BRH Malayalam Extra" w:cs="BRH Malayalam Extra"/>
+                <w:color w:val="000000"/>
+                <w:sz w:val="32"/>
+                <w:szCs w:val="32"/>
+              </w:rPr>
+              <w:t>h</w:t>
+            </w:r>
+            <w:r>
+              <w:rPr>
+                <w:rFonts w:ascii="BRH Malayalam Extra" w:hAnsi="BRH Malayalam Extra" w:cs="BRH Malayalam Extra"/>
+                <w:color w:val="000000"/>
+                <w:sz w:val="28"/>
+                <w:szCs w:val="32"/>
+              </w:rPr>
+              <w:t>–</w:t>
+            </w:r>
+            <w:r>
+              <w:rPr>
+                <w:rFonts w:ascii="BRH Malayalam Extra" w:hAnsi="BRH Malayalam Extra" w:cs="BRH Malayalam Extra"/>
+                <w:color w:val="000000"/>
+                <w:sz w:val="32"/>
+                <w:szCs w:val="32"/>
+              </w:rPr>
+              <w:t>j</w:t>
+            </w:r>
+            <w:r>
+              <w:rPr>
+                <w:rFonts w:ascii="BRH Malayalam Extra" w:hAnsi="BRH Malayalam Extra" w:cs="BRH Malayalam Extra"/>
+                <w:color w:val="000000"/>
+                <w:sz w:val="32"/>
+                <w:szCs w:val="32"/>
+                <w:highlight w:val="green"/>
+              </w:rPr>
+              <w:t>¥</w:t>
+            </w:r>
+            <w:r>
+              <w:rPr>
+                <w:rFonts w:ascii="BRH Malayalam Extra" w:hAnsi="BRH Malayalam Extra" w:cs="BRH Malayalam Extra"/>
+                <w:color w:val="000000"/>
+                <w:sz w:val="32"/>
+                <w:szCs w:val="32"/>
+              </w:rPr>
+              <w:t>Zx˜¥RõxZy</w:t>
+            </w:r>
+            <w:r>
+              <w:rPr>
+                <w:rFonts w:ascii="BRH Malayalam Extra" w:hAnsi="BRH Malayalam Extra" w:cs="BRH Malayalam Extra"/>
+                <w:color w:val="000000"/>
+                <w:sz w:val="28"/>
+                <w:szCs w:val="32"/>
+              </w:rPr>
+              <w:t>–</w:t>
+            </w:r>
+            <w:r>
+              <w:rPr>
+                <w:rFonts w:ascii="BRH Malayalam Extra" w:hAnsi="BRH Malayalam Extra" w:cs="BRH Malayalam Extra"/>
+                <w:color w:val="000000"/>
+                <w:sz w:val="32"/>
+                <w:szCs w:val="32"/>
+              </w:rPr>
+              <w:t>¥rZõ¡—h</w:t>
+            </w:r>
+            <w:r>
+              <w:rPr>
+                <w:rFonts w:ascii="BRH Malayalam Extra" w:hAnsi="BRH Malayalam Extra" w:cs="BRH Malayalam Extra"/>
+                <w:color w:val="000000"/>
+                <w:sz w:val="28"/>
+                <w:szCs w:val="32"/>
+              </w:rPr>
+              <w:t>–</w:t>
+            </w:r>
+            <w:r>
+              <w:rPr>
+                <w:rFonts w:ascii="BRH Malayalam Extra" w:hAnsi="BRH Malayalam Extra" w:cs="BRH Malayalam Extra"/>
+                <w:color w:val="000000"/>
+                <w:sz w:val="32"/>
+                <w:szCs w:val="32"/>
+              </w:rPr>
+              <w:t>jZ—J - ¥Rõx</w:t>
+            </w:r>
+            <w:r>
+              <w:rPr>
+                <w:rFonts w:ascii="BRH Malayalam Extra" w:hAnsi="BRH Malayalam Extra" w:cs="BRH Malayalam Extra"/>
+                <w:color w:val="000000"/>
+                <w:sz w:val="28"/>
+                <w:szCs w:val="32"/>
+              </w:rPr>
+              <w:t>–</w:t>
+            </w:r>
+            <w:r>
+              <w:rPr>
+                <w:rFonts w:ascii="BRH Malayalam Extra" w:hAnsi="BRH Malayalam Extra" w:cs="BRH Malayalam Extra"/>
+                <w:color w:val="000000"/>
+                <w:sz w:val="32"/>
+                <w:szCs w:val="32"/>
+              </w:rPr>
+              <w:t>Zy</w:t>
+            </w:r>
+            <w:r>
+              <w:rPr>
+                <w:rFonts w:ascii="BRH Malayalam Extra" w:hAnsi="BRH Malayalam Extra" w:cs="BRH Malayalam Extra"/>
+                <w:color w:val="000000"/>
+                <w:sz w:val="28"/>
+                <w:szCs w:val="32"/>
+              </w:rPr>
+              <w:t>–</w:t>
+            </w:r>
+            <w:r>
+              <w:rPr>
+                <w:rFonts w:ascii="BRH Malayalam Extra" w:hAnsi="BRH Malayalam Extra" w:cs="BRH Malayalam Extra"/>
+                <w:color w:val="000000"/>
+                <w:sz w:val="32"/>
+                <w:szCs w:val="32"/>
+              </w:rPr>
+              <w:t>rx</w:t>
+            </w:r>
+            <w:r>
+              <w:rPr>
+                <w:rFonts w:ascii="BRH Malayalam Extra" w:hAnsi="BRH Malayalam Extra" w:cs="BRH Malayalam Extra"/>
+                <w:color w:val="000000"/>
+                <w:sz w:val="28"/>
+                <w:szCs w:val="32"/>
+              </w:rPr>
+              <w:t>–</w:t>
+            </w:r>
+            <w:r>
+              <w:rPr>
+                <w:rFonts w:ascii="BRH Malayalam Extra" w:hAnsi="BRH Malayalam Extra" w:cs="BRH Malayalam Extra"/>
+                <w:color w:val="000000"/>
+                <w:sz w:val="32"/>
+                <w:szCs w:val="32"/>
+              </w:rPr>
+              <w:t xml:space="preserve"> | </w:t>
             </w:r>
           </w:p>
         </w:tc>
@@ -1489,6 +6487,58 @@
           <w:u w:val="single"/>
         </w:rPr>
       </w:pPr>
+    </w:p>
+    <w:p>
+      <w:pPr>
+        <w:spacing w:before="0" w:line="240" w:lineRule="auto"/>
+        <w:jc w:val="center"/>
+        <w:rPr>
+          <w:b/>
+          <w:bCs/>
+          <w:sz w:val="32"/>
+          <w:szCs w:val="32"/>
+          <w:u w:val="single"/>
+        </w:rPr>
+      </w:pPr>
+    </w:p>
+    <w:p>
+      <w:pPr>
+        <w:spacing w:before="0" w:line="240" w:lineRule="auto"/>
+        <w:jc w:val="center"/>
+        <w:rPr>
+          <w:b/>
+          <w:bCs/>
+          <w:sz w:val="32"/>
+          <w:szCs w:val="32"/>
+          <w:u w:val="single"/>
+        </w:rPr>
+      </w:pPr>
+    </w:p>
+    <w:p>
+      <w:pPr>
+        <w:spacing w:before="0" w:line="240" w:lineRule="auto"/>
+        <w:jc w:val="center"/>
+        <w:rPr>
+          <w:b/>
+          <w:bCs/>
+          <w:sz w:val="32"/>
+          <w:szCs w:val="32"/>
+          <w:u w:val="single"/>
+        </w:rPr>
+      </w:pPr>
+    </w:p>
+    <w:p>
+      <w:pPr>
+        <w:spacing w:before="0" w:line="240" w:lineRule="auto"/>
+        <w:jc w:val="center"/>
+        <w:rPr>
+          <w:b/>
+          <w:bCs/>
+          <w:sz w:val="32"/>
+          <w:szCs w:val="32"/>
+          <w:u w:val="single"/>
+        </w:rPr>
+      </w:pPr>
       <w:r>
         <w:rPr>
           <w:b/>
@@ -1497,6 +6547,7 @@
           <w:szCs w:val="32"/>
           <w:u w:val="single"/>
         </w:rPr>
+        <w:lastRenderedPageBreak/>
         <w:t xml:space="preserve">TS </w:t>
       </w:r>
       <w:r>
@@ -1768,102 +6819,6 @@
                 <w:color w:val="000000"/>
                 <w:sz w:val="32"/>
                 <w:szCs w:val="32"/>
-              </w:rPr>
-            </w:pPr>
-            <w:r>
-              <w:rPr>
-                <w:rFonts w:cs="Arial"/>
-                <w:color w:val="000000"/>
-                <w:sz w:val="32"/>
-                <w:szCs w:val="32"/>
-              </w:rPr>
-              <w:t>None</w:t>
-            </w:r>
-            <w:r>
-              <w:rPr>
-                <w:rFonts w:cs="Arial"/>
-                <w:color w:val="000000"/>
-                <w:sz w:val="32"/>
-                <w:szCs w:val="32"/>
-              </w:rPr>
-              <w:t xml:space="preserve">                            </w:t>
-            </w:r>
-            <w:r>
-              <w:rPr>
-                <w:rFonts w:cs="Arial"/>
-                <w:color w:val="000000"/>
-                <w:sz w:val="32"/>
-                <w:szCs w:val="32"/>
-              </w:rPr>
-              <w:t>None</w:t>
-            </w:r>
-          </w:p>
-        </w:tc>
-      </w:tr>
-      <w:tr>
-        <w:trPr>
-          <w:trHeight w:val="540"/>
-        </w:trPr>
-        <w:tc>
-          <w:tcPr>
-            <w:tcW w:w="7024" w:type="dxa"/>
-          </w:tcPr>
-          <w:p>
-            <w:pPr>
-              <w:widowControl w:val="0"/>
-              <w:autoSpaceDE w:val="0"/>
-              <w:autoSpaceDN w:val="0"/>
-              <w:adjustRightInd w:val="0"/>
-              <w:spacing w:before="0" w:line="240" w:lineRule="auto"/>
-              <w:rPr>
-                <w:rFonts w:cs="BRH Malayalam Extra"/>
-                <w:szCs w:val="40"/>
-              </w:rPr>
-            </w:pPr>
-            <w:r>
-              <w:rPr>
-                <w:rFonts w:cs="Arial"/>
-                <w:color w:val="000000"/>
-                <w:sz w:val="32"/>
-                <w:szCs w:val="32"/>
-              </w:rPr>
-              <w:t>None</w:t>
-            </w:r>
-            <w:r>
-              <w:rPr>
-                <w:rFonts w:cs="Arial"/>
-                <w:color w:val="000000"/>
-                <w:sz w:val="32"/>
-                <w:szCs w:val="32"/>
-              </w:rPr>
-              <w:t xml:space="preserve">                            </w:t>
-            </w:r>
-            <w:r>
-              <w:rPr>
-                <w:rFonts w:cs="Arial"/>
-                <w:color w:val="000000"/>
-                <w:sz w:val="32"/>
-                <w:szCs w:val="32"/>
-              </w:rPr>
-              <w:t>None</w:t>
-            </w:r>
-          </w:p>
-        </w:tc>
-        <w:tc>
-          <w:tcPr>
-            <w:tcW w:w="7230" w:type="dxa"/>
-          </w:tcPr>
-          <w:p>
-            <w:pPr>
-              <w:widowControl w:val="0"/>
-              <w:autoSpaceDE w:val="0"/>
-              <w:autoSpaceDN w:val="0"/>
-              <w:adjustRightInd w:val="0"/>
-              <w:spacing w:before="0" w:line="240" w:lineRule="auto"/>
-              <w:rPr>
-                <w:rFonts w:cs="BRH Malayalam Extra"/>
-                <w:color w:val="000000"/>
-                <w:szCs w:val="40"/>
               </w:rPr>
             </w:pPr>
             <w:r>
